--- a/docs/tech-report.docx
+++ b/docs/tech-report.docx
@@ -247,6 +247,20 @@
           <w:sz w:val="21"/>
         </w:rPr>
         <w:t>基线为 Baset Labs 的 elephant-1（9B，Qwen3.5-9B 全量微调而来，答案槽位读出口径为 slot_lm、注意力为 block-bidirectional）。上限参照为同系列的 mammoth-1（27B）。另有 Strands 的 Decider-2B 作为小模型参照。三者均以本机 bf16 自托管推理。</w:t>
+      </w:r>
+    </w:p>
+    <w:p>
+      <w:pPr>
+        <w:spacing w:after="120" w:line="336" w:lineRule="auto"/>
+        <w:ind w:firstLine="420"/>
+      </w:pPr>
+      <w:r>
+        <w:rPr>
+          <w:rFonts w:ascii="宋体" w:hAnsi="宋体" w:eastAsia="宋体"/>
+          <w:b w:val="0"/>
+          <w:sz w:val="21"/>
+        </w:rPr>
+        <w:t>需要说明与 Jev 的关系。Jev 是 TypeSafe AI 的闭源模型，官方从未公开其参数量，仅通过 API 提供服务，且文档明确指出它不接受针对客户数据的微调或 LoRA 适配。因此它无法作为本项目的微调对象，本文所用的是同范式的开源实现。截至 2026 年 10 月，Jev Decision Index 榜单上 Jev 得 60.2 分，低于多个开源 27B 模型（榜首 71.5），同生态的 OneJev 系列（0.8B/4B/9B/27B）分别为 29.0/49.2/53.3/59.9，规模与得分大致单调。这说明该范式的可训练能力目前主要承载于开源权重之上。</w:t>
       </w:r>
     </w:p>
     <w:p>

--- a/docs/tech-report.docx
+++ b/docs/tech-report.docx
@@ -11,7 +11,7 @@
         <w:rPr>
           <w:rFonts w:ascii="黑体" w:hAnsi="黑体" w:eastAsia="黑体"/>
           <w:b/>
-          <w:sz w:val="38"/>
+          <w:sz w:val="36"/>
         </w:rPr>
         <w:t>决策模型的参数高效适配：</w:t>
       </w:r>
@@ -25,9 +25,9 @@
         <w:rPr>
           <w:rFonts w:ascii="黑体" w:hAnsi="黑体" w:eastAsia="黑体"/>
           <w:b/>
-          <w:sz w:val="38"/>
+          <w:sz w:val="36"/>
         </w:rPr>
-        <w:t>软标签与温度校准对准确率和置信度路由的影响</w:t>
+        <w:t>软标签、温度校准与跨域泛化</w:t>
       </w:r>
     </w:p>
     <w:p>
@@ -97,7 +97,7 @@
           <w:b w:val="0"/>
           <w:sz w:val="21"/>
         </w:rPr>
-        <w:t>本文在一个 9B 决策模型（elephant-1）上做了四组 LoRA 适配实验，在 JevBench public-231 上以同一口径评测。实验发现：使用 one-hot 硬标签训练会使准确率微增 1 条，但校准误差（ECE）从 0.0338 恶化到 0.0840，高置信度却答错的样本从 1 条增至 14 条，置信度闸门基本失效。改用由教师模型输出分布构造的软标签、并降低训练强度后，校准完全恢复但准确率回到基线。将两者组合（软标签 + 2 个 epoch）并施加温度缩放后，准确率提升至 210/231（90.91%），且在 0.9 阈值下可自动采纳 75.8% 的请求、采纳准确率 99.43%，优于基线模型的 73.7% / 99.36%。</w:t>
+        <w:t>本文在一个 9B 决策模型（elephant-1）上做了四组 LoRA 适配实验，并在三个层次上验证其影响：JevBench public-231 上的准确率与校准、四个公开数据集上的跨域泛化、以及难样本条件下的置信度可靠性。实验发现：使用 one-hot 硬标签训练会使准确率微增 1 条，但校准误差（ECE）从 0.0338 恶化到 0.0840，高置信度却答错的样本从 1 条增至 14 条，置信度闸门基本失效。改用由教师模型输出分布构造的软标签、并降低训练强度后，校准完全恢复但准确率回到基线；两者组合（软标签 + 2 epoch）并施加温度缩放后，准确率提升至 210/231（90.91%），且在 0.9 阈值下可自动采纳 75.8% 的请求、采纳准确率 99.43%，优于基线模型的 72.7% / 99.40%。</w:t>
       </w:r>
     </w:p>
     <w:p>
@@ -111,7 +111,53 @@
           <w:b w:val="0"/>
           <w:sz w:val="21"/>
         </w:rPr>
-        <w:t>消融显示：训练强度决定准确率增益，软标签决定校准下限——软标签是减震器而非发动机。此外，温度参数本身可作为过度自信的诊断指标；本项目中基线为 0.97、硬标签微调后升至 2.23、软标签方案为 1.31。</w:t>
+        <w:t>跨域评测给出更完整但更克制的结论。在 1,200 条随机负样本任务上，微调后的模型没有可检测的能力退化（净 −1 条，McNemar p = 1.000），但该集合已饱和（三代模型 97.8–98.3%），分辨率仅 ±0.8 个点。将干扰项换成语义最相近的类别后，难度提升到 banking77 30.33%、clinc150 53.67%：准确率仍无显著退化（−0.50 个点，p = 0.210），但</w:t>
+      </w:r>
+      <w:r>
+        <w:rPr>
+          <w:rFonts w:ascii="宋体" w:hAnsi="宋体" w:eastAsia="宋体"/>
+          <w:b/>
+          <w:sz w:val="21"/>
+        </w:rPr>
+        <w:t>高置信错误从 22 条增至 47 条、采纳精度从 96.52% 降至 93.14%</w:t>
+      </w:r>
+      <w:r>
+        <w:rPr>
+          <w:rFonts w:ascii="宋体" w:hAnsi="宋体" w:eastAsia="宋体"/>
+          <w:b w:val="0"/>
+          <w:sz w:val="21"/>
+        </w:rPr>
+        <w:t>。也就是说，微调的代价不在于变笨，而在于</w:t>
+      </w:r>
+      <w:r>
+        <w:rPr>
+          <w:rFonts w:ascii="宋体" w:hAnsi="宋体" w:eastAsia="宋体"/>
+          <w:b/>
+          <w:sz w:val="21"/>
+        </w:rPr>
+        <w:t>在越难的输入上越不该被相信</w:t>
+      </w:r>
+      <w:r>
+        <w:rPr>
+          <w:rFonts w:ascii="宋体" w:hAnsi="宋体" w:eastAsia="宋体"/>
+          <w:b w:val="0"/>
+          <w:sz w:val="21"/>
+        </w:rPr>
+        <w:t>。温度缩放能修掉这部分的约一半（错误 47 → 26），但修不干净。</w:t>
+      </w:r>
+    </w:p>
+    <w:p>
+      <w:pPr>
+        <w:spacing w:after="120" w:line="336" w:lineRule="auto"/>
+        <w:ind w:firstLine="420"/>
+      </w:pPr>
+      <w:r>
+        <w:rPr>
+          <w:rFonts w:ascii="宋体" w:hAnsi="宋体" w:eastAsia="宋体"/>
+          <w:b w:val="0"/>
+          <w:sz w:val="21"/>
+        </w:rPr>
+        <w:t>基于此，本文给出可操作的部署口径：简单流量上沿用 0.9 阈值即可；难流量上，同一模型为达到 98% 采纳精度需把阈值提到 0.97（基线）或 0.99（微调版），而微调版无论阈值多高都无法在难流量上达到 99% 精度。用 top-1 与 top-2 的概率差作为难度探针可显著改善这一权衡。</w:t>
       </w:r>
     </w:p>
     <w:p>
@@ -178,7 +224,7 @@
           <w:b/>
           <w:sz w:val="25"/>
         </w:rPr>
-        <w:t>1.2  核心问题</w:t>
+        <w:t>1.2  核心问题：置信度能不能用来分流</w:t>
       </w:r>
     </w:p>
     <w:p>
@@ -192,7 +238,7 @@
           <w:b w:val="0"/>
           <w:sz w:val="21"/>
         </w:rPr>
-        <w:t>在实际部署中，决策模型通常配合一个置信度阈值工作：置信度高于阈值则直接采纳，低于阈值转人工复核。这一机制成立的前提是概率经过校准——模型说 0.9 时，实际应有约 90% 的正确率。</w:t>
+        <w:t>实际部署中，决策模型通常配合一个置信度阈值工作：置信度高于阈值则直接采纳，低于阈值转人工复核。这一机制成立的前提是概率经过校准——模型说 0.9 时，实际应有约 90% 的正确率。</w:t>
       </w:r>
     </w:p>
     <w:p>
@@ -206,7 +252,37 @@
           <w:b w:val="0"/>
           <w:sz w:val="21"/>
         </w:rPr>
-        <w:t>微调会改变模型的输出分布。若用 one-hot 目标训练，交叉熵会持续推动正确项的概率趋向 1，使模型对所有输入都过度自信。此时阈值机制会退化：闸门或全部放行（失去拦截作用），或全部拦截（失去效率）。本文要回答的正是：能否在提升准确率的同时保住这一机制。</w:t>
+        <w:t>微调会改变输出分布。若用 one-hot 目标训练，交叉熵会持续推动正确项概率趋向 1，使模型对所有输入都过度自信。此时阈值机制退化：闸门或全部放行（失去拦截作用），或全部拦截（失去效率）。</w:t>
+      </w:r>
+    </w:p>
+    <w:p>
+      <w:pPr>
+        <w:spacing w:after="120" w:line="336" w:lineRule="auto"/>
+        <w:ind w:firstLine="420"/>
+      </w:pPr>
+      <w:r>
+        <w:rPr>
+          <w:rFonts w:ascii="宋体" w:hAnsi="宋体" w:eastAsia="宋体"/>
+          <w:b w:val="0"/>
+          <w:sz w:val="21"/>
+        </w:rPr>
+        <w:t>还有一个更隐蔽的问题：</w:t>
+      </w:r>
+      <w:r>
+        <w:rPr>
+          <w:rFonts w:ascii="宋体" w:hAnsi="宋体" w:eastAsia="宋体"/>
+          <w:b/>
+          <w:sz w:val="21"/>
+        </w:rPr>
+        <w:t>校准是全局平均指标，而路由只关心高置信区间</w:t>
+      </w:r>
+      <w:r>
+        <w:rPr>
+          <w:rFonts w:ascii="宋体" w:hAnsi="宋体" w:eastAsia="宋体"/>
+          <w:b w:val="0"/>
+          <w:sz w:val="21"/>
+        </w:rPr>
+        <w:t>。一个模型可以在全局 ECE 上变差、却仍在高置信区间表现良好；反之亦然。因此本文除了 ECE，还单独报告阈值下的覆盖率、采纳精度与高置信错误数。</w:t>
       </w:r>
     </w:p>
     <w:p>
@@ -246,7 +322,7 @@
           <w:b w:val="0"/>
           <w:sz w:val="21"/>
         </w:rPr>
-        <w:t>基线为 Baset Labs 的 elephant-1（9B，Qwen3.5-9B 全量微调而来，答案槽位读出口径为 slot_lm、注意力为 block-bidirectional）。上限参照为同系列的 mammoth-1（27B）。另有 Strands 的 Decider-2B 作为小模型参照。三者均以本机 bf16 自托管推理。</w:t>
+        <w:t>基线为 Baset Labs 的 elephant-1（9B，Qwen3.5-9B 全量微调而来，槽位读取为 slot_lm，注意力为 block-bidirectional）。上限参照为同系列 mammoth-1（27B），另有 Strands 的 Decider-2B 作为小模型参照。三者均以本机 bf16 自托管推理，同一套服务封装、同一套评测脚本。</w:t>
       </w:r>
     </w:p>
     <w:p>
@@ -260,7 +336,7 @@
           <w:b w:val="0"/>
           <w:sz w:val="21"/>
         </w:rPr>
-        <w:t>需要说明与 Jev 的关系。Jev 是 TypeSafe AI 的闭源模型，官方从未公开其参数量，仅通过 API 提供服务，且文档明确指出它不接受针对客户数据的微调或 LoRA 适配。因此它无法作为本项目的微调对象，本文所用的是同范式的开源实现。截至 2026 年 10 月，Jev Decision Index 榜单上 Jev 得 60.2 分，低于多个开源 27B 模型（榜首 71.5），同生态的 OneJev 系列（0.8B/4B/9B/27B）分别为 29.0/49.2/53.3/59.9，规模与得分大致单调。这说明该范式的可训练能力目前主要承载于开源权重之上。</w:t>
+        <w:t>关于 Jev：它是 TypeSafe AI 的闭源模型，官方从未公开参数量，仅通过 API 提供服务，且文档明确指出它不接受针对客户数据的微调或 LoRA 适配。因此它无法作为本项目的微调对象。截至 2026 年 10 月，Jev Decision Index 榜单上 Jev 得 60.2 分，低于多个开源 27B 模型（榜首 71.5）；同生态的 OneJev 系列（0.8B/4B/9B/27B）分别为 29.0/49.2/53.3/59.9，规模与得分大致单调。值得注意的是，该榜单当前第一名是一个 4B 底座加 LoRA 的方案（65.84 分），说明「LoRA 适配决策模型」这条路已被验证可行。</w:t>
       </w:r>
     </w:p>
     <w:p>
@@ -287,7 +363,21 @@
           <w:b w:val="0"/>
           <w:sz w:val="21"/>
         </w:rPr>
-        <w:t>JevBench public-231：231 条公开测试题，覆盖 18 个任务族，分为 easy（48）/ original（72）/ hard（111）三档。全部 231 条经核实为官方原创场景，与所用训练数据不同源（见 3.2 节污染检查）。</w:t>
+        <w:t>主评测集为 JevBench public-231：231 条公开测试题，覆盖 18 个任务族，分 easy（48）/ original（72）/ hard（111）三档。全部 231 条经核实为官方原创场景，与所用训练数据不同源（见 3.2 节）。</w:t>
+      </w:r>
+    </w:p>
+    <w:p>
+      <w:pPr>
+        <w:spacing w:after="120" w:line="336" w:lineRule="auto"/>
+        <w:ind w:firstLine="420"/>
+      </w:pPr>
+      <w:r>
+        <w:rPr>
+          <w:rFonts w:ascii="宋体" w:hAnsi="宋体" w:eastAsia="宋体"/>
+          <w:b w:val="0"/>
+          <w:sz w:val="21"/>
+        </w:rPr>
+        <w:t>由于 public-231 已被用于拟合温度与挑选 checkpoint，另建 1,200 条跨域评测：banking77（意图路由）、clinc150（意图路由）、ai2_arc（科学推理）、imdb（长文本情感），各 300 条，与训练配比零交集。该集合有两套难度：随机负样本版与难负样本版（见 3.5 节）。</w:t>
       </w:r>
     </w:p>
     <w:p>
@@ -328,7 +418,7 @@
           <w:b w:val="0"/>
           <w:sz w:val="21"/>
         </w:rPr>
-        <w:t>Brier：所有选项上 (p - y)² 之和的均值，越低越好，衡量整个概率分布的质量。</w:t>
+        <w:t>Brier：所有选项上 (p − y)² 之和的均值，越低越好，衡量整个概率分布的质量。</w:t>
       </w:r>
     </w:p>
     <w:p>
@@ -342,7 +432,7 @@
           <w:b w:val="0"/>
           <w:sz w:val="21"/>
         </w:rPr>
-        <w:t>ECE：按置信度分箱后，平均置信度与实际准确率的偏差。衡量“说 0.9 时是否真的有 90% 正确”。</w:t>
+        <w:t>ECE：按置信度十等分箱后，平均置信度与实际准确率的偏差。衡量「说 0.9 时是否真有 90% 正确」。</w:t>
       </w:r>
     </w:p>
     <w:p>
@@ -356,7 +446,21 @@
           <w:b w:val="0"/>
           <w:sz w:val="21"/>
         </w:rPr>
-        <w:t>路由指标：给定阈值下的覆盖率（可直接采纳的比例）与采纳准确率（被采纳部分中正确的比例）。</w:t>
+        <w:t>NLL：正确标签的负对数似然均值。在准确率饱和时，它比准确率更能区分模型。</w:t>
+      </w:r>
+    </w:p>
+    <w:p>
+      <w:pPr>
+        <w:pStyle w:val="ListBullet"/>
+        <w:spacing w:after="60" w:line="324" w:lineRule="auto"/>
+      </w:pPr>
+      <w:r>
+        <w:rPr>
+          <w:rFonts w:ascii="宋体" w:hAnsi="宋体" w:eastAsia="宋体"/>
+          <w:b w:val="0"/>
+          <w:sz w:val="21"/>
+        </w:rPr>
+        <w:t>路由指标：给定阈值下的覆盖率（可直接采纳的比例）、采纳精度（被采纳部分中正确的比例）、高置信错误数。</w:t>
       </w:r>
     </w:p>
     <w:p>
@@ -396,7 +500,7 @@
           <w:b w:val="0"/>
           <w:sz w:val="21"/>
         </w:rPr>
-        <w:t>基线 elephant-1 在 231 条上取得 208/231（90.04%），Brier 0.1289，ECE 0.0338。按任务族拆分错误后发现：23 条错误集中在 temporal_numeric（8 条）、long_policy（5 条）、multi_hop（5 条）、judge_hard（4 条）、tradeoff（1 条），easy 与 original 两档已接近满分。</w:t>
+        <w:t>基线 elephant-1 在 231 条上取得 208/231（90.04%），Brier 0.1289，ECE 0.0338。按任务族拆分 23 条错误后发现：temporal_numeric（8 条）、long_policy（5 条）、multi_hop（5 条）、judge_hard（4 条）、tradeoff（1 条），easy 与 original 两档已接近满分。差距全部集中在 hard 档（58.6% → 87.4%，2B 与 27B 对比）。</w:t>
       </w:r>
     </w:p>
     <w:p>
@@ -410,7 +514,7 @@
           <w:b w:val="0"/>
           <w:sz w:val="21"/>
         </w:rPr>
-        <w:t>这决定了后续所有数据工作的方向：应当针对这四类弱项投放训练样本，而不是无差别扩充通用数据。</w:t>
+        <w:t>这决定了后续所有数据工作的方向：应针对这几类弱项投放训练样本，而不是无差别扩充通用数据。</w:t>
       </w:r>
     </w:p>
     <w:p>
@@ -423,7 +527,7 @@
           <w:b/>
           <w:sz w:val="25"/>
         </w:rPr>
-        <w:t>3.2  训练数据构造</w:t>
+        <w:t>3.2  训练数据构造与审计</w:t>
       </w:r>
     </w:p>
     <w:p>
@@ -451,7 +555,7 @@
           <w:b/>
           <w:sz w:val="18"/>
         </w:rPr>
-        <w:t>表 1  训练数据来源</w:t>
+        <w:t>表 1  训练数据来源（合计 1,166 条）</w:t>
       </w:r>
     </w:p>
     <w:tbl>
@@ -459,6 +563,7 @@
         <w:tblStyle w:val="LightGrid-Accent1"/>
         <w:tblW w:type="auto" w:w="0"/>
         <w:jc w:val="center"/>
+        <w:tblLayout w:type="fixed"/>
         <w:tblLook w:firstColumn="1" w:firstRow="1" w:lastColumn="0" w:lastRow="0" w:noHBand="0" w:noVBand="1" w:val="04A0"/>
       </w:tblPr>
       <w:tblGrid>
@@ -470,7 +575,7 @@
       <w:tr>
         <w:tc>
           <w:tcPr>
-            <w:tcW w:type="dxa" w:w="2948"/>
+            <w:tcW w:type="dxa" w:w="2770"/>
           </w:tcPr>
           <w:p>
             <w:pPr>
@@ -489,7 +594,7 @@
         </w:tc>
         <w:tc>
           <w:tcPr>
-            <w:tcW w:type="dxa" w:w="3402"/>
+            <w:tcW w:type="dxa" w:w="3197"/>
           </w:tcPr>
           <w:p>
             <w:pPr>
@@ -508,7 +613,7 @@
         </w:tc>
         <w:tc>
           <w:tcPr>
-            <w:tcW w:type="dxa" w:w="1701"/>
+            <w:tcW w:type="dxa" w:w="1598"/>
           </w:tcPr>
           <w:p>
             <w:pPr>
@@ -527,7 +632,7 @@
         </w:tc>
         <w:tc>
           <w:tcPr>
-            <w:tcW w:type="dxa" w:w="1361"/>
+            <w:tcW w:type="dxa" w:w="1279"/>
           </w:tcPr>
           <w:p>
             <w:pPr>
@@ -548,7 +653,7 @@
       <w:tr>
         <w:tc>
           <w:tcPr>
-            <w:tcW w:type="dxa" w:w="2948"/>
+            <w:tcW w:type="dxa" w:w="2770"/>
           </w:tcPr>
           <w:p>
             <w:pPr>
@@ -566,7 +671,7 @@
         </w:tc>
         <w:tc>
           <w:tcPr>
-            <w:tcW w:type="dxa" w:w="3402"/>
+            <w:tcW w:type="dxa" w:w="3197"/>
           </w:tcPr>
           <w:p>
             <w:pPr>
@@ -584,7 +689,7 @@
         </w:tc>
         <w:tc>
           <w:tcPr>
-            <w:tcW w:type="dxa" w:w="1701"/>
+            <w:tcW w:type="dxa" w:w="1598"/>
           </w:tcPr>
           <w:p>
             <w:pPr>
@@ -602,7 +707,7 @@
         </w:tc>
         <w:tc>
           <w:tcPr>
-            <w:tcW w:type="dxa" w:w="1361"/>
+            <w:tcW w:type="dxa" w:w="1279"/>
           </w:tcPr>
           <w:p>
             <w:pPr>
@@ -622,7 +727,7 @@
       <w:tr>
         <w:tc>
           <w:tcPr>
-            <w:tcW w:type="dxa" w:w="2948"/>
+            <w:tcW w:type="dxa" w:w="2770"/>
           </w:tcPr>
           <w:p>
             <w:pPr>
@@ -640,7 +745,7 @@
         </w:tc>
         <w:tc>
           <w:tcPr>
-            <w:tcW w:type="dxa" w:w="3402"/>
+            <w:tcW w:type="dxa" w:w="3197"/>
           </w:tcPr>
           <w:p>
             <w:pPr>
@@ -658,7 +763,7 @@
         </w:tc>
         <w:tc>
           <w:tcPr>
-            <w:tcW w:type="dxa" w:w="1701"/>
+            <w:tcW w:type="dxa" w:w="1598"/>
           </w:tcPr>
           <w:p>
             <w:pPr>
@@ -676,7 +781,7 @@
         </w:tc>
         <w:tc>
           <w:tcPr>
-            <w:tcW w:type="dxa" w:w="1361"/>
+            <w:tcW w:type="dxa" w:w="1279"/>
           </w:tcPr>
           <w:p>
             <w:pPr>
@@ -696,7 +801,7 @@
       <w:tr>
         <w:tc>
           <w:tcPr>
-            <w:tcW w:type="dxa" w:w="2948"/>
+            <w:tcW w:type="dxa" w:w="2770"/>
           </w:tcPr>
           <w:p>
             <w:pPr>
@@ -714,7 +819,7 @@
         </w:tc>
         <w:tc>
           <w:tcPr>
-            <w:tcW w:type="dxa" w:w="3402"/>
+            <w:tcW w:type="dxa" w:w="3197"/>
           </w:tcPr>
           <w:p>
             <w:pPr>
@@ -732,7 +837,7 @@
         </w:tc>
         <w:tc>
           <w:tcPr>
-            <w:tcW w:type="dxa" w:w="1701"/>
+            <w:tcW w:type="dxa" w:w="1598"/>
           </w:tcPr>
           <w:p>
             <w:pPr>
@@ -750,7 +855,7 @@
         </w:tc>
         <w:tc>
           <w:tcPr>
-            <w:tcW w:type="dxa" w:w="1361"/>
+            <w:tcW w:type="dxa" w:w="1279"/>
           </w:tcPr>
           <w:p>
             <w:pPr>
@@ -784,7 +889,21 @@
           <w:b w:val="0"/>
           <w:sz w:val="21"/>
         </w:rPr>
-        <w:t>对 OneJev-Data 的审计发现三个必须处理的问题：69.0% 的样本依赖图像（纯文本模型不可用）；42% 的标签来自 LLM 蒸馏（可靠性不足）；question / target 字段在 parquet 中为 JSON 字符串而非对象，直接输入训练器会抛出 AttributeError。经模态、许可、标签可信度、长度四道筛选后，94,707 条中仅 717 条（0.76%）可用。</w:t>
+        <w:t>对 OneJev-Data 的审计发现三个必须处理的问题：仅 30.69% 为纯文本（其余依赖图像，纯文本模型不可用）；纯文本子集中 42% 的标签来自 LLM 蒸馏，人工标注仅 3 条；question / target 字段在 parquet 中为 JSON 字符串而非对象，直接输入训练器会抛 AttributeError。经模态、许可、标签可信度、长度四道筛选后，94,707 条中仅 717 条（0.76%）可用。</w:t>
+      </w:r>
+    </w:p>
+    <w:p>
+      <w:pPr>
+        <w:spacing w:after="120" w:line="336" w:lineRule="auto"/>
+        <w:ind w:firstLine="420"/>
+      </w:pPr>
+      <w:r>
+        <w:rPr>
+          <w:rFonts w:ascii="宋体" w:hAnsi="宋体" w:eastAsia="宋体"/>
+          <w:b w:val="0"/>
+          <w:sz w:val="21"/>
+        </w:rPr>
+        <w:t>更关键的是长度错位：筛选后留下的样本 state 中位数为 3,815 字符，而 JevBench 的中位数是 70 字符。留下的多是「一整段 agent 轨迹 + 一个良莠判断」，与评测集「一个短场景 + 一道判断」的分布相反。这直接导致 OneJev-Data 从主干降为补充。</w:t>
       </w:r>
     </w:p>
     <w:p>
@@ -825,7 +944,7 @@
           <w:b w:val="0"/>
           <w:sz w:val="21"/>
         </w:rPr>
-        <w:t>软标签的构造规则如下：先用基线模型对每条训练样本打分，若其预测与标签一致，则目标分布取 0.8 × one-hot + 0.2 × 教师分布；若不一致，则保留 one-hot 不变。前者在正确答案占主导的前提下注入“这条样本有多确定”的信息，后者避免把错误分布学进来。</w:t>
+        <w:t>构造规则：先用基线模型对每条训练样本打分，若其预测与标签一致，目标分布取 0.8 × one-hot + 0.2 × 教师分布；若不一致，保留 one-hot 不变。前者在正确项占主导的前提下注入「这条样本有多确定」的信息，后者避免把错误分布学进来。</w:t>
       </w:r>
     </w:p>
     <w:p>
@@ -839,7 +958,7 @@
           <w:b w:val="0"/>
           <w:sz w:val="21"/>
         </w:rPr>
-        <w:t>统计结果值得注意：基线模型在这 1,166 条训练样本上的正确率仅 62.3%（727 条），远低于其在评测集上的 90%。原因是训练数据中的数值题和工具决策题恰好落在其弱项上。这意味着仅有 727 条样本获得了软标签，且教师分布的熵很低（中位数 0.0586），软化后的软标签熵中位数为 0.0149——实际注入的不确定性信息有限。</w:t>
+        <w:t>统计结果值得注意：基线在这 1,166 条训练样本上的正确率仅 62.3%（727 条），远低于其在评测集上的 90%。原因是训练数据中的数值题与工具决策题恰好落在其弱项上。这意味着只有 727 条获得软标签，且教师分布的熵很低（中位数 0.0586），软化后软标签熵中位数 0.0149——实际注入的不确定性信息有限。</w:t>
       </w:r>
     </w:p>
     <w:p>
@@ -880,7 +999,7 @@
           <w:b w:val="0"/>
           <w:sz w:val="21"/>
         </w:rPr>
-        <w:t>本项目所用的推理引擎原生支持该机制：将 calibration.json 放入模型目录后自动加载，无需修改推理代码。由于 softmax(log(p)/T) 与对 logits 做同温度缩放等价，可直接由已记录的概率反推，无需重新抓取 logits。</w:t>
+        <w:t>推理引擎原生支持该机制：将 calibration.json 放入模型目录即自动加载，无需改代码。由于 p' ∝ p^(1/T) 与对 logits 做同温度缩放等价，可直接由已记录的概率反推，无需重新抓取 logits。（此处方向易错：T &gt; 1 是软化，指数应取 1/T；写成 p^T 会得到相反的锐化效果。）</w:t>
       </w:r>
     </w:p>
     <w:p>
@@ -894,7 +1013,78 @@
           <w:b w:val="0"/>
           <w:sz w:val="21"/>
         </w:rPr>
-        <w:t>经验证：对已经施加温度缩放的模型再次拟合同一参数，得到 T = 1.000，且逐条比对概率有 213/231 条发生变化（未变的 18 条为 score 类型，样本量不足未拟合，回退到 T = 1）。这确认了校准确实作用于推理输出。</w:t>
+        <w:t>经验证：对已施加温度缩放的模型再次拟合，得到 T = 1.000，且逐条比对概率有 213/231 条发生变化（未变的 18 条为 score 类型，样本量不足未拟合，回退到 T = 1）。这确认校准确实作用于推理输出。</w:t>
+      </w:r>
+    </w:p>
+    <w:p>
+      <w:pPr>
+        <w:spacing w:before="200" w:after="100"/>
+      </w:pPr>
+      <w:r>
+        <w:rPr>
+          <w:rFonts w:ascii="黑体" w:hAnsi="黑体" w:eastAsia="黑体"/>
+          <w:b/>
+          <w:sz w:val="25"/>
+        </w:rPr>
+        <w:t>3.5  跨域评测的两套难度</w:t>
+      </w:r>
+    </w:p>
+    <w:p>
+      <w:pPr>
+        <w:spacing w:after="120" w:line="336" w:lineRule="auto"/>
+        <w:ind w:firstLine="420"/>
+      </w:pPr>
+      <w:r>
+        <w:rPr>
+          <w:rFonts w:ascii="宋体" w:hAnsi="宋体" w:eastAsia="宋体"/>
+          <w:b w:val="0"/>
+          <w:sz w:val="21"/>
+        </w:rPr>
+        <w:t>第一套用随机负样本：意图类任务各取 1 个正确项 + 7 个随机抽样的负类，选项顺序打乱，按类别平衡采样。结果发现三代模型都挤在 97.8–98.3%，无法分辨。</w:t>
+      </w:r>
+    </w:p>
+    <w:p>
+      <w:pPr>
+        <w:spacing w:after="120" w:line="336" w:lineRule="auto"/>
+        <w:ind w:firstLine="420"/>
+      </w:pPr>
+      <w:r>
+        <w:rPr>
+          <w:rFonts w:ascii="宋体" w:hAnsi="宋体" w:eastAsia="宋体"/>
+          <w:b w:val="0"/>
+          <w:sz w:val="21"/>
+        </w:rPr>
+        <w:t>第二套改难负：用训练集为每个意图建立 TF-IDF 质心（文档频率在全训练集上统计，质心 L2 归一化），对每条查询按余弦相似度排序，取最相近的 7 个类别作为干扰项。</w:t>
+      </w:r>
+      <w:r>
+        <w:rPr>
+          <w:rFonts w:ascii="宋体" w:hAnsi="宋体" w:eastAsia="宋体"/>
+          <w:b/>
+          <w:sz w:val="21"/>
+        </w:rPr>
+        <w:t>查询、正确标签、选项数量全部不变，只换干扰项</w:t>
+      </w:r>
+      <w:r>
+        <w:rPr>
+          <w:rFonts w:ascii="宋体" w:hAnsi="宋体" w:eastAsia="宋体"/>
+          <w:b w:val="0"/>
+          <w:sz w:val="21"/>
+        </w:rPr>
+        <w:t>，因此两套结果的差值隔离出「负样本难度」这一个变量，task id 一致，可逐题配对。</w:t>
+      </w:r>
+    </w:p>
+    <w:p>
+      <w:pPr>
+        <w:spacing w:after="120" w:line="336" w:lineRule="auto"/>
+        <w:ind w:firstLine="420"/>
+      </w:pPr>
+      <w:r>
+        <w:rPr>
+          <w:rFonts w:ascii="宋体" w:hAnsi="宋体" w:eastAsia="宋体"/>
+          <w:b w:val="0"/>
+          <w:sz w:val="21"/>
+        </w:rPr>
+        <w:t>难负的相似度是随机版的 5.0 倍（banking77，0.2357 vs 0.0469）与 12.2 倍（clinc150，0.1634 vs 0.0134）。以查询「怎么激活卡片」为例，干扰项从 top up by bank transfer charge 变为 card not working、card linking、card acceptance、order physical card——同域、同主题、只差一个动作。</w:t>
       </w:r>
     </w:p>
     <w:p>
@@ -942,6 +1132,7 @@
         <w:tblStyle w:val="LightGrid-Accent1"/>
         <w:tblW w:type="auto" w:w="0"/>
         <w:jc w:val="center"/>
+        <w:tblLayout w:type="fixed"/>
         <w:tblLook w:firstColumn="1" w:firstRow="1" w:lastColumn="0" w:lastRow="0" w:noHBand="0" w:noVBand="1" w:val="04A0"/>
       </w:tblPr>
       <w:tblGrid>
@@ -955,7 +1146,7 @@
       <w:tr>
         <w:tc>
           <w:tcPr>
-            <w:tcW w:type="dxa" w:w="3061"/>
+            <w:tcW w:type="dxa" w:w="2912"/>
           </w:tcPr>
           <w:p>
             <w:pPr>
@@ -974,7 +1165,7 @@
         </w:tc>
         <w:tc>
           <w:tcPr>
-            <w:tcW w:type="dxa" w:w="1474"/>
+            <w:tcW w:type="dxa" w:w="1402"/>
           </w:tcPr>
           <w:p>
             <w:pPr>
@@ -993,7 +1184,7 @@
         </w:tc>
         <w:tc>
           <w:tcPr>
-            <w:tcW w:type="dxa" w:w="1020"/>
+            <w:tcW w:type="dxa" w:w="971"/>
           </w:tcPr>
           <w:p>
             <w:pPr>
@@ -1012,7 +1203,7 @@
         </w:tc>
         <w:tc>
           <w:tcPr>
-            <w:tcW w:type="dxa" w:w="1247"/>
+            <w:tcW w:type="dxa" w:w="1186"/>
           </w:tcPr>
           <w:p>
             <w:pPr>
@@ -1031,7 +1222,7 @@
         </w:tc>
         <w:tc>
           <w:tcPr>
-            <w:tcW w:type="dxa" w:w="1134"/>
+            <w:tcW w:type="dxa" w:w="1079"/>
           </w:tcPr>
           <w:p>
             <w:pPr>
@@ -1050,7 +1241,7 @@
         </w:tc>
         <w:tc>
           <w:tcPr>
-            <w:tcW w:type="dxa" w:w="1361"/>
+            <w:tcW w:type="dxa" w:w="1294"/>
           </w:tcPr>
           <w:p>
             <w:pPr>
@@ -1071,7 +1262,7 @@
       <w:tr>
         <w:tc>
           <w:tcPr>
-            <w:tcW w:type="dxa" w:w="3061"/>
+            <w:tcW w:type="dxa" w:w="2912"/>
           </w:tcPr>
           <w:p>
             <w:pPr>
@@ -1089,7 +1280,7 @@
         </w:tc>
         <w:tc>
           <w:tcPr>
-            <w:tcW w:type="dxa" w:w="1474"/>
+            <w:tcW w:type="dxa" w:w="1402"/>
           </w:tcPr>
           <w:p>
             <w:pPr>
@@ -1107,7 +1298,7 @@
         </w:tc>
         <w:tc>
           <w:tcPr>
-            <w:tcW w:type="dxa" w:w="1020"/>
+            <w:tcW w:type="dxa" w:w="971"/>
           </w:tcPr>
           <w:p>
             <w:pPr>
@@ -1125,7 +1316,7 @@
         </w:tc>
         <w:tc>
           <w:tcPr>
-            <w:tcW w:type="dxa" w:w="1247"/>
+            <w:tcW w:type="dxa" w:w="1186"/>
           </w:tcPr>
           <w:p>
             <w:pPr>
@@ -1143,7 +1334,7 @@
         </w:tc>
         <w:tc>
           <w:tcPr>
-            <w:tcW w:type="dxa" w:w="1134"/>
+            <w:tcW w:type="dxa" w:w="1079"/>
           </w:tcPr>
           <w:p>
             <w:pPr>
@@ -1161,7 +1352,7 @@
         </w:tc>
         <w:tc>
           <w:tcPr>
-            <w:tcW w:type="dxa" w:w="1361"/>
+            <w:tcW w:type="dxa" w:w="1294"/>
           </w:tcPr>
           <w:p>
             <w:pPr>
@@ -1181,7 +1372,7 @@
       <w:tr>
         <w:tc>
           <w:tcPr>
-            <w:tcW w:type="dxa" w:w="3061"/>
+            <w:tcW w:type="dxa" w:w="2912"/>
           </w:tcPr>
           <w:p>
             <w:pPr>
@@ -1199,7 +1390,7 @@
         </w:tc>
         <w:tc>
           <w:tcPr>
-            <w:tcW w:type="dxa" w:w="1474"/>
+            <w:tcW w:type="dxa" w:w="1402"/>
           </w:tcPr>
           <w:p>
             <w:pPr>
@@ -1217,7 +1408,7 @@
         </w:tc>
         <w:tc>
           <w:tcPr>
-            <w:tcW w:type="dxa" w:w="1020"/>
+            <w:tcW w:type="dxa" w:w="971"/>
           </w:tcPr>
           <w:p>
             <w:pPr>
@@ -1235,7 +1426,7 @@
         </w:tc>
         <w:tc>
           <w:tcPr>
-            <w:tcW w:type="dxa" w:w="1247"/>
+            <w:tcW w:type="dxa" w:w="1186"/>
           </w:tcPr>
           <w:p>
             <w:pPr>
@@ -1253,7 +1444,7 @@
         </w:tc>
         <w:tc>
           <w:tcPr>
-            <w:tcW w:type="dxa" w:w="1134"/>
+            <w:tcW w:type="dxa" w:w="1079"/>
           </w:tcPr>
           <w:p>
             <w:pPr>
@@ -1271,7 +1462,7 @@
         </w:tc>
         <w:tc>
           <w:tcPr>
-            <w:tcW w:type="dxa" w:w="1361"/>
+            <w:tcW w:type="dxa" w:w="1294"/>
           </w:tcPr>
           <w:p>
             <w:pPr>
@@ -1291,7 +1482,7 @@
       <w:tr>
         <w:tc>
           <w:tcPr>
-            <w:tcW w:type="dxa" w:w="3061"/>
+            <w:tcW w:type="dxa" w:w="2912"/>
           </w:tcPr>
           <w:p>
             <w:pPr>
@@ -1309,7 +1500,7 @@
         </w:tc>
         <w:tc>
           <w:tcPr>
-            <w:tcW w:type="dxa" w:w="1474"/>
+            <w:tcW w:type="dxa" w:w="1402"/>
           </w:tcPr>
           <w:p>
             <w:pPr>
@@ -1327,7 +1518,7 @@
         </w:tc>
         <w:tc>
           <w:tcPr>
-            <w:tcW w:type="dxa" w:w="1020"/>
+            <w:tcW w:type="dxa" w:w="971"/>
           </w:tcPr>
           <w:p>
             <w:pPr>
@@ -1345,7 +1536,7 @@
         </w:tc>
         <w:tc>
           <w:tcPr>
-            <w:tcW w:type="dxa" w:w="1247"/>
+            <w:tcW w:type="dxa" w:w="1186"/>
           </w:tcPr>
           <w:p>
             <w:pPr>
@@ -1363,7 +1554,7 @@
         </w:tc>
         <w:tc>
           <w:tcPr>
-            <w:tcW w:type="dxa" w:w="1134"/>
+            <w:tcW w:type="dxa" w:w="1079"/>
           </w:tcPr>
           <w:p>
             <w:pPr>
@@ -1381,7 +1572,7 @@
         </w:tc>
         <w:tc>
           <w:tcPr>
-            <w:tcW w:type="dxa" w:w="1361"/>
+            <w:tcW w:type="dxa" w:w="1294"/>
           </w:tcPr>
           <w:p>
             <w:pPr>
@@ -1401,7 +1592,7 @@
       <w:tr>
         <w:tc>
           <w:tcPr>
-            <w:tcW w:type="dxa" w:w="3061"/>
+            <w:tcW w:type="dxa" w:w="2912"/>
           </w:tcPr>
           <w:p>
             <w:pPr>
@@ -1419,7 +1610,7 @@
         </w:tc>
         <w:tc>
           <w:tcPr>
-            <w:tcW w:type="dxa" w:w="1474"/>
+            <w:tcW w:type="dxa" w:w="1402"/>
           </w:tcPr>
           <w:p>
             <w:pPr>
@@ -1437,7 +1628,7 @@
         </w:tc>
         <w:tc>
           <w:tcPr>
-            <w:tcW w:type="dxa" w:w="1020"/>
+            <w:tcW w:type="dxa" w:w="971"/>
           </w:tcPr>
           <w:p>
             <w:pPr>
@@ -1455,7 +1646,7 @@
         </w:tc>
         <w:tc>
           <w:tcPr>
-            <w:tcW w:type="dxa" w:w="1247"/>
+            <w:tcW w:type="dxa" w:w="1186"/>
           </w:tcPr>
           <w:p>
             <w:pPr>
@@ -1473,7 +1664,7 @@
         </w:tc>
         <w:tc>
           <w:tcPr>
-            <w:tcW w:type="dxa" w:w="1134"/>
+            <w:tcW w:type="dxa" w:w="1079"/>
           </w:tcPr>
           <w:p>
             <w:pPr>
@@ -1491,7 +1682,7 @@
         </w:tc>
         <w:tc>
           <w:tcPr>
-            <w:tcW w:type="dxa" w:w="1361"/>
+            <w:tcW w:type="dxa" w:w="1294"/>
           </w:tcPr>
           <w:p>
             <w:pPr>
@@ -1511,7 +1702,7 @@
       <w:tr>
         <w:tc>
           <w:tcPr>
-            <w:tcW w:type="dxa" w:w="3061"/>
+            <w:tcW w:type="dxa" w:w="2912"/>
           </w:tcPr>
           <w:p>
             <w:pPr>
@@ -1529,7 +1720,7 @@
         </w:tc>
         <w:tc>
           <w:tcPr>
-            <w:tcW w:type="dxa" w:w="1474"/>
+            <w:tcW w:type="dxa" w:w="1402"/>
           </w:tcPr>
           <w:p>
             <w:pPr>
@@ -1547,7 +1738,7 @@
         </w:tc>
         <w:tc>
           <w:tcPr>
-            <w:tcW w:type="dxa" w:w="1020"/>
+            <w:tcW w:type="dxa" w:w="971"/>
           </w:tcPr>
           <w:p>
             <w:pPr>
@@ -1565,7 +1756,7 @@
         </w:tc>
         <w:tc>
           <w:tcPr>
-            <w:tcW w:type="dxa" w:w="1247"/>
+            <w:tcW w:type="dxa" w:w="1186"/>
           </w:tcPr>
           <w:p>
             <w:pPr>
@@ -1583,7 +1774,7 @@
         </w:tc>
         <w:tc>
           <w:tcPr>
-            <w:tcW w:type="dxa" w:w="1134"/>
+            <w:tcW w:type="dxa" w:w="1079"/>
           </w:tcPr>
           <w:p>
             <w:pPr>
@@ -1601,7 +1792,7 @@
         </w:tc>
         <w:tc>
           <w:tcPr>
-            <w:tcW w:type="dxa" w:w="1361"/>
+            <w:tcW w:type="dxa" w:w="1294"/>
           </w:tcPr>
           <w:p>
             <w:pPr>
@@ -1621,7 +1812,7 @@
       <w:tr>
         <w:tc>
           <w:tcPr>
-            <w:tcW w:type="dxa" w:w="3061"/>
+            <w:tcW w:type="dxa" w:w="2912"/>
           </w:tcPr>
           <w:p>
             <w:pPr>
@@ -1639,7 +1830,7 @@
         </w:tc>
         <w:tc>
           <w:tcPr>
-            <w:tcW w:type="dxa" w:w="1474"/>
+            <w:tcW w:type="dxa" w:w="1402"/>
           </w:tcPr>
           <w:p>
             <w:pPr>
@@ -1657,7 +1848,7 @@
         </w:tc>
         <w:tc>
           <w:tcPr>
-            <w:tcW w:type="dxa" w:w="1020"/>
+            <w:tcW w:type="dxa" w:w="971"/>
           </w:tcPr>
           <w:p>
             <w:pPr>
@@ -1675,7 +1866,7 @@
         </w:tc>
         <w:tc>
           <w:tcPr>
-            <w:tcW w:type="dxa" w:w="1247"/>
+            <w:tcW w:type="dxa" w:w="1186"/>
           </w:tcPr>
           <w:p>
             <w:pPr>
@@ -1693,7 +1884,7 @@
         </w:tc>
         <w:tc>
           <w:tcPr>
-            <w:tcW w:type="dxa" w:w="1134"/>
+            <w:tcW w:type="dxa" w:w="1079"/>
           </w:tcPr>
           <w:p>
             <w:pPr>
@@ -1711,7 +1902,7 @@
         </w:tc>
         <w:tc>
           <w:tcPr>
-            <w:tcW w:type="dxa" w:w="1361"/>
+            <w:tcW w:type="dxa" w:w="1294"/>
           </w:tcPr>
           <w:p>
             <w:pPr>
@@ -1731,7 +1922,7 @@
       <w:tr>
         <w:tc>
           <w:tcPr>
-            <w:tcW w:type="dxa" w:w="3061"/>
+            <w:tcW w:type="dxa" w:w="2912"/>
           </w:tcPr>
           <w:p>
             <w:pPr>
@@ -1749,7 +1940,7 @@
         </w:tc>
         <w:tc>
           <w:tcPr>
-            <w:tcW w:type="dxa" w:w="1474"/>
+            <w:tcW w:type="dxa" w:w="1402"/>
           </w:tcPr>
           <w:p>
             <w:pPr>
@@ -1767,7 +1958,7 @@
         </w:tc>
         <w:tc>
           <w:tcPr>
-            <w:tcW w:type="dxa" w:w="1020"/>
+            <w:tcW w:type="dxa" w:w="971"/>
           </w:tcPr>
           <w:p>
             <w:pPr>
@@ -1785,7 +1976,7 @@
         </w:tc>
         <w:tc>
           <w:tcPr>
-            <w:tcW w:type="dxa" w:w="1247"/>
+            <w:tcW w:type="dxa" w:w="1186"/>
           </w:tcPr>
           <w:p>
             <w:pPr>
@@ -1803,7 +1994,7 @@
         </w:tc>
         <w:tc>
           <w:tcPr>
-            <w:tcW w:type="dxa" w:w="1134"/>
+            <w:tcW w:type="dxa" w:w="1079"/>
           </w:tcPr>
           <w:p>
             <w:pPr>
@@ -1821,7 +2012,7 @@
         </w:tc>
         <w:tc>
           <w:tcPr>
-            <w:tcW w:type="dxa" w:w="1361"/>
+            <w:tcW w:type="dxa" w:w="1294"/>
           </w:tcPr>
           <w:p>
             <w:pPr>
@@ -1841,7 +2032,7 @@
       <w:tr>
         <w:tc>
           <w:tcPr>
-            <w:tcW w:type="dxa" w:w="3061"/>
+            <w:tcW w:type="dxa" w:w="2912"/>
           </w:tcPr>
           <w:p>
             <w:pPr>
@@ -1859,7 +2050,7 @@
         </w:tc>
         <w:tc>
           <w:tcPr>
-            <w:tcW w:type="dxa" w:w="1474"/>
+            <w:tcW w:type="dxa" w:w="1402"/>
           </w:tcPr>
           <w:p>
             <w:pPr>
@@ -1877,7 +2068,7 @@
         </w:tc>
         <w:tc>
           <w:tcPr>
-            <w:tcW w:type="dxa" w:w="1020"/>
+            <w:tcW w:type="dxa" w:w="971"/>
           </w:tcPr>
           <w:p>
             <w:pPr>
@@ -1895,7 +2086,7 @@
         </w:tc>
         <w:tc>
           <w:tcPr>
-            <w:tcW w:type="dxa" w:w="1247"/>
+            <w:tcW w:type="dxa" w:w="1186"/>
           </w:tcPr>
           <w:p>
             <w:pPr>
@@ -1913,7 +2104,7 @@
         </w:tc>
         <w:tc>
           <w:tcPr>
-            <w:tcW w:type="dxa" w:w="1134"/>
+            <w:tcW w:type="dxa" w:w="1079"/>
           </w:tcPr>
           <w:p>
             <w:pPr>
@@ -1931,7 +2122,7 @@
         </w:tc>
         <w:tc>
           <w:tcPr>
-            <w:tcW w:type="dxa" w:w="1361"/>
+            <w:tcW w:type="dxa" w:w="1294"/>
           </w:tcPr>
           <w:p>
             <w:pPr>
@@ -1992,7 +2183,7 @@
           <w:b w:val="0"/>
           <w:sz w:val="21"/>
         </w:rPr>
-        <w:t>四组微调实验共享同一份 targeted 数据（1,166 条），仅改变标签形式与训练强度。</w:t>
+        <w:t>四组实验共享同一份 targeted 数据（1,166 条），仅改变标签形式与训练强度。</w:t>
       </w:r>
     </w:p>
     <w:p>
@@ -2014,6 +2205,7 @@
         <w:tblStyle w:val="LightGrid-Accent1"/>
         <w:tblW w:type="auto" w:w="0"/>
         <w:jc w:val="center"/>
+        <w:tblLayout w:type="fixed"/>
         <w:tblLook w:firstColumn="1" w:firstRow="1" w:lastColumn="0" w:lastRow="0" w:noHBand="0" w:noVBand="1" w:val="04A0"/>
       </w:tblPr>
       <w:tblGrid>
@@ -2689,7 +2881,7 @@
           <w:b w:val="0"/>
           <w:sz w:val="21"/>
         </w:rPr>
-        <w:t>R1 揭示了硬标签的代价：准确率仅增 1 条，ECE 恶化 2.5 倍，置信度 ≥0.9 却答错的样本从 1 条增至 14 条。在 0.99 阈值下，R1 只有 6.6% 的样本能通过闸门，实际上已无法用于路由。</w:t>
+        <w:t>R1 揭示了硬标签的代价：准确率仅增 1 条，ECE 恶化 2.5 倍，置信度 ≥0.9 却答错的样本从 1 条增至 14 条。在 0.99 阈值下 R1 只有 6.6% 的样本能通过闸门，实际已无法用于路由。</w:t>
       </w:r>
     </w:p>
     <w:p>
@@ -2703,7 +2895,7 @@
           <w:b w:val="0"/>
           <w:sz w:val="21"/>
         </w:rPr>
-        <w:t>R2 用软标签配合减半的训练量，使校准完全恢复（ECE 0.0337），但准确率也回落到基线。R3 在同一份软标签上恢复到 2 个 epoch，取得 +2 条的准确率提升，ECE 升至 0.0549；施加温度缩放后降至 0.0502，Brier 降至 0.1346。</w:t>
+        <w:t>R2 用软标签配合减半的训练量，使校准完全恢复（ECE 0.0337），但准确率也回落到基线。R3 在同一份软标签上恢复到 2 个 epoch，取得 +2 条提升，ECE 升至 0.0549；施加温度缩放后降至 0.0502。</w:t>
       </w:r>
     </w:p>
     <w:p>
@@ -2717,7 +2909,7 @@
           <w:b w:val="0"/>
           <w:sz w:val="21"/>
         </w:rPr>
-        <w:t>需要特别指出：R3 相比基线新对 2 条、新错 0 条，是一次零退步的提升，且两条新增正确样本全部落在 multi_hop 族——该族未投入任何训练数据。</w:t>
+        <w:t>R3 相比基线新对 2 条、新错 0 条，是一次零退步的提升，且两条新增正确样本全部落在 multi_hop 族——该族未投入任何训练数据。</w:t>
       </w:r>
     </w:p>
     <w:p>
@@ -2744,7 +2936,7 @@
           <w:b/>
           <w:sz w:val="18"/>
         </w:rPr>
-        <w:t>表 4  不同阈值下的路由表现</w:t>
+        <w:t>表 4  0.9 阈值下的路由表现（231 条，全员对比）</w:t>
       </w:r>
     </w:p>
     <w:tbl>
@@ -2752,6 +2944,7 @@
         <w:tblStyle w:val="LightGrid-Accent1"/>
         <w:tblW w:type="auto" w:w="0"/>
         <w:jc w:val="center"/>
+        <w:tblLayout w:type="fixed"/>
         <w:tblLook w:firstColumn="1" w:firstRow="1" w:lastColumn="0" w:lastRow="0" w:noHBand="0" w:noVBand="1" w:val="04A0"/>
       </w:tblPr>
       <w:tblGrid>
@@ -2764,7 +2957,7 @@
       <w:tr>
         <w:tc>
           <w:tcPr>
-            <w:tcW w:type="dxa" w:w="3515"/>
+            <w:tcW w:type="dxa" w:w="3470"/>
           </w:tcPr>
           <w:p>
             <w:pPr>
@@ -2783,7 +2976,7 @@
         </w:tc>
         <w:tc>
           <w:tcPr>
-            <w:tcW w:type="dxa" w:w="1134"/>
+            <w:tcW w:type="dxa" w:w="1343"/>
           </w:tcPr>
           <w:p>
             <w:pPr>
@@ -2796,13 +2989,13 @@
                 <w:b/>
                 <w:sz w:val="17"/>
               </w:rPr>
-              <w:t>阈值</w:t>
-            </w:r>
-          </w:p>
-        </w:tc>
-        <w:tc>
-          <w:tcPr>
-            <w:tcW w:type="dxa" w:w="1247"/>
+              <w:t>覆盖率</w:t>
+            </w:r>
+          </w:p>
+        </w:tc>
+        <w:tc>
+          <w:tcPr>
+            <w:tcW w:type="dxa" w:w="1455"/>
           </w:tcPr>
           <w:p>
             <w:pPr>
@@ -2815,13 +3008,13 @@
                 <w:b/>
                 <w:sz w:val="17"/>
               </w:rPr>
-              <w:t>覆盖率</w:t>
-            </w:r>
-          </w:p>
-        </w:tc>
-        <w:tc>
-          <w:tcPr>
-            <w:tcW w:type="dxa" w:w="1474"/>
+              <w:t>采纳精度</w:t>
+            </w:r>
+          </w:p>
+        </w:tc>
+        <w:tc>
+          <w:tcPr>
+            <w:tcW w:type="dxa" w:w="1343"/>
           </w:tcPr>
           <w:p>
             <w:pPr>
@@ -2834,13 +3027,13 @@
                 <w:b/>
                 <w:sz w:val="17"/>
               </w:rPr>
-              <w:t>采纳准确率</w:t>
-            </w:r>
-          </w:p>
-        </w:tc>
-        <w:tc>
-          <w:tcPr>
-            <w:tcW w:type="dxa" w:w="1247"/>
+              <w:t>采纳中出错</w:t>
+            </w:r>
+          </w:p>
+        </w:tc>
+        <w:tc>
+          <w:tcPr>
+            <w:tcW w:type="dxa" w:w="1231"/>
           </w:tcPr>
           <w:p>
             <w:pPr>
@@ -2853,7 +3046,7 @@
                 <w:b/>
                 <w:sz w:val="17"/>
               </w:rPr>
-              <w:t>采纳中出错</w:t>
+              <w:t>采纳条数</w:t>
             </w:r>
           </w:p>
         </w:tc>
@@ -2861,7 +3054,7 @@
       <w:tr>
         <w:tc>
           <w:tcPr>
-            <w:tcW w:type="dxa" w:w="3515"/>
+            <w:tcW w:type="dxa" w:w="3470"/>
           </w:tcPr>
           <w:p>
             <w:pPr>
@@ -2879,7 +3072,7 @@
         </w:tc>
         <w:tc>
           <w:tcPr>
-            <w:tcW w:type="dxa" w:w="1134"/>
+            <w:tcW w:type="dxa" w:w="1343"/>
           </w:tcPr>
           <w:p>
             <w:pPr>
@@ -2891,13 +3084,13 @@
                 <w:b w:val="0"/>
                 <w:sz w:val="17"/>
               </w:rPr>
-              <w:t>0.95</w:t>
-            </w:r>
-          </w:p>
-        </w:tc>
-        <w:tc>
-          <w:tcPr>
-            <w:tcW w:type="dxa" w:w="1247"/>
+              <w:t>72.7%</w:t>
+            </w:r>
+          </w:p>
+        </w:tc>
+        <w:tc>
+          <w:tcPr>
+            <w:tcW w:type="dxa" w:w="1455"/>
           </w:tcPr>
           <w:p>
             <w:pPr>
@@ -2909,13 +3102,13 @@
                 <w:b w:val="0"/>
                 <w:sz w:val="17"/>
               </w:rPr>
-              <w:t>65.4%</w:t>
-            </w:r>
-          </w:p>
-        </w:tc>
-        <w:tc>
-          <w:tcPr>
-            <w:tcW w:type="dxa" w:w="1474"/>
+              <w:t>99.40%</w:t>
+            </w:r>
+          </w:p>
+        </w:tc>
+        <w:tc>
+          <w:tcPr>
+            <w:tcW w:type="dxa" w:w="1343"/>
           </w:tcPr>
           <w:p>
             <w:pPr>
@@ -2927,13 +3120,13 @@
                 <w:b w:val="0"/>
                 <w:sz w:val="17"/>
               </w:rPr>
-              <w:t>99.34%</w:t>
-            </w:r>
-          </w:p>
-        </w:tc>
-        <w:tc>
-          <w:tcPr>
-            <w:tcW w:type="dxa" w:w="1247"/>
+              <w:t>1</w:t>
+            </w:r>
+          </w:p>
+        </w:tc>
+        <w:tc>
+          <w:tcPr>
+            <w:tcW w:type="dxa" w:w="1231"/>
           </w:tcPr>
           <w:p>
             <w:pPr>
@@ -2945,7 +3138,7 @@
                 <w:b w:val="0"/>
                 <w:sz w:val="17"/>
               </w:rPr>
-              <w:t>1</w:t>
+              <w:t>168</w:t>
             </w:r>
           </w:p>
         </w:tc>
@@ -2953,7 +3146,7 @@
       <w:tr>
         <w:tc>
           <w:tcPr>
-            <w:tcW w:type="dxa" w:w="3515"/>
+            <w:tcW w:type="dxa" w:w="3470"/>
           </w:tcPr>
           <w:p>
             <w:pPr>
@@ -2965,13 +3158,13 @@
                 <w:b w:val="0"/>
                 <w:sz w:val="17"/>
               </w:rPr>
-              <w:t>elephant-1-9b</w:t>
-            </w:r>
-          </w:p>
-        </w:tc>
-        <w:tc>
-          <w:tcPr>
-            <w:tcW w:type="dxa" w:w="1134"/>
+              <w:t>elephant-1-r1-hard</w:t>
+            </w:r>
+          </w:p>
+        </w:tc>
+        <w:tc>
+          <w:tcPr>
+            <w:tcW w:type="dxa" w:w="1343"/>
           </w:tcPr>
           <w:p>
             <w:pPr>
@@ -2983,13 +3176,13 @@
                 <w:b w:val="0"/>
                 <w:sz w:val="17"/>
               </w:rPr>
-              <w:t>0.99</w:t>
-            </w:r>
-          </w:p>
-        </w:tc>
-        <w:tc>
-          <w:tcPr>
-            <w:tcW w:type="dxa" w:w="1247"/>
+              <w:t>93.9%</w:t>
+            </w:r>
+          </w:p>
+        </w:tc>
+        <w:tc>
+          <w:tcPr>
+            <w:tcW w:type="dxa" w:w="1455"/>
           </w:tcPr>
           <w:p>
             <w:pPr>
@@ -3001,13 +3194,13 @@
                 <w:b w:val="0"/>
                 <w:sz w:val="17"/>
               </w:rPr>
-              <w:t>47.6%</w:t>
-            </w:r>
-          </w:p>
-        </w:tc>
-        <w:tc>
-          <w:tcPr>
-            <w:tcW w:type="dxa" w:w="1474"/>
+              <w:t>93.55%</w:t>
+            </w:r>
+          </w:p>
+        </w:tc>
+        <w:tc>
+          <w:tcPr>
+            <w:tcW w:type="dxa" w:w="1343"/>
           </w:tcPr>
           <w:p>
             <w:pPr>
@@ -3019,13 +3212,13 @@
                 <w:b w:val="0"/>
                 <w:sz w:val="17"/>
               </w:rPr>
-              <w:t>100.00%</w:t>
-            </w:r>
-          </w:p>
-        </w:tc>
-        <w:tc>
-          <w:tcPr>
-            <w:tcW w:type="dxa" w:w="1247"/>
+              <w:t>14</w:t>
+            </w:r>
+          </w:p>
+        </w:tc>
+        <w:tc>
+          <w:tcPr>
+            <w:tcW w:type="dxa" w:w="1231"/>
           </w:tcPr>
           <w:p>
             <w:pPr>
@@ -3037,7 +3230,7 @@
                 <w:b w:val="0"/>
                 <w:sz w:val="17"/>
               </w:rPr>
-              <w:t>0</w:t>
+              <w:t>217</w:t>
             </w:r>
           </w:p>
         </w:tc>
@@ -3045,7 +3238,7 @@
       <w:tr>
         <w:tc>
           <w:tcPr>
-            <w:tcW w:type="dxa" w:w="3515"/>
+            <w:tcW w:type="dxa" w:w="3470"/>
           </w:tcPr>
           <w:p>
             <w:pPr>
@@ -3057,13 +3250,13 @@
                 <w:b w:val="0"/>
                 <w:sz w:val="17"/>
               </w:rPr>
-              <w:t>elephant-1-r1-hard</w:t>
-            </w:r>
-          </w:p>
-        </w:tc>
-        <w:tc>
-          <w:tcPr>
-            <w:tcW w:type="dxa" w:w="1134"/>
+              <w:t>elephant-1-r3-soft2ep-temp</w:t>
+            </w:r>
+          </w:p>
+        </w:tc>
+        <w:tc>
+          <w:tcPr>
+            <w:tcW w:type="dxa" w:w="1343"/>
           </w:tcPr>
           <w:p>
             <w:pPr>
@@ -3075,13 +3268,13 @@
                 <w:b w:val="0"/>
                 <w:sz w:val="17"/>
               </w:rPr>
-              <w:t>0.95</w:t>
-            </w:r>
-          </w:p>
-        </w:tc>
-        <w:tc>
-          <w:tcPr>
-            <w:tcW w:type="dxa" w:w="1247"/>
+              <w:t>75.8%</w:t>
+            </w:r>
+          </w:p>
+        </w:tc>
+        <w:tc>
+          <w:tcPr>
+            <w:tcW w:type="dxa" w:w="1455"/>
           </w:tcPr>
           <w:p>
             <w:pPr>
@@ -3093,13 +3286,13 @@
                 <w:b w:val="0"/>
                 <w:sz w:val="17"/>
               </w:rPr>
-              <w:t>91.3%</w:t>
-            </w:r>
-          </w:p>
-        </w:tc>
-        <w:tc>
-          <w:tcPr>
-            <w:tcW w:type="dxa" w:w="1474"/>
+              <w:t>99.43%</w:t>
+            </w:r>
+          </w:p>
+        </w:tc>
+        <w:tc>
+          <w:tcPr>
+            <w:tcW w:type="dxa" w:w="1343"/>
           </w:tcPr>
           <w:p>
             <w:pPr>
@@ -3111,13 +3304,13 @@
                 <w:b w:val="0"/>
                 <w:sz w:val="17"/>
               </w:rPr>
-              <w:t>94.31%</w:t>
-            </w:r>
-          </w:p>
-        </w:tc>
-        <w:tc>
-          <w:tcPr>
-            <w:tcW w:type="dxa" w:w="1247"/>
+              <w:t>1</w:t>
+            </w:r>
+          </w:p>
+        </w:tc>
+        <w:tc>
+          <w:tcPr>
+            <w:tcW w:type="dxa" w:w="1231"/>
           </w:tcPr>
           <w:p>
             <w:pPr>
@@ -3129,7 +3322,7 @@
                 <w:b w:val="0"/>
                 <w:sz w:val="17"/>
               </w:rPr>
-              <w:t>12</w:t>
+              <w:t>175</w:t>
             </w:r>
           </w:p>
         </w:tc>
@@ -3137,7 +3330,7 @@
       <w:tr>
         <w:tc>
           <w:tcPr>
-            <w:tcW w:type="dxa" w:w="3515"/>
+            <w:tcW w:type="dxa" w:w="3470"/>
           </w:tcPr>
           <w:p>
             <w:pPr>
@@ -3149,13 +3342,13 @@
                 <w:b w:val="0"/>
                 <w:sz w:val="17"/>
               </w:rPr>
-              <w:t>elephant-1-r1-hard</w:t>
-            </w:r>
-          </w:p>
-        </w:tc>
-        <w:tc>
-          <w:tcPr>
-            <w:tcW w:type="dxa" w:w="1134"/>
+              <w:t>mammoth-1-27b</w:t>
+            </w:r>
+          </w:p>
+        </w:tc>
+        <w:tc>
+          <w:tcPr>
+            <w:tcW w:type="dxa" w:w="1343"/>
           </w:tcPr>
           <w:p>
             <w:pPr>
@@ -3167,13 +3360,13 @@
                 <w:b w:val="0"/>
                 <w:sz w:val="17"/>
               </w:rPr>
-              <w:t>0.99</w:t>
-            </w:r>
-          </w:p>
-        </w:tc>
-        <w:tc>
-          <w:tcPr>
-            <w:tcW w:type="dxa" w:w="1247"/>
+              <w:t>79.7%</w:t>
+            </w:r>
+          </w:p>
+        </w:tc>
+        <w:tc>
+          <w:tcPr>
+            <w:tcW w:type="dxa" w:w="1455"/>
           </w:tcPr>
           <w:p>
             <w:pPr>
@@ -3185,13 +3378,13 @@
                 <w:b w:val="0"/>
                 <w:sz w:val="17"/>
               </w:rPr>
-              <w:t>86.1%</w:t>
-            </w:r>
-          </w:p>
-        </w:tc>
-        <w:tc>
-          <w:tcPr>
-            <w:tcW w:type="dxa" w:w="1474"/>
+              <w:t>100.00%</w:t>
+            </w:r>
+          </w:p>
+        </w:tc>
+        <w:tc>
+          <w:tcPr>
+            <w:tcW w:type="dxa" w:w="1343"/>
           </w:tcPr>
           <w:p>
             <w:pPr>
@@ -3203,13 +3396,13 @@
                 <w:b w:val="0"/>
                 <w:sz w:val="17"/>
               </w:rPr>
-              <w:t>96.48%</w:t>
-            </w:r>
-          </w:p>
-        </w:tc>
-        <w:tc>
-          <w:tcPr>
-            <w:tcW w:type="dxa" w:w="1247"/>
+              <w:t>0</w:t>
+            </w:r>
+          </w:p>
+        </w:tc>
+        <w:tc>
+          <w:tcPr>
+            <w:tcW w:type="dxa" w:w="1231"/>
           </w:tcPr>
           <w:p>
             <w:pPr>
@@ -3221,375 +3414,7 @@
                 <w:b w:val="0"/>
                 <w:sz w:val="17"/>
               </w:rPr>
-              <w:t>7</w:t>
-            </w:r>
-          </w:p>
-        </w:tc>
-      </w:tr>
-      <w:tr>
-        <w:tc>
-          <w:tcPr>
-            <w:tcW w:type="dxa" w:w="3515"/>
-          </w:tcPr>
-          <w:p>
-            <w:pPr>
-              <w:jc w:val="left"/>
-            </w:pPr>
-            <w:r>
-              <w:rPr>
-                <w:rFonts w:ascii="宋体" w:hAnsi="宋体" w:eastAsia="宋体"/>
-                <w:b w:val="0"/>
-                <w:sz w:val="17"/>
-              </w:rPr>
-              <w:t>elephant-1-r3-soft2ep-temp</w:t>
-            </w:r>
-          </w:p>
-        </w:tc>
-        <w:tc>
-          <w:tcPr>
-            <w:tcW w:type="dxa" w:w="1134"/>
-          </w:tcPr>
-          <w:p>
-            <w:pPr>
-              <w:jc w:val="center"/>
-            </w:pPr>
-            <w:r>
-              <w:rPr>
-                <w:rFonts w:ascii="宋体" w:hAnsi="宋体" w:eastAsia="宋体"/>
-                <w:b w:val="0"/>
-                <w:sz w:val="17"/>
-              </w:rPr>
-              <w:t>0.95</w:t>
-            </w:r>
-          </w:p>
-        </w:tc>
-        <w:tc>
-          <w:tcPr>
-            <w:tcW w:type="dxa" w:w="1247"/>
-          </w:tcPr>
-          <w:p>
-            <w:pPr>
-              <w:jc w:val="center"/>
-            </w:pPr>
-            <w:r>
-              <w:rPr>
-                <w:rFonts w:ascii="宋体" w:hAnsi="宋体" w:eastAsia="宋体"/>
-                <w:b w:val="0"/>
-                <w:sz w:val="17"/>
-              </w:rPr>
-              <w:t>68.4%</w:t>
-            </w:r>
-          </w:p>
-        </w:tc>
-        <w:tc>
-          <w:tcPr>
-            <w:tcW w:type="dxa" w:w="1474"/>
-          </w:tcPr>
-          <w:p>
-            <w:pPr>
-              <w:jc w:val="center"/>
-            </w:pPr>
-            <w:r>
-              <w:rPr>
-                <w:rFonts w:ascii="宋体" w:hAnsi="宋体" w:eastAsia="宋体"/>
-                <w:b w:val="0"/>
-                <w:sz w:val="17"/>
-              </w:rPr>
-              <w:t>99.37%</w:t>
-            </w:r>
-          </w:p>
-        </w:tc>
-        <w:tc>
-          <w:tcPr>
-            <w:tcW w:type="dxa" w:w="1247"/>
-          </w:tcPr>
-          <w:p>
-            <w:pPr>
-              <w:jc w:val="center"/>
-            </w:pPr>
-            <w:r>
-              <w:rPr>
-                <w:rFonts w:ascii="宋体" w:hAnsi="宋体" w:eastAsia="宋体"/>
-                <w:b w:val="0"/>
-                <w:sz w:val="17"/>
-              </w:rPr>
-              <w:t>1</w:t>
-            </w:r>
-          </w:p>
-        </w:tc>
-      </w:tr>
-      <w:tr>
-        <w:tc>
-          <w:tcPr>
-            <w:tcW w:type="dxa" w:w="3515"/>
-          </w:tcPr>
-          <w:p>
-            <w:pPr>
-              <w:jc w:val="left"/>
-            </w:pPr>
-            <w:r>
-              <w:rPr>
-                <w:rFonts w:ascii="宋体" w:hAnsi="宋体" w:eastAsia="宋体"/>
-                <w:b w:val="0"/>
-                <w:sz w:val="17"/>
-              </w:rPr>
-              <w:t>elephant-1-r3-soft2ep-temp</w:t>
-            </w:r>
-          </w:p>
-        </w:tc>
-        <w:tc>
-          <w:tcPr>
-            <w:tcW w:type="dxa" w:w="1134"/>
-          </w:tcPr>
-          <w:p>
-            <w:pPr>
-              <w:jc w:val="center"/>
-            </w:pPr>
-            <w:r>
-              <w:rPr>
-                <w:rFonts w:ascii="宋体" w:hAnsi="宋体" w:eastAsia="宋体"/>
-                <w:b w:val="0"/>
-                <w:sz w:val="17"/>
-              </w:rPr>
-              <w:t>0.99</w:t>
-            </w:r>
-          </w:p>
-        </w:tc>
-        <w:tc>
-          <w:tcPr>
-            <w:tcW w:type="dxa" w:w="1247"/>
-          </w:tcPr>
-          <w:p>
-            <w:pPr>
-              <w:jc w:val="center"/>
-            </w:pPr>
-            <w:r>
-              <w:rPr>
-                <w:rFonts w:ascii="宋体" w:hAnsi="宋体" w:eastAsia="宋体"/>
-                <w:b w:val="0"/>
-                <w:sz w:val="17"/>
-              </w:rPr>
-              <w:t>50.6%</w:t>
-            </w:r>
-          </w:p>
-        </w:tc>
-        <w:tc>
-          <w:tcPr>
-            <w:tcW w:type="dxa" w:w="1474"/>
-          </w:tcPr>
-          <w:p>
-            <w:pPr>
-              <w:jc w:val="center"/>
-            </w:pPr>
-            <w:r>
-              <w:rPr>
-                <w:rFonts w:ascii="宋体" w:hAnsi="宋体" w:eastAsia="宋体"/>
-                <w:b w:val="0"/>
-                <w:sz w:val="17"/>
-              </w:rPr>
-              <w:t>100.00%</w:t>
-            </w:r>
-          </w:p>
-        </w:tc>
-        <w:tc>
-          <w:tcPr>
-            <w:tcW w:type="dxa" w:w="1247"/>
-          </w:tcPr>
-          <w:p>
-            <w:pPr>
-              <w:jc w:val="center"/>
-            </w:pPr>
-            <w:r>
-              <w:rPr>
-                <w:rFonts w:ascii="宋体" w:hAnsi="宋体" w:eastAsia="宋体"/>
-                <w:b w:val="0"/>
-                <w:sz w:val="17"/>
-              </w:rPr>
-              <w:t>0</w:t>
-            </w:r>
-          </w:p>
-        </w:tc>
-      </w:tr>
-      <w:tr>
-        <w:tc>
-          <w:tcPr>
-            <w:tcW w:type="dxa" w:w="3515"/>
-          </w:tcPr>
-          <w:p>
-            <w:pPr>
-              <w:jc w:val="left"/>
-            </w:pPr>
-            <w:r>
-              <w:rPr>
-                <w:rFonts w:ascii="宋体" w:hAnsi="宋体" w:eastAsia="宋体"/>
-                <w:b w:val="0"/>
-                <w:sz w:val="17"/>
-              </w:rPr>
-              <w:t>mammoth-1-27b</w:t>
-            </w:r>
-          </w:p>
-        </w:tc>
-        <w:tc>
-          <w:tcPr>
-            <w:tcW w:type="dxa" w:w="1134"/>
-          </w:tcPr>
-          <w:p>
-            <w:pPr>
-              <w:jc w:val="center"/>
-            </w:pPr>
-            <w:r>
-              <w:rPr>
-                <w:rFonts w:ascii="宋体" w:hAnsi="宋体" w:eastAsia="宋体"/>
-                <w:b w:val="0"/>
-                <w:sz w:val="17"/>
-              </w:rPr>
-              <w:t>0.95</w:t>
-            </w:r>
-          </w:p>
-        </w:tc>
-        <w:tc>
-          <w:tcPr>
-            <w:tcW w:type="dxa" w:w="1247"/>
-          </w:tcPr>
-          <w:p>
-            <w:pPr>
-              <w:jc w:val="center"/>
-            </w:pPr>
-            <w:r>
-              <w:rPr>
-                <w:rFonts w:ascii="宋体" w:hAnsi="宋体" w:eastAsia="宋体"/>
-                <w:b w:val="0"/>
-                <w:sz w:val="17"/>
-              </w:rPr>
-              <w:t>75.3%</w:t>
-            </w:r>
-          </w:p>
-        </w:tc>
-        <w:tc>
-          <w:tcPr>
-            <w:tcW w:type="dxa" w:w="1474"/>
-          </w:tcPr>
-          <w:p>
-            <w:pPr>
-              <w:jc w:val="center"/>
-            </w:pPr>
-            <w:r>
-              <w:rPr>
-                <w:rFonts w:ascii="宋体" w:hAnsi="宋体" w:eastAsia="宋体"/>
-                <w:b w:val="0"/>
-                <w:sz w:val="17"/>
-              </w:rPr>
-              <w:t>100.00%</w:t>
-            </w:r>
-          </w:p>
-        </w:tc>
-        <w:tc>
-          <w:tcPr>
-            <w:tcW w:type="dxa" w:w="1247"/>
-          </w:tcPr>
-          <w:p>
-            <w:pPr>
-              <w:jc w:val="center"/>
-            </w:pPr>
-            <w:r>
-              <w:rPr>
-                <w:rFonts w:ascii="宋体" w:hAnsi="宋体" w:eastAsia="宋体"/>
-                <w:b w:val="0"/>
-                <w:sz w:val="17"/>
-              </w:rPr>
-              <w:t>0</w:t>
-            </w:r>
-          </w:p>
-        </w:tc>
-      </w:tr>
-      <w:tr>
-        <w:tc>
-          <w:tcPr>
-            <w:tcW w:type="dxa" w:w="3515"/>
-          </w:tcPr>
-          <w:p>
-            <w:pPr>
-              <w:jc w:val="left"/>
-            </w:pPr>
-            <w:r>
-              <w:rPr>
-                <w:rFonts w:ascii="宋体" w:hAnsi="宋体" w:eastAsia="宋体"/>
-                <w:b w:val="0"/>
-                <w:sz w:val="17"/>
-              </w:rPr>
-              <w:t>mammoth-1-27b</w:t>
-            </w:r>
-          </w:p>
-        </w:tc>
-        <w:tc>
-          <w:tcPr>
-            <w:tcW w:type="dxa" w:w="1134"/>
-          </w:tcPr>
-          <w:p>
-            <w:pPr>
-              <w:jc w:val="center"/>
-            </w:pPr>
-            <w:r>
-              <w:rPr>
-                <w:rFonts w:ascii="宋体" w:hAnsi="宋体" w:eastAsia="宋体"/>
-                <w:b w:val="0"/>
-                <w:sz w:val="17"/>
-              </w:rPr>
-              <w:t>0.99</w:t>
-            </w:r>
-          </w:p>
-        </w:tc>
-        <w:tc>
-          <w:tcPr>
-            <w:tcW w:type="dxa" w:w="1247"/>
-          </w:tcPr>
-          <w:p>
-            <w:pPr>
-              <w:jc w:val="center"/>
-            </w:pPr>
-            <w:r>
-              <w:rPr>
-                <w:rFonts w:ascii="宋体" w:hAnsi="宋体" w:eastAsia="宋体"/>
-                <w:b w:val="0"/>
-                <w:sz w:val="17"/>
-              </w:rPr>
-              <w:t>62.8%</w:t>
-            </w:r>
-          </w:p>
-        </w:tc>
-        <w:tc>
-          <w:tcPr>
-            <w:tcW w:type="dxa" w:w="1474"/>
-          </w:tcPr>
-          <w:p>
-            <w:pPr>
-              <w:jc w:val="center"/>
-            </w:pPr>
-            <w:r>
-              <w:rPr>
-                <w:rFonts w:ascii="宋体" w:hAnsi="宋体" w:eastAsia="宋体"/>
-                <w:b w:val="0"/>
-                <w:sz w:val="17"/>
-              </w:rPr>
-              <w:t>100.00%</w:t>
-            </w:r>
-          </w:p>
-        </w:tc>
-        <w:tc>
-          <w:tcPr>
-            <w:tcW w:type="dxa" w:w="1247"/>
-          </w:tcPr>
-          <w:p>
-            <w:pPr>
-              <w:jc w:val="center"/>
-            </w:pPr>
-            <w:r>
-              <w:rPr>
-                <w:rFonts w:ascii="宋体" w:hAnsi="宋体" w:eastAsia="宋体"/>
-                <w:b w:val="0"/>
-                <w:sz w:val="17"/>
-              </w:rPr>
-              <w:t>0</w:t>
+              <w:t>184</w:t>
             </w:r>
           </w:p>
         </w:tc>
@@ -3611,7 +3436,7 @@
           <w:b w:val="0"/>
           <w:sz w:val="21"/>
         </w:rPr>
-        <w:t>在 0.9 阈值这一常用工作点上，R3 + 温度缩放的覆盖率为 75.8%（175 条），采纳准确率 99.43%，相比基线的 73.7%（157 条）/ 99.36%，在能多采纳 18 条的同时保持同等准确率。27B 的曲线整体更优，但其延迟为 9B 的 1.7 倍。</w:t>
+        <w:t>在 0.9 这一常用工作点上，R3 + 温度缩放的覆盖率为 75.8%（175 条），采纳精度 99.43%，相比基线的 72.7%（168 条）/ 99.40%，在保持同等精度的前提下多采纳 7 条。27B 曲线整体更优（79.7% / 100%），但延迟为 9B 的 1.7 倍。</w:t>
       </w:r>
     </w:p>
     <w:p>
@@ -3699,6 +3524,7 @@
         <w:tblStyle w:val="LightGrid-Accent1"/>
         <w:tblW w:type="auto" w:w="0"/>
         <w:jc w:val="center"/>
+        <w:tblLayout w:type="fixed"/>
         <w:tblLook w:firstColumn="1" w:firstRow="1" w:lastColumn="0" w:lastRow="0" w:noHBand="0" w:noVBand="1" w:val="04A0"/>
       </w:tblPr>
       <w:tblGrid>
@@ -4650,7 +4476,5047 @@
           <w:b w:val="0"/>
           <w:sz w:val="21"/>
         </w:rPr>
-        <w:t>temporal_numeric 是唯一在两个方向上都被证明难以改善的族：微调使其从 7 条增至 8 条，27B 同样为 8 条。从 2B（3/15）到 9B（7/15）到 27B（8/15），参数增加 13 倍仅多对 5 条。这提示该族的能力瓶颈不在参数规模，而可能在于单次前向加槽位读出的结构本身不擅长精确的多步算术，需要外部计算工具或架构改动。</w:t>
+        <w:t>temporal_numeric 是唯一在两个方向上都被证明难以改善的族：微调使其从 7 条增至 8 条，27B 同样为 8 条。从 2B（3/15）到 9B（7/15）到 27B（8/15），参数增加 13 倍仅多对 5 条。这提示瓶颈不在参数规模，而可能在于单次前向加槽位读出的结构本身不擅长精确的多步算术，需要外部计算工具或架构改动。</w:t>
+      </w:r>
+    </w:p>
+    <w:p>
+      <w:pPr>
+        <w:spacing w:before="200" w:after="100"/>
+      </w:pPr>
+      <w:r>
+        <w:rPr>
+          <w:rFonts w:ascii="黑体" w:hAnsi="黑体" w:eastAsia="黑体"/>
+          <w:b/>
+          <w:sz w:val="25"/>
+        </w:rPr>
+        <w:t>4.5  跨域泛化（随机负样本）</w:t>
+      </w:r>
+    </w:p>
+    <w:p>
+      <w:pPr>
+        <w:spacing w:before="120" w:after="80"/>
+        <w:jc w:val="center"/>
+      </w:pPr>
+      <w:r>
+        <w:rPr>
+          <w:rFonts w:ascii="黑体" w:hAnsi="黑体" w:eastAsia="黑体"/>
+          <w:b/>
+          <w:sz w:val="18"/>
+        </w:rPr>
+        <w:t>表 6  跨域 1,200 条（随机负样本）</w:t>
+      </w:r>
+    </w:p>
+    <w:tbl>
+      <w:tblPr>
+        <w:tblStyle w:val="LightGrid-Accent1"/>
+        <w:tblW w:type="auto" w:w="0"/>
+        <w:jc w:val="center"/>
+        <w:tblLayout w:type="fixed"/>
+        <w:tblLook w:firstColumn="1" w:firstRow="1" w:lastColumn="0" w:lastRow="0" w:noHBand="0" w:noVBand="1" w:val="04A0"/>
+      </w:tblPr>
+      <w:tblGrid>
+        <w:gridCol w:w="1327"/>
+        <w:gridCol w:w="1327"/>
+        <w:gridCol w:w="1327"/>
+        <w:gridCol w:w="1327"/>
+        <w:gridCol w:w="1327"/>
+        <w:gridCol w:w="1327"/>
+        <w:gridCol w:w="1327"/>
+      </w:tblGrid>
+      <w:tr>
+        <w:tc>
+          <w:tcPr>
+            <w:tcW w:type="dxa" w:w="2338"/>
+          </w:tcPr>
+          <w:p>
+            <w:pPr>
+              <w:jc w:val="center"/>
+            </w:pPr>
+            <w:r/>
+            <w:r>
+              <w:rPr>
+                <w:rFonts w:ascii="黑体" w:hAnsi="黑体" w:eastAsia="黑体"/>
+                <w:b/>
+                <w:sz w:val="16"/>
+              </w:rPr>
+              <w:t>模型</w:t>
+            </w:r>
+          </w:p>
+        </w:tc>
+        <w:tc>
+          <w:tcPr>
+            <w:tcW w:type="dxa" w:w="1118"/>
+          </w:tcPr>
+          <w:p>
+            <w:pPr>
+              <w:jc w:val="center"/>
+            </w:pPr>
+            <w:r/>
+            <w:r>
+              <w:rPr>
+                <w:rFonts w:ascii="黑体" w:hAnsi="黑体" w:eastAsia="黑体"/>
+                <w:b/>
+                <w:sz w:val="16"/>
+              </w:rPr>
+              <w:t>准确率</w:t>
+            </w:r>
+          </w:p>
+        </w:tc>
+        <w:tc>
+          <w:tcPr>
+            <w:tcW w:type="dxa" w:w="1118"/>
+          </w:tcPr>
+          <w:p>
+            <w:pPr>
+              <w:jc w:val="center"/>
+            </w:pPr>
+            <w:r/>
+            <w:r>
+              <w:rPr>
+                <w:rFonts w:ascii="黑体" w:hAnsi="黑体" w:eastAsia="黑体"/>
+                <w:b/>
+                <w:sz w:val="16"/>
+              </w:rPr>
+              <w:t>gold 概率</w:t>
+            </w:r>
+          </w:p>
+        </w:tc>
+        <w:tc>
+          <w:tcPr>
+            <w:tcW w:type="dxa" w:w="915"/>
+          </w:tcPr>
+          <w:p>
+            <w:pPr>
+              <w:jc w:val="center"/>
+            </w:pPr>
+            <w:r/>
+            <w:r>
+              <w:rPr>
+                <w:rFonts w:ascii="黑体" w:hAnsi="黑体" w:eastAsia="黑体"/>
+                <w:b/>
+                <w:sz w:val="16"/>
+              </w:rPr>
+              <w:t>NLL</w:t>
+            </w:r>
+          </w:p>
+        </w:tc>
+        <w:tc>
+          <w:tcPr>
+            <w:tcW w:type="dxa" w:w="1118"/>
+          </w:tcPr>
+          <w:p>
+            <w:pPr>
+              <w:jc w:val="center"/>
+            </w:pPr>
+            <w:r/>
+            <w:r>
+              <w:rPr>
+                <w:rFonts w:ascii="黑体" w:hAnsi="黑体" w:eastAsia="黑体"/>
+                <w:b/>
+                <w:sz w:val="16"/>
+              </w:rPr>
+              <w:t>≥0.9 覆盖</w:t>
+            </w:r>
+          </w:p>
+        </w:tc>
+        <w:tc>
+          <w:tcPr>
+            <w:tcW w:type="dxa" w:w="1118"/>
+          </w:tcPr>
+          <w:p>
+            <w:pPr>
+              <w:jc w:val="center"/>
+            </w:pPr>
+            <w:r/>
+            <w:r>
+              <w:rPr>
+                <w:rFonts w:ascii="黑体" w:hAnsi="黑体" w:eastAsia="黑体"/>
+                <w:b/>
+                <w:sz w:val="16"/>
+              </w:rPr>
+              <w:t>采纳精度</w:t>
+            </w:r>
+          </w:p>
+        </w:tc>
+        <w:tc>
+          <w:tcPr>
+            <w:tcW w:type="dxa" w:w="1118"/>
+          </w:tcPr>
+          <w:p>
+            <w:pPr>
+              <w:jc w:val="center"/>
+            </w:pPr>
+            <w:r/>
+            <w:r>
+              <w:rPr>
+                <w:rFonts w:ascii="黑体" w:hAnsi="黑体" w:eastAsia="黑体"/>
+                <w:b/>
+                <w:sz w:val="16"/>
+              </w:rPr>
+              <w:t>高置信错误</w:t>
+            </w:r>
+          </w:p>
+        </w:tc>
+      </w:tr>
+      <w:tr>
+        <w:tc>
+          <w:tcPr>
+            <w:tcW w:type="dxa" w:w="2338"/>
+          </w:tcPr>
+          <w:p>
+            <w:pPr>
+              <w:jc w:val="left"/>
+            </w:pPr>
+            <w:r>
+              <w:rPr>
+                <w:rFonts w:ascii="宋体" w:hAnsi="宋体" w:eastAsia="宋体"/>
+                <w:b w:val="0"/>
+                <w:sz w:val="16"/>
+              </w:rPr>
+              <w:t>elephant-1-9b-base</w:t>
+            </w:r>
+          </w:p>
+        </w:tc>
+        <w:tc>
+          <w:tcPr>
+            <w:tcW w:type="dxa" w:w="1118"/>
+          </w:tcPr>
+          <w:p>
+            <w:pPr>
+              <w:jc w:val="center"/>
+            </w:pPr>
+            <w:r>
+              <w:rPr>
+                <w:rFonts w:ascii="宋体" w:hAnsi="宋体" w:eastAsia="宋体"/>
+                <w:b w:val="0"/>
+                <w:sz w:val="16"/>
+              </w:rPr>
+              <w:t>97.92%</w:t>
+            </w:r>
+          </w:p>
+        </w:tc>
+        <w:tc>
+          <w:tcPr>
+            <w:tcW w:type="dxa" w:w="1118"/>
+          </w:tcPr>
+          <w:p>
+            <w:pPr>
+              <w:jc w:val="center"/>
+            </w:pPr>
+            <w:r>
+              <w:rPr>
+                <w:rFonts w:ascii="宋体" w:hAnsi="宋体" w:eastAsia="宋体"/>
+                <w:b w:val="0"/>
+                <w:sz w:val="16"/>
+              </w:rPr>
+              <w:t>0.9631</w:t>
+            </w:r>
+          </w:p>
+        </w:tc>
+        <w:tc>
+          <w:tcPr>
+            <w:tcW w:type="dxa" w:w="915"/>
+          </w:tcPr>
+          <w:p>
+            <w:pPr>
+              <w:jc w:val="center"/>
+            </w:pPr>
+            <w:r>
+              <w:rPr>
+                <w:rFonts w:ascii="宋体" w:hAnsi="宋体" w:eastAsia="宋体"/>
+                <w:b w:val="0"/>
+                <w:sz w:val="16"/>
+              </w:rPr>
+              <w:t>0.0737</w:t>
+            </w:r>
+          </w:p>
+        </w:tc>
+        <w:tc>
+          <w:tcPr>
+            <w:tcW w:type="dxa" w:w="1118"/>
+          </w:tcPr>
+          <w:p>
+            <w:pPr>
+              <w:jc w:val="center"/>
+            </w:pPr>
+            <w:r>
+              <w:rPr>
+                <w:rFonts w:ascii="宋体" w:hAnsi="宋体" w:eastAsia="宋体"/>
+                <w:b w:val="0"/>
+                <w:sz w:val="16"/>
+              </w:rPr>
+              <w:t>93.4%</w:t>
+            </w:r>
+          </w:p>
+        </w:tc>
+        <w:tc>
+          <w:tcPr>
+            <w:tcW w:type="dxa" w:w="1118"/>
+          </w:tcPr>
+          <w:p>
+            <w:pPr>
+              <w:jc w:val="center"/>
+            </w:pPr>
+            <w:r>
+              <w:rPr>
+                <w:rFonts w:ascii="宋体" w:hAnsi="宋体" w:eastAsia="宋体"/>
+                <w:b w:val="0"/>
+                <w:sz w:val="16"/>
+              </w:rPr>
+              <w:t>99.29%</w:t>
+            </w:r>
+          </w:p>
+        </w:tc>
+        <w:tc>
+          <w:tcPr>
+            <w:tcW w:type="dxa" w:w="1118"/>
+          </w:tcPr>
+          <w:p>
+            <w:pPr>
+              <w:jc w:val="center"/>
+            </w:pPr>
+            <w:r>
+              <w:rPr>
+                <w:rFonts w:ascii="宋体" w:hAnsi="宋体" w:eastAsia="宋体"/>
+                <w:b w:val="0"/>
+                <w:sz w:val="16"/>
+              </w:rPr>
+              <w:t>8</w:t>
+            </w:r>
+          </w:p>
+        </w:tc>
+      </w:tr>
+      <w:tr>
+        <w:tc>
+          <w:tcPr>
+            <w:tcW w:type="dxa" w:w="2338"/>
+          </w:tcPr>
+          <w:p>
+            <w:pPr>
+              <w:jc w:val="left"/>
+            </w:pPr>
+            <w:r>
+              <w:rPr>
+                <w:rFonts w:ascii="宋体" w:hAnsi="宋体" w:eastAsia="宋体"/>
+                <w:b w:val="0"/>
+                <w:sz w:val="16"/>
+              </w:rPr>
+              <w:t>elephant-1-9b-r3</w:t>
+            </w:r>
+          </w:p>
+        </w:tc>
+        <w:tc>
+          <w:tcPr>
+            <w:tcW w:type="dxa" w:w="1118"/>
+          </w:tcPr>
+          <w:p>
+            <w:pPr>
+              <w:jc w:val="center"/>
+            </w:pPr>
+            <w:r>
+              <w:rPr>
+                <w:rFonts w:ascii="宋体" w:hAnsi="宋体" w:eastAsia="宋体"/>
+                <w:b w:val="0"/>
+                <w:sz w:val="16"/>
+              </w:rPr>
+              <w:t>97.83%</w:t>
+            </w:r>
+          </w:p>
+        </w:tc>
+        <w:tc>
+          <w:tcPr>
+            <w:tcW w:type="dxa" w:w="1118"/>
+          </w:tcPr>
+          <w:p>
+            <w:pPr>
+              <w:jc w:val="center"/>
+            </w:pPr>
+            <w:r>
+              <w:rPr>
+                <w:rFonts w:ascii="宋体" w:hAnsi="宋体" w:eastAsia="宋体"/>
+                <w:b w:val="0"/>
+                <w:sz w:val="16"/>
+              </w:rPr>
+              <w:t>0.9714</w:t>
+            </w:r>
+          </w:p>
+        </w:tc>
+        <w:tc>
+          <w:tcPr>
+            <w:tcW w:type="dxa" w:w="915"/>
+          </w:tcPr>
+          <w:p>
+            <w:pPr>
+              <w:jc w:val="center"/>
+            </w:pPr>
+            <w:r>
+              <w:rPr>
+                <w:rFonts w:ascii="宋体" w:hAnsi="宋体" w:eastAsia="宋体"/>
+                <w:b w:val="0"/>
+                <w:sz w:val="16"/>
+              </w:rPr>
+              <w:t>0.0779</w:t>
+            </w:r>
+          </w:p>
+        </w:tc>
+        <w:tc>
+          <w:tcPr>
+            <w:tcW w:type="dxa" w:w="1118"/>
+          </w:tcPr>
+          <w:p>
+            <w:pPr>
+              <w:jc w:val="center"/>
+            </w:pPr>
+            <w:r>
+              <w:rPr>
+                <w:rFonts w:ascii="宋体" w:hAnsi="宋体" w:eastAsia="宋体"/>
+                <w:b w:val="0"/>
+                <w:sz w:val="16"/>
+              </w:rPr>
+              <w:t>96.0%</w:t>
+            </w:r>
+          </w:p>
+        </w:tc>
+        <w:tc>
+          <w:tcPr>
+            <w:tcW w:type="dxa" w:w="1118"/>
+          </w:tcPr>
+          <w:p>
+            <w:pPr>
+              <w:jc w:val="center"/>
+            </w:pPr>
+            <w:r>
+              <w:rPr>
+                <w:rFonts w:ascii="宋体" w:hAnsi="宋体" w:eastAsia="宋体"/>
+                <w:b w:val="0"/>
+                <w:sz w:val="16"/>
+              </w:rPr>
+              <w:t>98.78%</w:t>
+            </w:r>
+          </w:p>
+        </w:tc>
+        <w:tc>
+          <w:tcPr>
+            <w:tcW w:type="dxa" w:w="1118"/>
+          </w:tcPr>
+          <w:p>
+            <w:pPr>
+              <w:jc w:val="center"/>
+            </w:pPr>
+            <w:r>
+              <w:rPr>
+                <w:rFonts w:ascii="宋体" w:hAnsi="宋体" w:eastAsia="宋体"/>
+                <w:b w:val="0"/>
+                <w:sz w:val="16"/>
+              </w:rPr>
+              <w:t>14</w:t>
+            </w:r>
+          </w:p>
+        </w:tc>
+      </w:tr>
+      <w:tr>
+        <w:tc>
+          <w:tcPr>
+            <w:tcW w:type="dxa" w:w="2338"/>
+          </w:tcPr>
+          <w:p>
+            <w:pPr>
+              <w:jc w:val="left"/>
+            </w:pPr>
+            <w:r>
+              <w:rPr>
+                <w:rFonts w:ascii="宋体" w:hAnsi="宋体" w:eastAsia="宋体"/>
+                <w:b w:val="0"/>
+                <w:sz w:val="16"/>
+              </w:rPr>
+              <w:t>elephant-1-9b-r3-temp</w:t>
+            </w:r>
+          </w:p>
+        </w:tc>
+        <w:tc>
+          <w:tcPr>
+            <w:tcW w:type="dxa" w:w="1118"/>
+          </w:tcPr>
+          <w:p>
+            <w:pPr>
+              <w:jc w:val="center"/>
+            </w:pPr>
+            <w:r>
+              <w:rPr>
+                <w:rFonts w:ascii="宋体" w:hAnsi="宋体" w:eastAsia="宋体"/>
+                <w:b w:val="0"/>
+                <w:sz w:val="16"/>
+              </w:rPr>
+              <w:t>97.83%</w:t>
+            </w:r>
+          </w:p>
+        </w:tc>
+        <w:tc>
+          <w:tcPr>
+            <w:tcW w:type="dxa" w:w="1118"/>
+          </w:tcPr>
+          <w:p>
+            <w:pPr>
+              <w:jc w:val="center"/>
+            </w:pPr>
+            <w:r>
+              <w:rPr>
+                <w:rFonts w:ascii="宋体" w:hAnsi="宋体" w:eastAsia="宋体"/>
+                <w:b w:val="0"/>
+                <w:sz w:val="16"/>
+              </w:rPr>
+              <w:t>0.9638</w:t>
+            </w:r>
+          </w:p>
+        </w:tc>
+        <w:tc>
+          <w:tcPr>
+            <w:tcW w:type="dxa" w:w="915"/>
+          </w:tcPr>
+          <w:p>
+            <w:pPr>
+              <w:jc w:val="center"/>
+            </w:pPr>
+            <w:r>
+              <w:rPr>
+                <w:rFonts w:ascii="宋体" w:hAnsi="宋体" w:eastAsia="宋体"/>
+                <w:b w:val="0"/>
+                <w:sz w:val="16"/>
+              </w:rPr>
+              <w:t>0.0735</w:t>
+            </w:r>
+          </w:p>
+        </w:tc>
+        <w:tc>
+          <w:tcPr>
+            <w:tcW w:type="dxa" w:w="1118"/>
+          </w:tcPr>
+          <w:p>
+            <w:pPr>
+              <w:jc w:val="center"/>
+            </w:pPr>
+            <w:r>
+              <w:rPr>
+                <w:rFonts w:ascii="宋体" w:hAnsi="宋体" w:eastAsia="宋体"/>
+                <w:b w:val="0"/>
+                <w:sz w:val="16"/>
+              </w:rPr>
+              <w:t>94.5%</w:t>
+            </w:r>
+          </w:p>
+        </w:tc>
+        <w:tc>
+          <w:tcPr>
+            <w:tcW w:type="dxa" w:w="1118"/>
+          </w:tcPr>
+          <w:p>
+            <w:pPr>
+              <w:jc w:val="center"/>
+            </w:pPr>
+            <w:r>
+              <w:rPr>
+                <w:rFonts w:ascii="宋体" w:hAnsi="宋体" w:eastAsia="宋体"/>
+                <w:b w:val="0"/>
+                <w:sz w:val="16"/>
+              </w:rPr>
+              <w:t>99.21%</w:t>
+            </w:r>
+          </w:p>
+        </w:tc>
+        <w:tc>
+          <w:tcPr>
+            <w:tcW w:type="dxa" w:w="1118"/>
+          </w:tcPr>
+          <w:p>
+            <w:pPr>
+              <w:jc w:val="center"/>
+            </w:pPr>
+            <w:r>
+              <w:rPr>
+                <w:rFonts w:ascii="宋体" w:hAnsi="宋体" w:eastAsia="宋体"/>
+                <w:b w:val="0"/>
+                <w:sz w:val="16"/>
+              </w:rPr>
+              <w:t>9</w:t>
+            </w:r>
+          </w:p>
+        </w:tc>
+      </w:tr>
+      <w:tr>
+        <w:tc>
+          <w:tcPr>
+            <w:tcW w:type="dxa" w:w="2338"/>
+          </w:tcPr>
+          <w:p>
+            <w:pPr>
+              <w:jc w:val="left"/>
+            </w:pPr>
+            <w:r>
+              <w:rPr>
+                <w:rFonts w:ascii="宋体" w:hAnsi="宋体" w:eastAsia="宋体"/>
+                <w:b w:val="0"/>
+                <w:sz w:val="16"/>
+              </w:rPr>
+              <w:t>mammoth-1-27b</w:t>
+            </w:r>
+          </w:p>
+        </w:tc>
+        <w:tc>
+          <w:tcPr>
+            <w:tcW w:type="dxa" w:w="1118"/>
+          </w:tcPr>
+          <w:p>
+            <w:pPr>
+              <w:jc w:val="center"/>
+            </w:pPr>
+            <w:r>
+              <w:rPr>
+                <w:rFonts w:ascii="宋体" w:hAnsi="宋体" w:eastAsia="宋体"/>
+                <w:b w:val="0"/>
+                <w:sz w:val="16"/>
+              </w:rPr>
+              <w:t>98.33%</w:t>
+            </w:r>
+          </w:p>
+        </w:tc>
+        <w:tc>
+          <w:tcPr>
+            <w:tcW w:type="dxa" w:w="1118"/>
+          </w:tcPr>
+          <w:p>
+            <w:pPr>
+              <w:jc w:val="center"/>
+            </w:pPr>
+            <w:r>
+              <w:rPr>
+                <w:rFonts w:ascii="宋体" w:hAnsi="宋体" w:eastAsia="宋体"/>
+                <w:b w:val="0"/>
+                <w:sz w:val="16"/>
+              </w:rPr>
+              <w:t>0.9715</w:t>
+            </w:r>
+          </w:p>
+        </w:tc>
+        <w:tc>
+          <w:tcPr>
+            <w:tcW w:type="dxa" w:w="915"/>
+          </w:tcPr>
+          <w:p>
+            <w:pPr>
+              <w:jc w:val="center"/>
+            </w:pPr>
+            <w:r>
+              <w:rPr>
+                <w:rFonts w:ascii="宋体" w:hAnsi="宋体" w:eastAsia="宋体"/>
+                <w:b w:val="0"/>
+                <w:sz w:val="16"/>
+              </w:rPr>
+              <w:t>0.0597</w:t>
+            </w:r>
+          </w:p>
+        </w:tc>
+        <w:tc>
+          <w:tcPr>
+            <w:tcW w:type="dxa" w:w="1118"/>
+          </w:tcPr>
+          <w:p>
+            <w:pPr>
+              <w:jc w:val="center"/>
+            </w:pPr>
+            <w:r>
+              <w:rPr>
+                <w:rFonts w:ascii="宋体" w:hAnsi="宋体" w:eastAsia="宋体"/>
+                <w:b w:val="0"/>
+                <w:sz w:val="16"/>
+              </w:rPr>
+              <w:t>94.7%</w:t>
+            </w:r>
+          </w:p>
+        </w:tc>
+        <w:tc>
+          <w:tcPr>
+            <w:tcW w:type="dxa" w:w="1118"/>
+          </w:tcPr>
+          <w:p>
+            <w:pPr>
+              <w:jc w:val="center"/>
+            </w:pPr>
+            <w:r>
+              <w:rPr>
+                <w:rFonts w:ascii="宋体" w:hAnsi="宋体" w:eastAsia="宋体"/>
+                <w:b w:val="0"/>
+                <w:sz w:val="16"/>
+              </w:rPr>
+              <w:t>99.38%</w:t>
+            </w:r>
+          </w:p>
+        </w:tc>
+        <w:tc>
+          <w:tcPr>
+            <w:tcW w:type="dxa" w:w="1118"/>
+          </w:tcPr>
+          <w:p>
+            <w:pPr>
+              <w:jc w:val="center"/>
+            </w:pPr>
+            <w:r>
+              <w:rPr>
+                <w:rFonts w:ascii="宋体" w:hAnsi="宋体" w:eastAsia="宋体"/>
+                <w:b w:val="0"/>
+                <w:sz w:val="16"/>
+              </w:rPr>
+              <w:t>7</w:t>
+            </w:r>
+          </w:p>
+        </w:tc>
+      </w:tr>
+    </w:tbl>
+    <w:p>
+      <w:pPr>
+        <w:spacing w:after="40"/>
+      </w:pPr>
+    </w:p>
+    <w:p>
+      <w:pPr>
+        <w:spacing w:before="120" w:after="80"/>
+        <w:jc w:val="center"/>
+      </w:pPr>
+      <w:r>
+        <w:rPr>
+          <w:rFonts w:ascii="黑体" w:hAnsi="黑体" w:eastAsia="黑体"/>
+          <w:b/>
+          <w:sz w:val="18"/>
+        </w:rPr>
+        <w:t>表 7  分数据集准确率（随机负样本）</w:t>
+      </w:r>
+    </w:p>
+    <w:tbl>
+      <w:tblPr>
+        <w:tblStyle w:val="LightGrid-Accent1"/>
+        <w:tblW w:type="auto" w:w="0"/>
+        <w:jc w:val="center"/>
+        <w:tblLayout w:type="fixed"/>
+        <w:tblLook w:firstColumn="1" w:firstRow="1" w:lastColumn="0" w:lastRow="0" w:noHBand="0" w:noVBand="1" w:val="04A0"/>
+      </w:tblPr>
+      <w:tblGrid>
+        <w:gridCol w:w="1858"/>
+        <w:gridCol w:w="1858"/>
+        <w:gridCol w:w="1858"/>
+        <w:gridCol w:w="1858"/>
+        <w:gridCol w:w="1858"/>
+      </w:tblGrid>
+      <w:tr>
+        <w:tc>
+          <w:tcPr>
+            <w:tcW w:type="dxa" w:w="2041"/>
+          </w:tcPr>
+          <w:p>
+            <w:pPr>
+              <w:jc w:val="center"/>
+            </w:pPr>
+            <w:r/>
+            <w:r>
+              <w:rPr>
+                <w:rFonts w:ascii="黑体" w:hAnsi="黑体" w:eastAsia="黑体"/>
+                <w:b/>
+                <w:sz w:val="16"/>
+              </w:rPr>
+              <w:t>数据集</w:t>
+            </w:r>
+          </w:p>
+        </w:tc>
+        <w:tc>
+          <w:tcPr>
+            <w:tcW w:type="dxa" w:w="1701"/>
+          </w:tcPr>
+          <w:p>
+            <w:pPr>
+              <w:jc w:val="center"/>
+            </w:pPr>
+            <w:r/>
+            <w:r>
+              <w:rPr>
+                <w:rFonts w:ascii="黑体" w:hAnsi="黑体" w:eastAsia="黑体"/>
+                <w:b/>
+                <w:sz w:val="16"/>
+              </w:rPr>
+              <w:t>elephant-1-9b-base</w:t>
+            </w:r>
+          </w:p>
+        </w:tc>
+        <w:tc>
+          <w:tcPr>
+            <w:tcW w:type="dxa" w:w="1701"/>
+          </w:tcPr>
+          <w:p>
+            <w:pPr>
+              <w:jc w:val="center"/>
+            </w:pPr>
+            <w:r/>
+            <w:r>
+              <w:rPr>
+                <w:rFonts w:ascii="黑体" w:hAnsi="黑体" w:eastAsia="黑体"/>
+                <w:b/>
+                <w:sz w:val="16"/>
+              </w:rPr>
+              <w:t>elephant-1-9b-r3</w:t>
+            </w:r>
+          </w:p>
+        </w:tc>
+        <w:tc>
+          <w:tcPr>
+            <w:tcW w:type="dxa" w:w="1701"/>
+          </w:tcPr>
+          <w:p>
+            <w:pPr>
+              <w:jc w:val="center"/>
+            </w:pPr>
+            <w:r/>
+            <w:r>
+              <w:rPr>
+                <w:rFonts w:ascii="黑体" w:hAnsi="黑体" w:eastAsia="黑体"/>
+                <w:b/>
+                <w:sz w:val="16"/>
+              </w:rPr>
+              <w:t>elephant-1-9b-r3-temp</w:t>
+            </w:r>
+          </w:p>
+        </w:tc>
+        <w:tc>
+          <w:tcPr>
+            <w:tcW w:type="dxa" w:w="1701"/>
+          </w:tcPr>
+          <w:p>
+            <w:pPr>
+              <w:jc w:val="center"/>
+            </w:pPr>
+            <w:r/>
+            <w:r>
+              <w:rPr>
+                <w:rFonts w:ascii="黑体" w:hAnsi="黑体" w:eastAsia="黑体"/>
+                <w:b/>
+                <w:sz w:val="16"/>
+              </w:rPr>
+              <w:t>mammoth-1-27b</w:t>
+            </w:r>
+          </w:p>
+        </w:tc>
+      </w:tr>
+      <w:tr>
+        <w:tc>
+          <w:tcPr>
+            <w:tcW w:type="dxa" w:w="2041"/>
+          </w:tcPr>
+          <w:p>
+            <w:pPr>
+              <w:jc w:val="left"/>
+            </w:pPr>
+            <w:r>
+              <w:rPr>
+                <w:rFonts w:ascii="宋体" w:hAnsi="宋体" w:eastAsia="宋体"/>
+                <w:b w:val="0"/>
+                <w:sz w:val="16"/>
+              </w:rPr>
+              <w:t>banking77</w:t>
+            </w:r>
+          </w:p>
+        </w:tc>
+        <w:tc>
+          <w:tcPr>
+            <w:tcW w:type="dxa" w:w="1701"/>
+          </w:tcPr>
+          <w:p>
+            <w:pPr>
+              <w:jc w:val="center"/>
+            </w:pPr>
+            <w:r>
+              <w:rPr>
+                <w:rFonts w:ascii="宋体" w:hAnsi="宋体" w:eastAsia="宋体"/>
+                <w:b w:val="0"/>
+                <w:sz w:val="16"/>
+              </w:rPr>
+              <w:t>98.67%</w:t>
+            </w:r>
+          </w:p>
+        </w:tc>
+        <w:tc>
+          <w:tcPr>
+            <w:tcW w:type="dxa" w:w="1701"/>
+          </w:tcPr>
+          <w:p>
+            <w:pPr>
+              <w:jc w:val="center"/>
+            </w:pPr>
+            <w:r>
+              <w:rPr>
+                <w:rFonts w:ascii="宋体" w:hAnsi="宋体" w:eastAsia="宋体"/>
+                <w:b w:val="0"/>
+                <w:sz w:val="16"/>
+              </w:rPr>
+              <w:t>98.67%</w:t>
+            </w:r>
+          </w:p>
+        </w:tc>
+        <w:tc>
+          <w:tcPr>
+            <w:tcW w:type="dxa" w:w="1701"/>
+          </w:tcPr>
+          <w:p>
+            <w:pPr>
+              <w:jc w:val="center"/>
+            </w:pPr>
+            <w:r>
+              <w:rPr>
+                <w:rFonts w:ascii="宋体" w:hAnsi="宋体" w:eastAsia="宋体"/>
+                <w:b w:val="0"/>
+                <w:sz w:val="16"/>
+              </w:rPr>
+              <w:t>98.67%</w:t>
+            </w:r>
+          </w:p>
+        </w:tc>
+        <w:tc>
+          <w:tcPr>
+            <w:tcW w:type="dxa" w:w="1701"/>
+          </w:tcPr>
+          <w:p>
+            <w:pPr>
+              <w:jc w:val="center"/>
+            </w:pPr>
+            <w:r>
+              <w:rPr>
+                <w:rFonts w:ascii="宋体" w:hAnsi="宋体" w:eastAsia="宋体"/>
+                <w:b w:val="0"/>
+                <w:sz w:val="16"/>
+              </w:rPr>
+              <w:t>99.00%</w:t>
+            </w:r>
+          </w:p>
+        </w:tc>
+      </w:tr>
+      <w:tr>
+        <w:tc>
+          <w:tcPr>
+            <w:tcW w:type="dxa" w:w="2041"/>
+          </w:tcPr>
+          <w:p>
+            <w:pPr>
+              <w:jc w:val="left"/>
+            </w:pPr>
+            <w:r>
+              <w:rPr>
+                <w:rFonts w:ascii="宋体" w:hAnsi="宋体" w:eastAsia="宋体"/>
+                <w:b w:val="0"/>
+                <w:sz w:val="16"/>
+              </w:rPr>
+              <w:t>clinc150</w:t>
+            </w:r>
+          </w:p>
+        </w:tc>
+        <w:tc>
+          <w:tcPr>
+            <w:tcW w:type="dxa" w:w="1701"/>
+          </w:tcPr>
+          <w:p>
+            <w:pPr>
+              <w:jc w:val="center"/>
+            </w:pPr>
+            <w:r>
+              <w:rPr>
+                <w:rFonts w:ascii="宋体" w:hAnsi="宋体" w:eastAsia="宋体"/>
+                <w:b w:val="0"/>
+                <w:sz w:val="16"/>
+              </w:rPr>
+              <w:t>99.33%</w:t>
+            </w:r>
+          </w:p>
+        </w:tc>
+        <w:tc>
+          <w:tcPr>
+            <w:tcW w:type="dxa" w:w="1701"/>
+          </w:tcPr>
+          <w:p>
+            <w:pPr>
+              <w:jc w:val="center"/>
+            </w:pPr>
+            <w:r>
+              <w:rPr>
+                <w:rFonts w:ascii="宋体" w:hAnsi="宋体" w:eastAsia="宋体"/>
+                <w:b w:val="0"/>
+                <w:sz w:val="16"/>
+              </w:rPr>
+              <w:t>99.00%</w:t>
+            </w:r>
+          </w:p>
+        </w:tc>
+        <w:tc>
+          <w:tcPr>
+            <w:tcW w:type="dxa" w:w="1701"/>
+          </w:tcPr>
+          <w:p>
+            <w:pPr>
+              <w:jc w:val="center"/>
+            </w:pPr>
+            <w:r>
+              <w:rPr>
+                <w:rFonts w:ascii="宋体" w:hAnsi="宋体" w:eastAsia="宋体"/>
+                <w:b w:val="0"/>
+                <w:sz w:val="16"/>
+              </w:rPr>
+              <w:t>99.00%</w:t>
+            </w:r>
+          </w:p>
+        </w:tc>
+        <w:tc>
+          <w:tcPr>
+            <w:tcW w:type="dxa" w:w="1701"/>
+          </w:tcPr>
+          <w:p>
+            <w:pPr>
+              <w:jc w:val="center"/>
+            </w:pPr>
+            <w:r>
+              <w:rPr>
+                <w:rFonts w:ascii="宋体" w:hAnsi="宋体" w:eastAsia="宋体"/>
+                <w:b w:val="0"/>
+                <w:sz w:val="16"/>
+              </w:rPr>
+              <w:t>99.33%</w:t>
+            </w:r>
+          </w:p>
+        </w:tc>
+      </w:tr>
+      <w:tr>
+        <w:tc>
+          <w:tcPr>
+            <w:tcW w:type="dxa" w:w="2041"/>
+          </w:tcPr>
+          <w:p>
+            <w:pPr>
+              <w:jc w:val="left"/>
+            </w:pPr>
+            <w:r>
+              <w:rPr>
+                <w:rFonts w:ascii="宋体" w:hAnsi="宋体" w:eastAsia="宋体"/>
+                <w:b w:val="0"/>
+                <w:sz w:val="16"/>
+              </w:rPr>
+              <w:t>ai2_arc</w:t>
+            </w:r>
+          </w:p>
+        </w:tc>
+        <w:tc>
+          <w:tcPr>
+            <w:tcW w:type="dxa" w:w="1701"/>
+          </w:tcPr>
+          <w:p>
+            <w:pPr>
+              <w:jc w:val="center"/>
+            </w:pPr>
+            <w:r>
+              <w:rPr>
+                <w:rFonts w:ascii="宋体" w:hAnsi="宋体" w:eastAsia="宋体"/>
+                <w:b w:val="0"/>
+                <w:sz w:val="16"/>
+              </w:rPr>
+              <w:t>97.00%</w:t>
+            </w:r>
+          </w:p>
+        </w:tc>
+        <w:tc>
+          <w:tcPr>
+            <w:tcW w:type="dxa" w:w="1701"/>
+          </w:tcPr>
+          <w:p>
+            <w:pPr>
+              <w:jc w:val="center"/>
+            </w:pPr>
+            <w:r>
+              <w:rPr>
+                <w:rFonts w:ascii="宋体" w:hAnsi="宋体" w:eastAsia="宋体"/>
+                <w:b w:val="0"/>
+                <w:sz w:val="16"/>
+              </w:rPr>
+              <w:t>97.00%</w:t>
+            </w:r>
+          </w:p>
+        </w:tc>
+        <w:tc>
+          <w:tcPr>
+            <w:tcW w:type="dxa" w:w="1701"/>
+          </w:tcPr>
+          <w:p>
+            <w:pPr>
+              <w:jc w:val="center"/>
+            </w:pPr>
+            <w:r>
+              <w:rPr>
+                <w:rFonts w:ascii="宋体" w:hAnsi="宋体" w:eastAsia="宋体"/>
+                <w:b w:val="0"/>
+                <w:sz w:val="16"/>
+              </w:rPr>
+              <w:t>97.00%</w:t>
+            </w:r>
+          </w:p>
+        </w:tc>
+        <w:tc>
+          <w:tcPr>
+            <w:tcW w:type="dxa" w:w="1701"/>
+          </w:tcPr>
+          <w:p>
+            <w:pPr>
+              <w:jc w:val="center"/>
+            </w:pPr>
+            <w:r>
+              <w:rPr>
+                <w:rFonts w:ascii="宋体" w:hAnsi="宋体" w:eastAsia="宋体"/>
+                <w:b w:val="0"/>
+                <w:sz w:val="16"/>
+              </w:rPr>
+              <w:t>99.00%</w:t>
+            </w:r>
+          </w:p>
+        </w:tc>
+      </w:tr>
+      <w:tr>
+        <w:tc>
+          <w:tcPr>
+            <w:tcW w:type="dxa" w:w="2041"/>
+          </w:tcPr>
+          <w:p>
+            <w:pPr>
+              <w:jc w:val="left"/>
+            </w:pPr>
+            <w:r>
+              <w:rPr>
+                <w:rFonts w:ascii="宋体" w:hAnsi="宋体" w:eastAsia="宋体"/>
+                <w:b w:val="0"/>
+                <w:sz w:val="16"/>
+              </w:rPr>
+              <w:t>imdb</w:t>
+            </w:r>
+          </w:p>
+        </w:tc>
+        <w:tc>
+          <w:tcPr>
+            <w:tcW w:type="dxa" w:w="1701"/>
+          </w:tcPr>
+          <w:p>
+            <w:pPr>
+              <w:jc w:val="center"/>
+            </w:pPr>
+            <w:r>
+              <w:rPr>
+                <w:rFonts w:ascii="宋体" w:hAnsi="宋体" w:eastAsia="宋体"/>
+                <w:b w:val="0"/>
+                <w:sz w:val="16"/>
+              </w:rPr>
+              <w:t>96.67%</w:t>
+            </w:r>
+          </w:p>
+        </w:tc>
+        <w:tc>
+          <w:tcPr>
+            <w:tcW w:type="dxa" w:w="1701"/>
+          </w:tcPr>
+          <w:p>
+            <w:pPr>
+              <w:jc w:val="center"/>
+            </w:pPr>
+            <w:r>
+              <w:rPr>
+                <w:rFonts w:ascii="宋体" w:hAnsi="宋体" w:eastAsia="宋体"/>
+                <w:b w:val="0"/>
+                <w:sz w:val="16"/>
+              </w:rPr>
+              <w:t>96.67%</w:t>
+            </w:r>
+          </w:p>
+        </w:tc>
+        <w:tc>
+          <w:tcPr>
+            <w:tcW w:type="dxa" w:w="1701"/>
+          </w:tcPr>
+          <w:p>
+            <w:pPr>
+              <w:jc w:val="center"/>
+            </w:pPr>
+            <w:r>
+              <w:rPr>
+                <w:rFonts w:ascii="宋体" w:hAnsi="宋体" w:eastAsia="宋体"/>
+                <w:b w:val="0"/>
+                <w:sz w:val="16"/>
+              </w:rPr>
+              <w:t>96.67%</w:t>
+            </w:r>
+          </w:p>
+        </w:tc>
+        <w:tc>
+          <w:tcPr>
+            <w:tcW w:type="dxa" w:w="1701"/>
+          </w:tcPr>
+          <w:p>
+            <w:pPr>
+              <w:jc w:val="center"/>
+            </w:pPr>
+            <w:r>
+              <w:rPr>
+                <w:rFonts w:ascii="宋体" w:hAnsi="宋体" w:eastAsia="宋体"/>
+                <w:b w:val="0"/>
+                <w:sz w:val="16"/>
+              </w:rPr>
+              <w:t>96.00%</w:t>
+            </w:r>
+          </w:p>
+        </w:tc>
+      </w:tr>
+    </w:tbl>
+    <w:p>
+      <w:pPr>
+        <w:spacing w:after="40"/>
+      </w:pPr>
+    </w:p>
+    <w:p>
+      <w:pPr>
+        <w:spacing w:after="120" w:line="336" w:lineRule="auto"/>
+        <w:ind w:firstLine="420"/>
+      </w:pPr>
+      <w:r>
+        <w:rPr>
+          <w:rFonts w:ascii="宋体" w:hAnsi="宋体" w:eastAsia="宋体"/>
+          <w:b w:val="0"/>
+          <w:sz w:val="21"/>
+        </w:rPr>
+        <w:t>该集合上，微调版净 −1/1200（McNemar p = 1.000），无可检测退化。但基线已达 97.92%、二项标准误 0.41 个点，95% 区间约 ±0.81 个点——</w:t>
+      </w:r>
+      <w:r>
+        <w:rPr>
+          <w:rFonts w:ascii="宋体" w:hAnsi="宋体" w:eastAsia="宋体"/>
+          <w:b/>
+          <w:sz w:val="21"/>
+        </w:rPr>
+        <w:t>只能排除大于 0.8 个点的损伤</w:t>
+      </w:r>
+      <w:r>
+        <w:rPr>
+          <w:rFonts w:ascii="宋体" w:hAnsi="宋体" w:eastAsia="宋体"/>
+          <w:b w:val="0"/>
+          <w:sz w:val="21"/>
+        </w:rPr>
+        <w:t>。另一处证据说明该集合已饱和：27B 在 public-231 上比 9B 高 3.9 个点，在这里只高 0.42 个点。</w:t>
+      </w:r>
+    </w:p>
+    <w:p>
+      <w:pPr>
+        <w:spacing w:after="120" w:line="336" w:lineRule="auto"/>
+        <w:ind w:firstLine="420"/>
+      </w:pPr>
+      <w:r>
+        <w:rPr>
+          <w:rFonts w:ascii="宋体" w:hAnsi="宋体" w:eastAsia="宋体"/>
+          <w:b w:val="0"/>
+          <w:sz w:val="21"/>
+        </w:rPr>
+        <w:t>唯一保留区分度的是 NLL（27B 0.0597 vs 9B 0.0737）。一个反直觉的细节是 27B 在 imdb 上反而比 9B 低 0.67 个点，长文本二分类不吃规模。</w:t>
+      </w:r>
+    </w:p>
+    <w:p>
+      <w:pPr>
+        <w:spacing w:before="200" w:after="100"/>
+      </w:pPr>
+      <w:r>
+        <w:rPr>
+          <w:rFonts w:ascii="黑体" w:hAnsi="黑体" w:eastAsia="黑体"/>
+          <w:b/>
+          <w:sz w:val="25"/>
+        </w:rPr>
+        <w:t>4.6  跨域泛化（难负样本）</w:t>
+      </w:r>
+    </w:p>
+    <w:p>
+      <w:pPr>
+        <w:spacing w:before="120" w:after="80"/>
+        <w:jc w:val="center"/>
+      </w:pPr>
+      <w:r>
+        <w:rPr>
+          <w:rFonts w:ascii="黑体" w:hAnsi="黑体" w:eastAsia="黑体"/>
+          <w:b/>
+          <w:sz w:val="18"/>
+        </w:rPr>
+        <w:t>表 8  跨域 1,200 条（难负样本）</w:t>
+      </w:r>
+    </w:p>
+    <w:tbl>
+      <w:tblPr>
+        <w:tblStyle w:val="LightGrid-Accent1"/>
+        <w:tblW w:type="auto" w:w="0"/>
+        <w:jc w:val="center"/>
+        <w:tblLayout w:type="fixed"/>
+        <w:tblLook w:firstColumn="1" w:firstRow="1" w:lastColumn="0" w:lastRow="0" w:noHBand="0" w:noVBand="1" w:val="04A0"/>
+      </w:tblPr>
+      <w:tblGrid>
+        <w:gridCol w:w="1327"/>
+        <w:gridCol w:w="1327"/>
+        <w:gridCol w:w="1327"/>
+        <w:gridCol w:w="1327"/>
+        <w:gridCol w:w="1327"/>
+        <w:gridCol w:w="1327"/>
+        <w:gridCol w:w="1327"/>
+      </w:tblGrid>
+      <w:tr>
+        <w:tc>
+          <w:tcPr>
+            <w:tcW w:type="dxa" w:w="2393"/>
+          </w:tcPr>
+          <w:p>
+            <w:pPr>
+              <w:jc w:val="center"/>
+            </w:pPr>
+            <w:r/>
+            <w:r>
+              <w:rPr>
+                <w:rFonts w:ascii="黑体" w:hAnsi="黑体" w:eastAsia="黑体"/>
+                <w:b/>
+                <w:sz w:val="16"/>
+              </w:rPr>
+              <w:t>模型</w:t>
+            </w:r>
+          </w:p>
+        </w:tc>
+        <w:tc>
+          <w:tcPr>
+            <w:tcW w:type="dxa" w:w="1145"/>
+          </w:tcPr>
+          <w:p>
+            <w:pPr>
+              <w:jc w:val="center"/>
+            </w:pPr>
+            <w:r/>
+            <w:r>
+              <w:rPr>
+                <w:rFonts w:ascii="黑体" w:hAnsi="黑体" w:eastAsia="黑体"/>
+                <w:b/>
+                <w:sz w:val="16"/>
+              </w:rPr>
+              <w:t>准确率</w:t>
+            </w:r>
+          </w:p>
+        </w:tc>
+        <w:tc>
+          <w:tcPr>
+            <w:tcW w:type="dxa" w:w="936"/>
+          </w:tcPr>
+          <w:p>
+            <w:pPr>
+              <w:jc w:val="center"/>
+            </w:pPr>
+            <w:r/>
+            <w:r>
+              <w:rPr>
+                <w:rFonts w:ascii="黑体" w:hAnsi="黑体" w:eastAsia="黑体"/>
+                <w:b/>
+                <w:sz w:val="16"/>
+              </w:rPr>
+              <w:t>ECE</w:t>
+            </w:r>
+          </w:p>
+        </w:tc>
+        <w:tc>
+          <w:tcPr>
+            <w:tcW w:type="dxa" w:w="936"/>
+          </w:tcPr>
+          <w:p>
+            <w:pPr>
+              <w:jc w:val="center"/>
+            </w:pPr>
+            <w:r/>
+            <w:r>
+              <w:rPr>
+                <w:rFonts w:ascii="黑体" w:hAnsi="黑体" w:eastAsia="黑体"/>
+                <w:b/>
+                <w:sz w:val="16"/>
+              </w:rPr>
+              <w:t>NLL</w:t>
+            </w:r>
+          </w:p>
+        </w:tc>
+        <w:tc>
+          <w:tcPr>
+            <w:tcW w:type="dxa" w:w="1145"/>
+          </w:tcPr>
+          <w:p>
+            <w:pPr>
+              <w:jc w:val="center"/>
+            </w:pPr>
+            <w:r/>
+            <w:r>
+              <w:rPr>
+                <w:rFonts w:ascii="黑体" w:hAnsi="黑体" w:eastAsia="黑体"/>
+                <w:b/>
+                <w:sz w:val="16"/>
+              </w:rPr>
+              <w:t>≥0.9 覆盖</w:t>
+            </w:r>
+          </w:p>
+        </w:tc>
+        <w:tc>
+          <w:tcPr>
+            <w:tcW w:type="dxa" w:w="1145"/>
+          </w:tcPr>
+          <w:p>
+            <w:pPr>
+              <w:jc w:val="center"/>
+            </w:pPr>
+            <w:r/>
+            <w:r>
+              <w:rPr>
+                <w:rFonts w:ascii="黑体" w:hAnsi="黑体" w:eastAsia="黑体"/>
+                <w:b/>
+                <w:sz w:val="16"/>
+              </w:rPr>
+              <w:t>采纳精度</w:t>
+            </w:r>
+          </w:p>
+        </w:tc>
+        <w:tc>
+          <w:tcPr>
+            <w:tcW w:type="dxa" w:w="1145"/>
+          </w:tcPr>
+          <w:p>
+            <w:pPr>
+              <w:jc w:val="center"/>
+            </w:pPr>
+            <w:r/>
+            <w:r>
+              <w:rPr>
+                <w:rFonts w:ascii="黑体" w:hAnsi="黑体" w:eastAsia="黑体"/>
+                <w:b/>
+                <w:sz w:val="16"/>
+              </w:rPr>
+              <w:t>高置信错误</w:t>
+            </w:r>
+          </w:p>
+        </w:tc>
+      </w:tr>
+      <w:tr>
+        <w:tc>
+          <w:tcPr>
+            <w:tcW w:type="dxa" w:w="2393"/>
+          </w:tcPr>
+          <w:p>
+            <w:pPr>
+              <w:jc w:val="left"/>
+            </w:pPr>
+            <w:r>
+              <w:rPr>
+                <w:rFonts w:ascii="宋体" w:hAnsi="宋体" w:eastAsia="宋体"/>
+                <w:b w:val="0"/>
+                <w:sz w:val="16"/>
+              </w:rPr>
+              <w:t>elephant-1-9b-base</w:t>
+            </w:r>
+          </w:p>
+        </w:tc>
+        <w:tc>
+          <w:tcPr>
+            <w:tcW w:type="dxa" w:w="1145"/>
+          </w:tcPr>
+          <w:p>
+            <w:pPr>
+              <w:jc w:val="center"/>
+            </w:pPr>
+            <w:r>
+              <w:rPr>
+                <w:rFonts w:ascii="宋体" w:hAnsi="宋体" w:eastAsia="宋体"/>
+                <w:b w:val="0"/>
+                <w:sz w:val="16"/>
+              </w:rPr>
+              <w:t>69.42%</w:t>
+            </w:r>
+          </w:p>
+        </w:tc>
+        <w:tc>
+          <w:tcPr>
+            <w:tcW w:type="dxa" w:w="936"/>
+          </w:tcPr>
+          <w:p>
+            <w:pPr>
+              <w:jc w:val="center"/>
+            </w:pPr>
+            <w:r>
+              <w:rPr>
+                <w:rFonts w:ascii="宋体" w:hAnsi="宋体" w:eastAsia="宋体"/>
+                <w:b w:val="0"/>
+                <w:sz w:val="16"/>
+              </w:rPr>
+              <w:t>0.1272</w:t>
+            </w:r>
+          </w:p>
+        </w:tc>
+        <w:tc>
+          <w:tcPr>
+            <w:tcW w:type="dxa" w:w="936"/>
+          </w:tcPr>
+          <w:p>
+            <w:pPr>
+              <w:jc w:val="center"/>
+            </w:pPr>
+            <w:r>
+              <w:rPr>
+                <w:rFonts w:ascii="宋体" w:hAnsi="宋体" w:eastAsia="宋体"/>
+                <w:b w:val="0"/>
+                <w:sz w:val="16"/>
+              </w:rPr>
+              <w:t>0.5481</w:t>
+            </w:r>
+          </w:p>
+        </w:tc>
+        <w:tc>
+          <w:tcPr>
+            <w:tcW w:type="dxa" w:w="1145"/>
+          </w:tcPr>
+          <w:p>
+            <w:pPr>
+              <w:jc w:val="center"/>
+            </w:pPr>
+            <w:r>
+              <w:rPr>
+                <w:rFonts w:ascii="宋体" w:hAnsi="宋体" w:eastAsia="宋体"/>
+                <w:b w:val="0"/>
+                <w:sz w:val="16"/>
+              </w:rPr>
+              <w:t>52.7%</w:t>
+            </w:r>
+          </w:p>
+        </w:tc>
+        <w:tc>
+          <w:tcPr>
+            <w:tcW w:type="dxa" w:w="1145"/>
+          </w:tcPr>
+          <w:p>
+            <w:pPr>
+              <w:jc w:val="center"/>
+            </w:pPr>
+            <w:r>
+              <w:rPr>
+                <w:rFonts w:ascii="宋体" w:hAnsi="宋体" w:eastAsia="宋体"/>
+                <w:b w:val="0"/>
+                <w:sz w:val="16"/>
+              </w:rPr>
+              <w:t>96.52%</w:t>
+            </w:r>
+          </w:p>
+        </w:tc>
+        <w:tc>
+          <w:tcPr>
+            <w:tcW w:type="dxa" w:w="1145"/>
+          </w:tcPr>
+          <w:p>
+            <w:pPr>
+              <w:jc w:val="center"/>
+            </w:pPr>
+            <w:r>
+              <w:rPr>
+                <w:rFonts w:ascii="宋体" w:hAnsi="宋体" w:eastAsia="宋体"/>
+                <w:b w:val="0"/>
+                <w:sz w:val="16"/>
+              </w:rPr>
+              <w:t>22</w:t>
+            </w:r>
+          </w:p>
+        </w:tc>
+      </w:tr>
+      <w:tr>
+        <w:tc>
+          <w:tcPr>
+            <w:tcW w:type="dxa" w:w="2393"/>
+          </w:tcPr>
+          <w:p>
+            <w:pPr>
+              <w:jc w:val="left"/>
+            </w:pPr>
+            <w:r>
+              <w:rPr>
+                <w:rFonts w:ascii="宋体" w:hAnsi="宋体" w:eastAsia="宋体"/>
+                <w:b w:val="0"/>
+                <w:sz w:val="16"/>
+              </w:rPr>
+              <w:t>elephant-1-9b-r3</w:t>
+            </w:r>
+          </w:p>
+        </w:tc>
+        <w:tc>
+          <w:tcPr>
+            <w:tcW w:type="dxa" w:w="1145"/>
+          </w:tcPr>
+          <w:p>
+            <w:pPr>
+              <w:jc w:val="center"/>
+            </w:pPr>
+            <w:r>
+              <w:rPr>
+                <w:rFonts w:ascii="宋体" w:hAnsi="宋体" w:eastAsia="宋体"/>
+                <w:b w:val="0"/>
+                <w:sz w:val="16"/>
+              </w:rPr>
+              <w:t>68.92%</w:t>
+            </w:r>
+          </w:p>
+        </w:tc>
+        <w:tc>
+          <w:tcPr>
+            <w:tcW w:type="dxa" w:w="936"/>
+          </w:tcPr>
+          <w:p>
+            <w:pPr>
+              <w:jc w:val="center"/>
+            </w:pPr>
+            <w:r>
+              <w:rPr>
+                <w:rFonts w:ascii="宋体" w:hAnsi="宋体" w:eastAsia="宋体"/>
+                <w:b w:val="0"/>
+                <w:sz w:val="16"/>
+              </w:rPr>
+              <w:t>0.1625</w:t>
+            </w:r>
+          </w:p>
+        </w:tc>
+        <w:tc>
+          <w:tcPr>
+            <w:tcW w:type="dxa" w:w="936"/>
+          </w:tcPr>
+          <w:p>
+            <w:pPr>
+              <w:jc w:val="center"/>
+            </w:pPr>
+            <w:r>
+              <w:rPr>
+                <w:rFonts w:ascii="宋体" w:hAnsi="宋体" w:eastAsia="宋体"/>
+                <w:b w:val="0"/>
+                <w:sz w:val="16"/>
+              </w:rPr>
+              <w:t>0.6185</w:t>
+            </w:r>
+          </w:p>
+        </w:tc>
+        <w:tc>
+          <w:tcPr>
+            <w:tcW w:type="dxa" w:w="1145"/>
+          </w:tcPr>
+          <w:p>
+            <w:pPr>
+              <w:jc w:val="center"/>
+            </w:pPr>
+            <w:r>
+              <w:rPr>
+                <w:rFonts w:ascii="宋体" w:hAnsi="宋体" w:eastAsia="宋体"/>
+                <w:b w:val="0"/>
+                <w:sz w:val="16"/>
+              </w:rPr>
+              <w:t>57.1%</w:t>
+            </w:r>
+          </w:p>
+        </w:tc>
+        <w:tc>
+          <w:tcPr>
+            <w:tcW w:type="dxa" w:w="1145"/>
+          </w:tcPr>
+          <w:p>
+            <w:pPr>
+              <w:jc w:val="center"/>
+            </w:pPr>
+            <w:r>
+              <w:rPr>
+                <w:rFonts w:ascii="宋体" w:hAnsi="宋体" w:eastAsia="宋体"/>
+                <w:b w:val="0"/>
+                <w:sz w:val="16"/>
+              </w:rPr>
+              <w:t>93.14%</w:t>
+            </w:r>
+          </w:p>
+        </w:tc>
+        <w:tc>
+          <w:tcPr>
+            <w:tcW w:type="dxa" w:w="1145"/>
+          </w:tcPr>
+          <w:p>
+            <w:pPr>
+              <w:jc w:val="center"/>
+            </w:pPr>
+            <w:r>
+              <w:rPr>
+                <w:rFonts w:ascii="宋体" w:hAnsi="宋体" w:eastAsia="宋体"/>
+                <w:b w:val="0"/>
+                <w:sz w:val="16"/>
+              </w:rPr>
+              <w:t>47</w:t>
+            </w:r>
+          </w:p>
+        </w:tc>
+      </w:tr>
+      <w:tr>
+        <w:tc>
+          <w:tcPr>
+            <w:tcW w:type="dxa" w:w="2393"/>
+          </w:tcPr>
+          <w:p>
+            <w:pPr>
+              <w:jc w:val="left"/>
+            </w:pPr>
+            <w:r>
+              <w:rPr>
+                <w:rFonts w:ascii="宋体" w:hAnsi="宋体" w:eastAsia="宋体"/>
+                <w:b w:val="0"/>
+                <w:sz w:val="16"/>
+              </w:rPr>
+              <w:t>mammoth-1-27b</w:t>
+            </w:r>
+          </w:p>
+        </w:tc>
+        <w:tc>
+          <w:tcPr>
+            <w:tcW w:type="dxa" w:w="1145"/>
+          </w:tcPr>
+          <w:p>
+            <w:pPr>
+              <w:jc w:val="center"/>
+            </w:pPr>
+            <w:r>
+              <w:rPr>
+                <w:rFonts w:ascii="宋体" w:hAnsi="宋体" w:eastAsia="宋体"/>
+                <w:b w:val="0"/>
+                <w:sz w:val="16"/>
+              </w:rPr>
+              <w:t>70.42%</w:t>
+            </w:r>
+          </w:p>
+        </w:tc>
+        <w:tc>
+          <w:tcPr>
+            <w:tcW w:type="dxa" w:w="936"/>
+          </w:tcPr>
+          <w:p>
+            <w:pPr>
+              <w:jc w:val="center"/>
+            </w:pPr>
+            <w:r>
+              <w:rPr>
+                <w:rFonts w:ascii="宋体" w:hAnsi="宋体" w:eastAsia="宋体"/>
+                <w:b w:val="0"/>
+                <w:sz w:val="16"/>
+              </w:rPr>
+              <w:t>0.1171</w:t>
+            </w:r>
+          </w:p>
+        </w:tc>
+        <w:tc>
+          <w:tcPr>
+            <w:tcW w:type="dxa" w:w="936"/>
+          </w:tcPr>
+          <w:p>
+            <w:pPr>
+              <w:jc w:val="center"/>
+            </w:pPr>
+            <w:r>
+              <w:rPr>
+                <w:rFonts w:ascii="宋体" w:hAnsi="宋体" w:eastAsia="宋体"/>
+                <w:b w:val="0"/>
+                <w:sz w:val="16"/>
+              </w:rPr>
+              <w:t>0.4803</w:t>
+            </w:r>
+          </w:p>
+        </w:tc>
+        <w:tc>
+          <w:tcPr>
+            <w:tcW w:type="dxa" w:w="1145"/>
+          </w:tcPr>
+          <w:p>
+            <w:pPr>
+              <w:jc w:val="center"/>
+            </w:pPr>
+            <w:r>
+              <w:rPr>
+                <w:rFonts w:ascii="宋体" w:hAnsi="宋体" w:eastAsia="宋体"/>
+                <w:b w:val="0"/>
+                <w:sz w:val="16"/>
+              </w:rPr>
+              <w:t>52.9%</w:t>
+            </w:r>
+          </w:p>
+        </w:tc>
+        <w:tc>
+          <w:tcPr>
+            <w:tcW w:type="dxa" w:w="1145"/>
+          </w:tcPr>
+          <w:p>
+            <w:pPr>
+              <w:jc w:val="center"/>
+            </w:pPr>
+            <w:r>
+              <w:rPr>
+                <w:rFonts w:ascii="宋体" w:hAnsi="宋体" w:eastAsia="宋体"/>
+                <w:b w:val="0"/>
+                <w:sz w:val="16"/>
+              </w:rPr>
+              <w:t>98.11%</w:t>
+            </w:r>
+          </w:p>
+        </w:tc>
+        <w:tc>
+          <w:tcPr>
+            <w:tcW w:type="dxa" w:w="1145"/>
+          </w:tcPr>
+          <w:p>
+            <w:pPr>
+              <w:jc w:val="center"/>
+            </w:pPr>
+            <w:r>
+              <w:rPr>
+                <w:rFonts w:ascii="宋体" w:hAnsi="宋体" w:eastAsia="宋体"/>
+                <w:b w:val="0"/>
+                <w:sz w:val="16"/>
+              </w:rPr>
+              <w:t>12</w:t>
+            </w:r>
+          </w:p>
+        </w:tc>
+      </w:tr>
+    </w:tbl>
+    <w:p>
+      <w:pPr>
+        <w:spacing w:after="40"/>
+      </w:pPr>
+    </w:p>
+    <w:p>
+      <w:pPr>
+        <w:spacing w:after="120" w:line="336" w:lineRule="auto"/>
+        <w:ind w:firstLine="420"/>
+      </w:pPr>
+      <w:r>
+        <w:rPr>
+          <w:rFonts w:ascii="宋体" w:hAnsi="宋体" w:eastAsia="宋体"/>
+          <w:b w:val="0"/>
+          <w:sz w:val="21"/>
+        </w:rPr>
+        <w:t>难度提升幅度：banking77 从 98.67% 降至 30.33%，clinc150 从 99.33% 降至 53.67%，而 ai2_arc 与 imdb 两套完全一致（它们没有负样本概念），六个组合逐位相同——这是数据链路的自检。</w:t>
+      </w:r>
+    </w:p>
+    <w:p>
+      <w:pPr>
+        <w:spacing w:after="120" w:line="336" w:lineRule="auto"/>
+        <w:ind w:firstLine="420"/>
+      </w:pPr>
+      <w:r>
+        <w:rPr>
+          <w:rFonts w:ascii="宋体" w:hAnsi="宋体" w:eastAsia="宋体"/>
+          <w:b w:val="0"/>
+          <w:sz w:val="21"/>
+        </w:rPr>
+        <w:t>必须先排除「题目本身有歧义」这一解释。判据是错选标签与正确标签是否共享实词：难负集上该比例为 91.6%，随机集上仅 20%。说明模型是在相似意图之间做精细区分时出错，而非随机乱选，也不是标注噪声。</w:t>
+      </w:r>
+    </w:p>
+    <w:p>
+      <w:pPr>
+        <w:spacing w:after="120" w:line="336" w:lineRule="auto"/>
+        <w:ind w:firstLine="420"/>
+      </w:pPr>
+      <w:r>
+        <w:rPr>
+          <w:rFonts w:ascii="宋体" w:hAnsi="宋体" w:eastAsia="宋体"/>
+          <w:b w:val="0"/>
+          <w:sz w:val="21"/>
+        </w:rPr>
+        <w:t>结果分两层。准确率上仍无显著退化：R3 净 −6 条，McNemar p = 0.210；失分集中在两个意图族（6 + 4 条），得分也在这两族（2 + 2），不是系统性崩塌。但</w:t>
+      </w:r>
+      <w:r>
+        <w:rPr>
+          <w:rFonts w:ascii="宋体" w:hAnsi="宋体" w:eastAsia="宋体"/>
+          <w:b/>
+          <w:sz w:val="21"/>
+        </w:rPr>
+        <w:t>校准上明显退化</w:t>
+      </w:r>
+      <w:r>
+        <w:rPr>
+          <w:rFonts w:ascii="宋体" w:hAnsi="宋体" w:eastAsia="宋体"/>
+          <w:b w:val="0"/>
+          <w:sz w:val="21"/>
+        </w:rPr>
+        <w:t>：高置信错误从 22 条增至 47 条，采纳精度从 96.52% 降至 93.14%，而 27B 只有 12 条、98.11%。</w:t>
+      </w:r>
+    </w:p>
+    <w:p>
+      <w:pPr>
+        <w:spacing w:after="120" w:line="336" w:lineRule="auto"/>
+        <w:ind w:firstLine="420"/>
+      </w:pPr>
+      <w:r>
+        <w:rPr>
+          <w:rFonts w:ascii="宋体" w:hAnsi="宋体" w:eastAsia="宋体"/>
+          <w:b w:val="0"/>
+          <w:sz w:val="21"/>
+        </w:rPr>
+        <w:t>换言之，输入越难，微调后的模型的置信度越不可信——而路由的价值恰恰在难样本上。这一点在随机版里看不出来（8 vs 14），因为那些题太简单、模型错得少。难负集不是改了结论，而是把原本被天花板压住的信号放了出来。</w:t>
+      </w:r>
+    </w:p>
+    <w:p>
+      <w:pPr>
+        <w:spacing w:before="200" w:after="100"/>
+      </w:pPr>
+      <w:r>
+        <w:rPr>
+          <w:rFonts w:ascii="黑体" w:hAnsi="黑体" w:eastAsia="黑体"/>
+          <w:b/>
+          <w:sz w:val="25"/>
+        </w:rPr>
+        <w:t>4.7  温度缩放的跨域迁移</w:t>
+      </w:r>
+    </w:p>
+    <w:p>
+      <w:pPr>
+        <w:spacing w:before="120" w:after="80"/>
+        <w:jc w:val="center"/>
+      </w:pPr>
+      <w:r>
+        <w:rPr>
+          <w:rFonts w:ascii="黑体" w:hAnsi="黑体" w:eastAsia="黑体"/>
+          <w:b/>
+          <w:sz w:val="18"/>
+        </w:rPr>
+        <w:t>表 9  温度缩放在两套难度上的效果（基线：随机 0.0071 / 8 条；难负 0.1272 / 22 条）</w:t>
+      </w:r>
+    </w:p>
+    <w:tbl>
+      <w:tblPr>
+        <w:tblStyle w:val="LightGrid-Accent1"/>
+        <w:tblW w:type="auto" w:w="0"/>
+        <w:jc w:val="center"/>
+        <w:tblLayout w:type="fixed"/>
+        <w:tblLook w:firstColumn="1" w:firstRow="1" w:lastColumn="0" w:lastRow="0" w:noHBand="0" w:noVBand="1" w:val="04A0"/>
+      </w:tblPr>
+      <w:tblGrid>
+        <w:gridCol w:w="1858"/>
+        <w:gridCol w:w="1858"/>
+        <w:gridCol w:w="1858"/>
+        <w:gridCol w:w="1858"/>
+        <w:gridCol w:w="1858"/>
+      </w:tblGrid>
+      <w:tr>
+        <w:tc>
+          <w:tcPr>
+            <w:tcW w:type="dxa" w:w="1679"/>
+          </w:tcPr>
+          <w:p>
+            <w:pPr>
+              <w:jc w:val="center"/>
+            </w:pPr>
+            <w:r/>
+            <w:r>
+              <w:rPr>
+                <w:rFonts w:ascii="黑体" w:hAnsi="黑体" w:eastAsia="黑体"/>
+                <w:b/>
+                <w:sz w:val="17"/>
+              </w:rPr>
+              <w:t>集合</w:t>
+            </w:r>
+          </w:p>
+        </w:tc>
+        <w:tc>
+          <w:tcPr>
+            <w:tcW w:type="dxa" w:w="1679"/>
+          </w:tcPr>
+          <w:p>
+            <w:pPr>
+              <w:jc w:val="center"/>
+            </w:pPr>
+            <w:r/>
+            <w:r>
+              <w:rPr>
+                <w:rFonts w:ascii="黑体" w:hAnsi="黑体" w:eastAsia="黑体"/>
+                <w:b/>
+                <w:sz w:val="17"/>
+              </w:rPr>
+              <w:t>R3 ECE</w:t>
+            </w:r>
+          </w:p>
+        </w:tc>
+        <w:tc>
+          <w:tcPr>
+            <w:tcW w:type="dxa" w:w="1791"/>
+          </w:tcPr>
+          <w:p>
+            <w:pPr>
+              <w:jc w:val="center"/>
+            </w:pPr>
+            <w:r/>
+            <w:r>
+              <w:rPr>
+                <w:rFonts w:ascii="黑体" w:hAnsi="黑体" w:eastAsia="黑体"/>
+                <w:b/>
+                <w:sz w:val="17"/>
+              </w:rPr>
+              <w:t>+T=1.31</w:t>
+            </w:r>
+          </w:p>
+        </w:tc>
+        <w:tc>
+          <w:tcPr>
+            <w:tcW w:type="dxa" w:w="2015"/>
+          </w:tcPr>
+          <w:p>
+            <w:pPr>
+              <w:jc w:val="center"/>
+            </w:pPr>
+            <w:r/>
+            <w:r>
+              <w:rPr>
+                <w:rFonts w:ascii="黑体" w:hAnsi="黑体" w:eastAsia="黑体"/>
+                <w:b/>
+                <w:sz w:val="17"/>
+              </w:rPr>
+              <w:t>R3 高置信错误</w:t>
+            </w:r>
+          </w:p>
+        </w:tc>
+        <w:tc>
+          <w:tcPr>
+            <w:tcW w:type="dxa" w:w="1679"/>
+          </w:tcPr>
+          <w:p>
+            <w:pPr>
+              <w:jc w:val="center"/>
+            </w:pPr>
+            <w:r/>
+            <w:r>
+              <w:rPr>
+                <w:rFonts w:ascii="黑体" w:hAnsi="黑体" w:eastAsia="黑体"/>
+                <w:b/>
+                <w:sz w:val="17"/>
+              </w:rPr>
+              <w:t>+T 后</w:t>
+            </w:r>
+          </w:p>
+        </w:tc>
+      </w:tr>
+      <w:tr>
+        <w:tc>
+          <w:tcPr>
+            <w:tcW w:type="dxa" w:w="1679"/>
+          </w:tcPr>
+          <w:p>
+            <w:pPr>
+              <w:jc w:val="left"/>
+            </w:pPr>
+            <w:r>
+              <w:rPr>
+                <w:rFonts w:ascii="宋体" w:hAnsi="宋体" w:eastAsia="宋体"/>
+                <w:b w:val="0"/>
+                <w:sz w:val="17"/>
+              </w:rPr>
+              <w:t>random</w:t>
+            </w:r>
+          </w:p>
+        </w:tc>
+        <w:tc>
+          <w:tcPr>
+            <w:tcW w:type="dxa" w:w="1679"/>
+          </w:tcPr>
+          <w:p>
+            <w:pPr>
+              <w:jc w:val="center"/>
+            </w:pPr>
+            <w:r>
+              <w:rPr>
+                <w:rFonts w:ascii="宋体" w:hAnsi="宋体" w:eastAsia="宋体"/>
+                <w:b w:val="0"/>
+                <w:sz w:val="17"/>
+              </w:rPr>
+              <w:t>0.0113</w:t>
+            </w:r>
+          </w:p>
+        </w:tc>
+        <w:tc>
+          <w:tcPr>
+            <w:tcW w:type="dxa" w:w="1791"/>
+          </w:tcPr>
+          <w:p>
+            <w:pPr>
+              <w:jc w:val="center"/>
+            </w:pPr>
+            <w:r>
+              <w:rPr>
+                <w:rFonts w:ascii="宋体" w:hAnsi="宋体" w:eastAsia="宋体"/>
+                <w:b w:val="0"/>
+                <w:sz w:val="17"/>
+              </w:rPr>
+              <w:t>0.0071</w:t>
+            </w:r>
+          </w:p>
+        </w:tc>
+        <w:tc>
+          <w:tcPr>
+            <w:tcW w:type="dxa" w:w="2015"/>
+          </w:tcPr>
+          <w:p>
+            <w:pPr>
+              <w:jc w:val="center"/>
+            </w:pPr>
+            <w:r>
+              <w:rPr>
+                <w:rFonts w:ascii="宋体" w:hAnsi="宋体" w:eastAsia="宋体"/>
+                <w:b w:val="0"/>
+                <w:sz w:val="17"/>
+              </w:rPr>
+              <w:t>14</w:t>
+            </w:r>
+          </w:p>
+        </w:tc>
+        <w:tc>
+          <w:tcPr>
+            <w:tcW w:type="dxa" w:w="1679"/>
+          </w:tcPr>
+          <w:p>
+            <w:pPr>
+              <w:jc w:val="center"/>
+            </w:pPr>
+            <w:r>
+              <w:rPr>
+                <w:rFonts w:ascii="宋体" w:hAnsi="宋体" w:eastAsia="宋体"/>
+                <w:b w:val="0"/>
+                <w:sz w:val="17"/>
+              </w:rPr>
+              <w:t>9</w:t>
+            </w:r>
+          </w:p>
+        </w:tc>
+      </w:tr>
+      <w:tr>
+        <w:tc>
+          <w:tcPr>
+            <w:tcW w:type="dxa" w:w="1679"/>
+          </w:tcPr>
+          <w:p>
+            <w:pPr>
+              <w:jc w:val="left"/>
+            </w:pPr>
+            <w:r>
+              <w:rPr>
+                <w:rFonts w:ascii="宋体" w:hAnsi="宋体" w:eastAsia="宋体"/>
+                <w:b w:val="0"/>
+                <w:sz w:val="17"/>
+              </w:rPr>
+              <w:t>hard</w:t>
+            </w:r>
+          </w:p>
+        </w:tc>
+        <w:tc>
+          <w:tcPr>
+            <w:tcW w:type="dxa" w:w="1679"/>
+          </w:tcPr>
+          <w:p>
+            <w:pPr>
+              <w:jc w:val="center"/>
+            </w:pPr>
+            <w:r>
+              <w:rPr>
+                <w:rFonts w:ascii="宋体" w:hAnsi="宋体" w:eastAsia="宋体"/>
+                <w:b w:val="0"/>
+                <w:sz w:val="17"/>
+              </w:rPr>
+              <w:t>0.1625</w:t>
+            </w:r>
+          </w:p>
+        </w:tc>
+        <w:tc>
+          <w:tcPr>
+            <w:tcW w:type="dxa" w:w="1791"/>
+          </w:tcPr>
+          <w:p>
+            <w:pPr>
+              <w:jc w:val="center"/>
+            </w:pPr>
+            <w:r>
+              <w:rPr>
+                <w:rFonts w:ascii="宋体" w:hAnsi="宋体" w:eastAsia="宋体"/>
+                <w:b w:val="0"/>
+                <w:sz w:val="17"/>
+              </w:rPr>
+              <w:t>0.1345</w:t>
+            </w:r>
+          </w:p>
+        </w:tc>
+        <w:tc>
+          <w:tcPr>
+            <w:tcW w:type="dxa" w:w="2015"/>
+          </w:tcPr>
+          <w:p>
+            <w:pPr>
+              <w:jc w:val="center"/>
+            </w:pPr>
+            <w:r>
+              <w:rPr>
+                <w:rFonts w:ascii="宋体" w:hAnsi="宋体" w:eastAsia="宋体"/>
+                <w:b w:val="0"/>
+                <w:sz w:val="17"/>
+              </w:rPr>
+              <w:t>47</w:t>
+            </w:r>
+          </w:p>
+        </w:tc>
+        <w:tc>
+          <w:tcPr>
+            <w:tcW w:type="dxa" w:w="1679"/>
+          </w:tcPr>
+          <w:p>
+            <w:pPr>
+              <w:jc w:val="center"/>
+            </w:pPr>
+            <w:r>
+              <w:rPr>
+                <w:rFonts w:ascii="宋体" w:hAnsi="宋体" w:eastAsia="宋体"/>
+                <w:b w:val="0"/>
+                <w:sz w:val="17"/>
+              </w:rPr>
+              <w:t>26</w:t>
+            </w:r>
+          </w:p>
+        </w:tc>
+      </w:tr>
+    </w:tbl>
+    <w:p>
+      <w:pPr>
+        <w:spacing w:after="40"/>
+      </w:pPr>
+    </w:p>
+    <w:p>
+      <w:pPr>
+        <w:spacing w:after="120" w:line="336" w:lineRule="auto"/>
+        <w:ind w:firstLine="420"/>
+      </w:pPr>
+      <w:r>
+        <w:rPr>
+          <w:rFonts w:ascii="宋体" w:hAnsi="宋体" w:eastAsia="宋体"/>
+          <w:b w:val="0"/>
+          <w:sz w:val="21"/>
+        </w:rPr>
+        <w:t>随机集上温度完全修平（ECE 0.0113 → 0.0071，追平基线）。难负集上把错误从 47 压到 26、ECE 从 0.1625 压到 0.1345，但仍略高于基线的 0.1272 / 22 条。</w:t>
+      </w:r>
+    </w:p>
+    <w:p>
+      <w:pPr>
+        <w:spacing w:after="120" w:line="336" w:lineRule="auto"/>
+        <w:ind w:firstLine="420"/>
+      </w:pPr>
+      <w:r>
+        <w:rPr>
+          <w:rFonts w:ascii="宋体" w:hAnsi="宋体" w:eastAsia="宋体"/>
+          <w:b w:val="0"/>
+          <w:sz w:val="21"/>
+        </w:rPr>
+        <w:t>因此过度自信有两个成分：</w:t>
+      </w:r>
+      <w:r>
+        <w:rPr>
+          <w:rFonts w:ascii="宋体" w:hAnsi="宋体" w:eastAsia="宋体"/>
+          <w:b/>
+          <w:sz w:val="21"/>
+        </w:rPr>
+        <w:t>整体尺度偏移</w:t>
+      </w:r>
+      <w:r>
+        <w:rPr>
+          <w:rFonts w:ascii="宋体" w:hAnsi="宋体" w:eastAsia="宋体"/>
+          <w:b w:val="0"/>
+          <w:sz w:val="21"/>
+        </w:rPr>
+        <w:t>（一个标量即可修正）与</w:t>
+      </w:r>
+      <w:r>
+        <w:rPr>
+          <w:rFonts w:ascii="宋体" w:hAnsi="宋体" w:eastAsia="宋体"/>
+          <w:b/>
+          <w:sz w:val="21"/>
+        </w:rPr>
+        <w:t>难样本上的局部过度自信</w:t>
+      </w:r>
+      <w:r>
+        <w:rPr>
+          <w:rFonts w:ascii="宋体" w:hAnsi="宋体" w:eastAsia="宋体"/>
+          <w:b w:val="0"/>
+          <w:sz w:val="21"/>
+        </w:rPr>
+        <w:t>（标量修不了，需要按难度分层校准或更换更强底座）。这一区分对部署有直接影响。</w:t>
+      </w:r>
+    </w:p>
+    <w:p>
+      <w:pPr>
+        <w:spacing w:before="200" w:after="100"/>
+      </w:pPr>
+      <w:r>
+        <w:rPr>
+          <w:rFonts w:ascii="黑体" w:hAnsi="黑体" w:eastAsia="黑体"/>
+          <w:b/>
+          <w:sz w:val="25"/>
+        </w:rPr>
+        <w:t>4.8  阈值选点：简单流量与难流量</w:t>
+      </w:r>
+    </w:p>
+    <w:p>
+      <w:pPr>
+        <w:spacing w:before="120" w:after="80"/>
+        <w:jc w:val="center"/>
+      </w:pPr>
+      <w:r>
+        <w:rPr>
+          <w:rFonts w:ascii="黑体" w:hAnsi="黑体" w:eastAsia="黑体"/>
+          <w:b/>
+          <w:sz w:val="18"/>
+        </w:rPr>
+        <w:t>表 10  为达到目标采纳精度所需的最低阈值</w:t>
+      </w:r>
+    </w:p>
+    <w:tbl>
+      <w:tblPr>
+        <w:tblStyle w:val="LightGrid-Accent1"/>
+        <w:tblW w:type="auto" w:w="0"/>
+        <w:jc w:val="center"/>
+        <w:tblLayout w:type="fixed"/>
+        <w:tblLook w:firstColumn="1" w:firstRow="1" w:lastColumn="0" w:lastRow="0" w:noHBand="0" w:noVBand="1" w:val="04A0"/>
+      </w:tblPr>
+      <w:tblGrid>
+        <w:gridCol w:w="1327"/>
+        <w:gridCol w:w="1327"/>
+        <w:gridCol w:w="1327"/>
+        <w:gridCol w:w="1327"/>
+        <w:gridCol w:w="1327"/>
+        <w:gridCol w:w="1327"/>
+        <w:gridCol w:w="1327"/>
+      </w:tblGrid>
+      <w:tr>
+        <w:tc>
+          <w:tcPr>
+            <w:tcW w:type="dxa" w:w="1057"/>
+          </w:tcPr>
+          <w:p>
+            <w:pPr>
+              <w:jc w:val="center"/>
+            </w:pPr>
+            <w:r/>
+            <w:r>
+              <w:rPr>
+                <w:rFonts w:ascii="黑体" w:hAnsi="黑体" w:eastAsia="黑体"/>
+                <w:b/>
+                <w:sz w:val="15"/>
+              </w:rPr>
+              <w:t>集合</w:t>
+            </w:r>
+          </w:p>
+        </w:tc>
+        <w:tc>
+          <w:tcPr>
+            <w:tcW w:type="dxa" w:w="2211"/>
+          </w:tcPr>
+          <w:p>
+            <w:pPr>
+              <w:jc w:val="center"/>
+            </w:pPr>
+            <w:r/>
+            <w:r>
+              <w:rPr>
+                <w:rFonts w:ascii="黑体" w:hAnsi="黑体" w:eastAsia="黑体"/>
+                <w:b/>
+                <w:sz w:val="15"/>
+              </w:rPr>
+              <w:t>模型</w:t>
+            </w:r>
+          </w:p>
+        </w:tc>
+        <w:tc>
+          <w:tcPr>
+            <w:tcW w:type="dxa" w:w="961"/>
+          </w:tcPr>
+          <w:p>
+            <w:pPr>
+              <w:jc w:val="center"/>
+            </w:pPr>
+            <w:r/>
+            <w:r>
+              <w:rPr>
+                <w:rFonts w:ascii="黑体" w:hAnsi="黑体" w:eastAsia="黑体"/>
+                <w:b/>
+                <w:sz w:val="15"/>
+              </w:rPr>
+              <w:t>0.9 覆盖</w:t>
+            </w:r>
+          </w:p>
+        </w:tc>
+        <w:tc>
+          <w:tcPr>
+            <w:tcW w:type="dxa" w:w="1057"/>
+          </w:tcPr>
+          <w:p>
+            <w:pPr>
+              <w:jc w:val="center"/>
+            </w:pPr>
+            <w:r/>
+            <w:r>
+              <w:rPr>
+                <w:rFonts w:ascii="黑体" w:hAnsi="黑体" w:eastAsia="黑体"/>
+                <w:b/>
+                <w:sz w:val="15"/>
+              </w:rPr>
+              <w:t>0.9 精度</w:t>
+            </w:r>
+          </w:p>
+        </w:tc>
+        <w:tc>
+          <w:tcPr>
+            <w:tcW w:type="dxa" w:w="1250"/>
+          </w:tcPr>
+          <w:p>
+            <w:pPr>
+              <w:jc w:val="center"/>
+            </w:pPr>
+            <w:r/>
+            <w:r>
+              <w:rPr>
+                <w:rFonts w:ascii="黑体" w:hAnsi="黑体" w:eastAsia="黑体"/>
+                <w:b/>
+                <w:sz w:val="15"/>
+              </w:rPr>
+              <w:t>达 98% 需阈值</w:t>
+            </w:r>
+          </w:p>
+        </w:tc>
+        <w:tc>
+          <w:tcPr>
+            <w:tcW w:type="dxa" w:w="1154"/>
+          </w:tcPr>
+          <w:p>
+            <w:pPr>
+              <w:jc w:val="center"/>
+            </w:pPr>
+            <w:r/>
+            <w:r>
+              <w:rPr>
+                <w:rFonts w:ascii="黑体" w:hAnsi="黑体" w:eastAsia="黑体"/>
+                <w:b/>
+                <w:sz w:val="15"/>
+              </w:rPr>
+              <w:t>该阈值覆盖</w:t>
+            </w:r>
+          </w:p>
+        </w:tc>
+        <w:tc>
+          <w:tcPr>
+            <w:tcW w:type="dxa" w:w="1154"/>
+          </w:tcPr>
+          <w:p>
+            <w:pPr>
+              <w:jc w:val="center"/>
+            </w:pPr>
+            <w:r/>
+            <w:r>
+              <w:rPr>
+                <w:rFonts w:ascii="黑体" w:hAnsi="黑体" w:eastAsia="黑体"/>
+                <w:b/>
+                <w:sz w:val="15"/>
+              </w:rPr>
+              <w:t>达 99% 需阈值</w:t>
+            </w:r>
+          </w:p>
+        </w:tc>
+      </w:tr>
+      <w:tr>
+        <w:tc>
+          <w:tcPr>
+            <w:tcW w:type="dxa" w:w="1057"/>
+          </w:tcPr>
+          <w:p>
+            <w:pPr>
+              <w:jc w:val="left"/>
+            </w:pPr>
+            <w:r>
+              <w:rPr>
+                <w:rFonts w:ascii="宋体" w:hAnsi="宋体" w:eastAsia="宋体"/>
+                <w:b w:val="0"/>
+                <w:sz w:val="15"/>
+              </w:rPr>
+              <w:t>random</w:t>
+            </w:r>
+          </w:p>
+        </w:tc>
+        <w:tc>
+          <w:tcPr>
+            <w:tcW w:type="dxa" w:w="2211"/>
+          </w:tcPr>
+          <w:p>
+            <w:pPr>
+              <w:jc w:val="center"/>
+            </w:pPr>
+            <w:r>
+              <w:rPr>
+                <w:rFonts w:ascii="宋体" w:hAnsi="宋体" w:eastAsia="宋体"/>
+                <w:b w:val="0"/>
+                <w:sz w:val="15"/>
+              </w:rPr>
+              <w:t>elephant-1-9b-base</w:t>
+            </w:r>
+          </w:p>
+        </w:tc>
+        <w:tc>
+          <w:tcPr>
+            <w:tcW w:type="dxa" w:w="961"/>
+          </w:tcPr>
+          <w:p>
+            <w:pPr>
+              <w:jc w:val="center"/>
+            </w:pPr>
+            <w:r>
+              <w:rPr>
+                <w:rFonts w:ascii="宋体" w:hAnsi="宋体" w:eastAsia="宋体"/>
+                <w:b w:val="0"/>
+                <w:sz w:val="15"/>
+              </w:rPr>
+              <w:t>93.42%</w:t>
+            </w:r>
+          </w:p>
+        </w:tc>
+        <w:tc>
+          <w:tcPr>
+            <w:tcW w:type="dxa" w:w="1057"/>
+          </w:tcPr>
+          <w:p>
+            <w:pPr>
+              <w:jc w:val="center"/>
+            </w:pPr>
+            <w:r>
+              <w:rPr>
+                <w:rFonts w:ascii="宋体" w:hAnsi="宋体" w:eastAsia="宋体"/>
+                <w:b w:val="0"/>
+                <w:sz w:val="15"/>
+              </w:rPr>
+              <w:t>99.29%</w:t>
+            </w:r>
+          </w:p>
+        </w:tc>
+        <w:tc>
+          <w:tcPr>
+            <w:tcW w:type="dxa" w:w="1250"/>
+          </w:tcPr>
+          <w:p>
+            <w:pPr>
+              <w:jc w:val="center"/>
+            </w:pPr>
+            <w:r>
+              <w:rPr>
+                <w:rFonts w:ascii="宋体" w:hAnsi="宋体" w:eastAsia="宋体"/>
+                <w:b w:val="0"/>
+                <w:sz w:val="15"/>
+              </w:rPr>
+              <w:t>0.505</w:t>
+            </w:r>
+          </w:p>
+        </w:tc>
+        <w:tc>
+          <w:tcPr>
+            <w:tcW w:type="dxa" w:w="1154"/>
+          </w:tcPr>
+          <w:p>
+            <w:pPr>
+              <w:jc w:val="center"/>
+            </w:pPr>
+            <w:r>
+              <w:rPr>
+                <w:rFonts w:ascii="宋体" w:hAnsi="宋体" w:eastAsia="宋体"/>
+                <w:b w:val="0"/>
+                <w:sz w:val="15"/>
+              </w:rPr>
+              <w:t>99.7%</w:t>
+            </w:r>
+          </w:p>
+        </w:tc>
+        <w:tc>
+          <w:tcPr>
+            <w:tcW w:type="dxa" w:w="1154"/>
+          </w:tcPr>
+          <w:p>
+            <w:pPr>
+              <w:jc w:val="center"/>
+            </w:pPr>
+            <w:r>
+              <w:rPr>
+                <w:rFonts w:ascii="宋体" w:hAnsi="宋体" w:eastAsia="宋体"/>
+                <w:b w:val="0"/>
+                <w:sz w:val="15"/>
+              </w:rPr>
+              <w:t>0.845</w:t>
+            </w:r>
+          </w:p>
+        </w:tc>
+      </w:tr>
+      <w:tr>
+        <w:tc>
+          <w:tcPr>
+            <w:tcW w:type="dxa" w:w="1057"/>
+          </w:tcPr>
+          <w:p>
+            <w:pPr>
+              <w:jc w:val="left"/>
+            </w:pPr>
+            <w:r>
+              <w:rPr>
+                <w:rFonts w:ascii="宋体" w:hAnsi="宋体" w:eastAsia="宋体"/>
+                <w:b w:val="0"/>
+                <w:sz w:val="15"/>
+              </w:rPr>
+              <w:t>random</w:t>
+            </w:r>
+          </w:p>
+        </w:tc>
+        <w:tc>
+          <w:tcPr>
+            <w:tcW w:type="dxa" w:w="2211"/>
+          </w:tcPr>
+          <w:p>
+            <w:pPr>
+              <w:jc w:val="center"/>
+            </w:pPr>
+            <w:r>
+              <w:rPr>
+                <w:rFonts w:ascii="宋体" w:hAnsi="宋体" w:eastAsia="宋体"/>
+                <w:b w:val="0"/>
+                <w:sz w:val="15"/>
+              </w:rPr>
+              <w:t>elephant-1-9b-r3</w:t>
+            </w:r>
+          </w:p>
+        </w:tc>
+        <w:tc>
+          <w:tcPr>
+            <w:tcW w:type="dxa" w:w="961"/>
+          </w:tcPr>
+          <w:p>
+            <w:pPr>
+              <w:jc w:val="center"/>
+            </w:pPr>
+            <w:r>
+              <w:rPr>
+                <w:rFonts w:ascii="宋体" w:hAnsi="宋体" w:eastAsia="宋体"/>
+                <w:b w:val="0"/>
+                <w:sz w:val="15"/>
+              </w:rPr>
+              <w:t>96.0%</w:t>
+            </w:r>
+          </w:p>
+        </w:tc>
+        <w:tc>
+          <w:tcPr>
+            <w:tcW w:type="dxa" w:w="1057"/>
+          </w:tcPr>
+          <w:p>
+            <w:pPr>
+              <w:jc w:val="center"/>
+            </w:pPr>
+            <w:r>
+              <w:rPr>
+                <w:rFonts w:ascii="宋体" w:hAnsi="宋体" w:eastAsia="宋体"/>
+                <w:b w:val="0"/>
+                <w:sz w:val="15"/>
+              </w:rPr>
+              <w:t>98.78%</w:t>
+            </w:r>
+          </w:p>
+        </w:tc>
+        <w:tc>
+          <w:tcPr>
+            <w:tcW w:type="dxa" w:w="1250"/>
+          </w:tcPr>
+          <w:p>
+            <w:pPr>
+              <w:jc w:val="center"/>
+            </w:pPr>
+            <w:r>
+              <w:rPr>
+                <w:rFonts w:ascii="宋体" w:hAnsi="宋体" w:eastAsia="宋体"/>
+                <w:b w:val="0"/>
+                <w:sz w:val="15"/>
+              </w:rPr>
+              <w:t>0.605</w:t>
+            </w:r>
+          </w:p>
+        </w:tc>
+        <w:tc>
+          <w:tcPr>
+            <w:tcW w:type="dxa" w:w="1154"/>
+          </w:tcPr>
+          <w:p>
+            <w:pPr>
+              <w:jc w:val="center"/>
+            </w:pPr>
+            <w:r>
+              <w:rPr>
+                <w:rFonts w:ascii="宋体" w:hAnsi="宋体" w:eastAsia="宋体"/>
+                <w:b w:val="0"/>
+                <w:sz w:val="15"/>
+              </w:rPr>
+              <w:t>99.4%</w:t>
+            </w:r>
+          </w:p>
+        </w:tc>
+        <w:tc>
+          <w:tcPr>
+            <w:tcW w:type="dxa" w:w="1154"/>
+          </w:tcPr>
+          <w:p>
+            <w:pPr>
+              <w:jc w:val="center"/>
+            </w:pPr>
+            <w:r>
+              <w:rPr>
+                <w:rFonts w:ascii="宋体" w:hAnsi="宋体" w:eastAsia="宋体"/>
+                <w:b w:val="0"/>
+                <w:sz w:val="15"/>
+              </w:rPr>
+              <w:t>0.935</w:t>
+            </w:r>
+          </w:p>
+        </w:tc>
+      </w:tr>
+      <w:tr>
+        <w:tc>
+          <w:tcPr>
+            <w:tcW w:type="dxa" w:w="1057"/>
+          </w:tcPr>
+          <w:p>
+            <w:pPr>
+              <w:jc w:val="left"/>
+            </w:pPr>
+            <w:r>
+              <w:rPr>
+                <w:rFonts w:ascii="宋体" w:hAnsi="宋体" w:eastAsia="宋体"/>
+                <w:b w:val="0"/>
+                <w:sz w:val="15"/>
+              </w:rPr>
+              <w:t>random</w:t>
+            </w:r>
+          </w:p>
+        </w:tc>
+        <w:tc>
+          <w:tcPr>
+            <w:tcW w:type="dxa" w:w="2211"/>
+          </w:tcPr>
+          <w:p>
+            <w:pPr>
+              <w:jc w:val="center"/>
+            </w:pPr>
+            <w:r>
+              <w:rPr>
+                <w:rFonts w:ascii="宋体" w:hAnsi="宋体" w:eastAsia="宋体"/>
+                <w:b w:val="0"/>
+                <w:sz w:val="15"/>
+              </w:rPr>
+              <w:t>mammoth-1-27b</w:t>
+            </w:r>
+          </w:p>
+        </w:tc>
+        <w:tc>
+          <w:tcPr>
+            <w:tcW w:type="dxa" w:w="961"/>
+          </w:tcPr>
+          <w:p>
+            <w:pPr>
+              <w:jc w:val="center"/>
+            </w:pPr>
+            <w:r>
+              <w:rPr>
+                <w:rFonts w:ascii="宋体" w:hAnsi="宋体" w:eastAsia="宋体"/>
+                <w:b w:val="0"/>
+                <w:sz w:val="15"/>
+              </w:rPr>
+              <w:t>94.67%</w:t>
+            </w:r>
+          </w:p>
+        </w:tc>
+        <w:tc>
+          <w:tcPr>
+            <w:tcW w:type="dxa" w:w="1057"/>
+          </w:tcPr>
+          <w:p>
+            <w:pPr>
+              <w:jc w:val="center"/>
+            </w:pPr>
+            <w:r>
+              <w:rPr>
+                <w:rFonts w:ascii="宋体" w:hAnsi="宋体" w:eastAsia="宋体"/>
+                <w:b w:val="0"/>
+                <w:sz w:val="15"/>
+              </w:rPr>
+              <w:t>99.38%</w:t>
+            </w:r>
+          </w:p>
+        </w:tc>
+        <w:tc>
+          <w:tcPr>
+            <w:tcW w:type="dxa" w:w="1250"/>
+          </w:tcPr>
+          <w:p>
+            <w:pPr>
+              <w:jc w:val="center"/>
+            </w:pPr>
+            <w:r>
+              <w:rPr>
+                <w:rFonts w:ascii="宋体" w:hAnsi="宋体" w:eastAsia="宋体"/>
+                <w:b w:val="0"/>
+                <w:sz w:val="15"/>
+              </w:rPr>
+              <w:t>0.500</w:t>
+            </w:r>
+          </w:p>
+        </w:tc>
+        <w:tc>
+          <w:tcPr>
+            <w:tcW w:type="dxa" w:w="1154"/>
+          </w:tcPr>
+          <w:p>
+            <w:pPr>
+              <w:jc w:val="center"/>
+            </w:pPr>
+            <w:r>
+              <w:rPr>
+                <w:rFonts w:ascii="宋体" w:hAnsi="宋体" w:eastAsia="宋体"/>
+                <w:b w:val="0"/>
+                <w:sz w:val="15"/>
+              </w:rPr>
+              <w:t>99.8%</w:t>
+            </w:r>
+          </w:p>
+        </w:tc>
+        <w:tc>
+          <w:tcPr>
+            <w:tcW w:type="dxa" w:w="1154"/>
+          </w:tcPr>
+          <w:p>
+            <w:pPr>
+              <w:jc w:val="center"/>
+            </w:pPr>
+            <w:r>
+              <w:rPr>
+                <w:rFonts w:ascii="宋体" w:hAnsi="宋体" w:eastAsia="宋体"/>
+                <w:b w:val="0"/>
+                <w:sz w:val="15"/>
+              </w:rPr>
+              <w:t>0.755</w:t>
+            </w:r>
+          </w:p>
+        </w:tc>
+      </w:tr>
+      <w:tr>
+        <w:tc>
+          <w:tcPr>
+            <w:tcW w:type="dxa" w:w="1057"/>
+          </w:tcPr>
+          <w:p>
+            <w:pPr>
+              <w:jc w:val="left"/>
+            </w:pPr>
+            <w:r>
+              <w:rPr>
+                <w:rFonts w:ascii="宋体" w:hAnsi="宋体" w:eastAsia="宋体"/>
+                <w:b w:val="0"/>
+                <w:sz w:val="15"/>
+              </w:rPr>
+              <w:t>random</w:t>
+            </w:r>
+          </w:p>
+        </w:tc>
+        <w:tc>
+          <w:tcPr>
+            <w:tcW w:type="dxa" w:w="2211"/>
+          </w:tcPr>
+          <w:p>
+            <w:pPr>
+              <w:jc w:val="center"/>
+            </w:pPr>
+            <w:r>
+              <w:rPr>
+                <w:rFonts w:ascii="宋体" w:hAnsi="宋体" w:eastAsia="宋体"/>
+                <w:b w:val="0"/>
+                <w:sz w:val="15"/>
+              </w:rPr>
+              <w:t>elephant-1-9b-r3-temp</w:t>
+            </w:r>
+          </w:p>
+        </w:tc>
+        <w:tc>
+          <w:tcPr>
+            <w:tcW w:type="dxa" w:w="961"/>
+          </w:tcPr>
+          <w:p>
+            <w:pPr>
+              <w:jc w:val="center"/>
+            </w:pPr>
+            <w:r>
+              <w:rPr>
+                <w:rFonts w:ascii="宋体" w:hAnsi="宋体" w:eastAsia="宋体"/>
+                <w:b w:val="0"/>
+                <w:sz w:val="15"/>
+              </w:rPr>
+              <w:t>94.5%</w:t>
+            </w:r>
+          </w:p>
+        </w:tc>
+        <w:tc>
+          <w:tcPr>
+            <w:tcW w:type="dxa" w:w="1057"/>
+          </w:tcPr>
+          <w:p>
+            <w:pPr>
+              <w:jc w:val="center"/>
+            </w:pPr>
+            <w:r>
+              <w:rPr>
+                <w:rFonts w:ascii="宋体" w:hAnsi="宋体" w:eastAsia="宋体"/>
+                <w:b w:val="0"/>
+                <w:sz w:val="15"/>
+              </w:rPr>
+              <w:t>99.21%</w:t>
+            </w:r>
+          </w:p>
+        </w:tc>
+        <w:tc>
+          <w:tcPr>
+            <w:tcW w:type="dxa" w:w="1250"/>
+          </w:tcPr>
+          <w:p>
+            <w:pPr>
+              <w:jc w:val="center"/>
+            </w:pPr>
+            <w:r>
+              <w:rPr>
+                <w:rFonts w:ascii="宋体" w:hAnsi="宋体" w:eastAsia="宋体"/>
+                <w:b w:val="0"/>
+                <w:sz w:val="15"/>
+              </w:rPr>
+              <w:t>0.535</w:t>
+            </w:r>
+          </w:p>
+        </w:tc>
+        <w:tc>
+          <w:tcPr>
+            <w:tcW w:type="dxa" w:w="1154"/>
+          </w:tcPr>
+          <w:p>
+            <w:pPr>
+              <w:jc w:val="center"/>
+            </w:pPr>
+            <w:r>
+              <w:rPr>
+                <w:rFonts w:ascii="宋体" w:hAnsi="宋体" w:eastAsia="宋体"/>
+                <w:b w:val="0"/>
+                <w:sz w:val="15"/>
+              </w:rPr>
+              <w:t>99.6%</w:t>
+            </w:r>
+          </w:p>
+        </w:tc>
+        <w:tc>
+          <w:tcPr>
+            <w:tcW w:type="dxa" w:w="1154"/>
+          </w:tcPr>
+          <w:p>
+            <w:pPr>
+              <w:jc w:val="center"/>
+            </w:pPr>
+            <w:r>
+              <w:rPr>
+                <w:rFonts w:ascii="宋体" w:hAnsi="宋体" w:eastAsia="宋体"/>
+                <w:b w:val="0"/>
+                <w:sz w:val="15"/>
+              </w:rPr>
+              <w:t>0.865</w:t>
+            </w:r>
+          </w:p>
+        </w:tc>
+      </w:tr>
+      <w:tr>
+        <w:tc>
+          <w:tcPr>
+            <w:tcW w:type="dxa" w:w="1057"/>
+          </w:tcPr>
+          <w:p>
+            <w:pPr>
+              <w:jc w:val="left"/>
+            </w:pPr>
+            <w:r>
+              <w:rPr>
+                <w:rFonts w:ascii="宋体" w:hAnsi="宋体" w:eastAsia="宋体"/>
+                <w:b w:val="0"/>
+                <w:sz w:val="15"/>
+              </w:rPr>
+              <w:t>hard</w:t>
+            </w:r>
+          </w:p>
+        </w:tc>
+        <w:tc>
+          <w:tcPr>
+            <w:tcW w:type="dxa" w:w="2211"/>
+          </w:tcPr>
+          <w:p>
+            <w:pPr>
+              <w:jc w:val="center"/>
+            </w:pPr>
+            <w:r>
+              <w:rPr>
+                <w:rFonts w:ascii="宋体" w:hAnsi="宋体" w:eastAsia="宋体"/>
+                <w:b w:val="0"/>
+                <w:sz w:val="15"/>
+              </w:rPr>
+              <w:t>elephant-1-9b-base</w:t>
+            </w:r>
+          </w:p>
+        </w:tc>
+        <w:tc>
+          <w:tcPr>
+            <w:tcW w:type="dxa" w:w="961"/>
+          </w:tcPr>
+          <w:p>
+            <w:pPr>
+              <w:jc w:val="center"/>
+            </w:pPr>
+            <w:r>
+              <w:rPr>
+                <w:rFonts w:ascii="宋体" w:hAnsi="宋体" w:eastAsia="宋体"/>
+                <w:b w:val="0"/>
+                <w:sz w:val="15"/>
+              </w:rPr>
+              <w:t>52.67%</w:t>
+            </w:r>
+          </w:p>
+        </w:tc>
+        <w:tc>
+          <w:tcPr>
+            <w:tcW w:type="dxa" w:w="1057"/>
+          </w:tcPr>
+          <w:p>
+            <w:pPr>
+              <w:jc w:val="center"/>
+            </w:pPr>
+            <w:r>
+              <w:rPr>
+                <w:rFonts w:ascii="宋体" w:hAnsi="宋体" w:eastAsia="宋体"/>
+                <w:b w:val="0"/>
+                <w:sz w:val="15"/>
+              </w:rPr>
+              <w:t>96.52%</w:t>
+            </w:r>
+          </w:p>
+        </w:tc>
+        <w:tc>
+          <w:tcPr>
+            <w:tcW w:type="dxa" w:w="1250"/>
+          </w:tcPr>
+          <w:p>
+            <w:pPr>
+              <w:jc w:val="center"/>
+            </w:pPr>
+            <w:r>
+              <w:rPr>
+                <w:rFonts w:ascii="宋体" w:hAnsi="宋体" w:eastAsia="宋体"/>
+                <w:b w:val="0"/>
+                <w:sz w:val="15"/>
+              </w:rPr>
+              <w:t>0.970</w:t>
+            </w:r>
+          </w:p>
+        </w:tc>
+        <w:tc>
+          <w:tcPr>
+            <w:tcW w:type="dxa" w:w="1154"/>
+          </w:tcPr>
+          <w:p>
+            <w:pPr>
+              <w:jc w:val="center"/>
+            </w:pPr>
+            <w:r>
+              <w:rPr>
+                <w:rFonts w:ascii="宋体" w:hAnsi="宋体" w:eastAsia="宋体"/>
+                <w:b w:val="0"/>
+                <w:sz w:val="15"/>
+              </w:rPr>
+              <w:t>44.8%</w:t>
+            </w:r>
+          </w:p>
+        </w:tc>
+        <w:tc>
+          <w:tcPr>
+            <w:tcW w:type="dxa" w:w="1154"/>
+          </w:tcPr>
+          <w:p>
+            <w:pPr>
+              <w:jc w:val="center"/>
+            </w:pPr>
+            <w:r>
+              <w:rPr>
+                <w:rFonts w:ascii="宋体" w:hAnsi="宋体" w:eastAsia="宋体"/>
+                <w:b w:val="0"/>
+                <w:sz w:val="15"/>
+              </w:rPr>
+              <w:t>0.990</w:t>
+            </w:r>
+          </w:p>
+        </w:tc>
+      </w:tr>
+      <w:tr>
+        <w:tc>
+          <w:tcPr>
+            <w:tcW w:type="dxa" w:w="1057"/>
+          </w:tcPr>
+          <w:p>
+            <w:pPr>
+              <w:jc w:val="left"/>
+            </w:pPr>
+            <w:r>
+              <w:rPr>
+                <w:rFonts w:ascii="宋体" w:hAnsi="宋体" w:eastAsia="宋体"/>
+                <w:b w:val="0"/>
+                <w:sz w:val="15"/>
+              </w:rPr>
+              <w:t>hard</w:t>
+            </w:r>
+          </w:p>
+        </w:tc>
+        <w:tc>
+          <w:tcPr>
+            <w:tcW w:type="dxa" w:w="2211"/>
+          </w:tcPr>
+          <w:p>
+            <w:pPr>
+              <w:jc w:val="center"/>
+            </w:pPr>
+            <w:r>
+              <w:rPr>
+                <w:rFonts w:ascii="宋体" w:hAnsi="宋体" w:eastAsia="宋体"/>
+                <w:b w:val="0"/>
+                <w:sz w:val="15"/>
+              </w:rPr>
+              <w:t>elephant-1-9b-r3</w:t>
+            </w:r>
+          </w:p>
+        </w:tc>
+        <w:tc>
+          <w:tcPr>
+            <w:tcW w:type="dxa" w:w="961"/>
+          </w:tcPr>
+          <w:p>
+            <w:pPr>
+              <w:jc w:val="center"/>
+            </w:pPr>
+            <w:r>
+              <w:rPr>
+                <w:rFonts w:ascii="宋体" w:hAnsi="宋体" w:eastAsia="宋体"/>
+                <w:b w:val="0"/>
+                <w:sz w:val="15"/>
+              </w:rPr>
+              <w:t>57.08%</w:t>
+            </w:r>
+          </w:p>
+        </w:tc>
+        <w:tc>
+          <w:tcPr>
+            <w:tcW w:type="dxa" w:w="1057"/>
+          </w:tcPr>
+          <w:p>
+            <w:pPr>
+              <w:jc w:val="center"/>
+            </w:pPr>
+            <w:r>
+              <w:rPr>
+                <w:rFonts w:ascii="宋体" w:hAnsi="宋体" w:eastAsia="宋体"/>
+                <w:b w:val="0"/>
+                <w:sz w:val="15"/>
+              </w:rPr>
+              <w:t>93.14%</w:t>
+            </w:r>
+          </w:p>
+        </w:tc>
+        <w:tc>
+          <w:tcPr>
+            <w:tcW w:type="dxa" w:w="1250"/>
+          </w:tcPr>
+          <w:p>
+            <w:pPr>
+              <w:jc w:val="center"/>
+            </w:pPr>
+            <w:r>
+              <w:rPr>
+                <w:rFonts w:ascii="宋体" w:hAnsi="宋体" w:eastAsia="宋体"/>
+                <w:b w:val="0"/>
+                <w:sz w:val="15"/>
+              </w:rPr>
+              <w:t>0.990</w:t>
+            </w:r>
+          </w:p>
+        </w:tc>
+        <w:tc>
+          <w:tcPr>
+            <w:tcW w:type="dxa" w:w="1154"/>
+          </w:tcPr>
+          <w:p>
+            <w:pPr>
+              <w:jc w:val="center"/>
+            </w:pPr>
+            <w:r>
+              <w:rPr>
+                <w:rFonts w:ascii="宋体" w:hAnsi="宋体" w:eastAsia="宋体"/>
+                <w:b w:val="0"/>
+                <w:sz w:val="15"/>
+              </w:rPr>
+              <w:t>46.4%</w:t>
+            </w:r>
+          </w:p>
+        </w:tc>
+        <w:tc>
+          <w:tcPr>
+            <w:tcW w:type="dxa" w:w="1154"/>
+          </w:tcPr>
+          <w:p>
+            <w:pPr>
+              <w:jc w:val="center"/>
+            </w:pPr>
+            <w:r>
+              <w:rPr>
+                <w:rFonts w:ascii="宋体" w:hAnsi="宋体" w:eastAsia="宋体"/>
+                <w:b w:val="0"/>
+                <w:sz w:val="15"/>
+              </w:rPr>
+              <w:t>不可达</w:t>
+            </w:r>
+          </w:p>
+        </w:tc>
+      </w:tr>
+      <w:tr>
+        <w:tc>
+          <w:tcPr>
+            <w:tcW w:type="dxa" w:w="1057"/>
+          </w:tcPr>
+          <w:p>
+            <w:pPr>
+              <w:jc w:val="left"/>
+            </w:pPr>
+            <w:r>
+              <w:rPr>
+                <w:rFonts w:ascii="宋体" w:hAnsi="宋体" w:eastAsia="宋体"/>
+                <w:b w:val="0"/>
+                <w:sz w:val="15"/>
+              </w:rPr>
+              <w:t>hard</w:t>
+            </w:r>
+          </w:p>
+        </w:tc>
+        <w:tc>
+          <w:tcPr>
+            <w:tcW w:type="dxa" w:w="2211"/>
+          </w:tcPr>
+          <w:p>
+            <w:pPr>
+              <w:jc w:val="center"/>
+            </w:pPr>
+            <w:r>
+              <w:rPr>
+                <w:rFonts w:ascii="宋体" w:hAnsi="宋体" w:eastAsia="宋体"/>
+                <w:b w:val="0"/>
+                <w:sz w:val="15"/>
+              </w:rPr>
+              <w:t>mammoth-1-27b</w:t>
+            </w:r>
+          </w:p>
+        </w:tc>
+        <w:tc>
+          <w:tcPr>
+            <w:tcW w:type="dxa" w:w="961"/>
+          </w:tcPr>
+          <w:p>
+            <w:pPr>
+              <w:jc w:val="center"/>
+            </w:pPr>
+            <w:r>
+              <w:rPr>
+                <w:rFonts w:ascii="宋体" w:hAnsi="宋体" w:eastAsia="宋体"/>
+                <w:b w:val="0"/>
+                <w:sz w:val="15"/>
+              </w:rPr>
+              <w:t>52.92%</w:t>
+            </w:r>
+          </w:p>
+        </w:tc>
+        <w:tc>
+          <w:tcPr>
+            <w:tcW w:type="dxa" w:w="1057"/>
+          </w:tcPr>
+          <w:p>
+            <w:pPr>
+              <w:jc w:val="center"/>
+            </w:pPr>
+            <w:r>
+              <w:rPr>
+                <w:rFonts w:ascii="宋体" w:hAnsi="宋体" w:eastAsia="宋体"/>
+                <w:b w:val="0"/>
+                <w:sz w:val="15"/>
+              </w:rPr>
+              <w:t>98.11%</w:t>
+            </w:r>
+          </w:p>
+        </w:tc>
+        <w:tc>
+          <w:tcPr>
+            <w:tcW w:type="dxa" w:w="1250"/>
+          </w:tcPr>
+          <w:p>
+            <w:pPr>
+              <w:jc w:val="center"/>
+            </w:pPr>
+            <w:r>
+              <w:rPr>
+                <w:rFonts w:ascii="宋体" w:hAnsi="宋体" w:eastAsia="宋体"/>
+                <w:b w:val="0"/>
+                <w:sz w:val="15"/>
+              </w:rPr>
+              <w:t>0.900</w:t>
+            </w:r>
+          </w:p>
+        </w:tc>
+        <w:tc>
+          <w:tcPr>
+            <w:tcW w:type="dxa" w:w="1154"/>
+          </w:tcPr>
+          <w:p>
+            <w:pPr>
+              <w:jc w:val="center"/>
+            </w:pPr>
+            <w:r>
+              <w:rPr>
+                <w:rFonts w:ascii="宋体" w:hAnsi="宋体" w:eastAsia="宋体"/>
+                <w:b w:val="0"/>
+                <w:sz w:val="15"/>
+              </w:rPr>
+              <w:t>52.9%</w:t>
+            </w:r>
+          </w:p>
+        </w:tc>
+        <w:tc>
+          <w:tcPr>
+            <w:tcW w:type="dxa" w:w="1154"/>
+          </w:tcPr>
+          <w:p>
+            <w:pPr>
+              <w:jc w:val="center"/>
+            </w:pPr>
+            <w:r>
+              <w:rPr>
+                <w:rFonts w:ascii="宋体" w:hAnsi="宋体" w:eastAsia="宋体"/>
+                <w:b w:val="0"/>
+                <w:sz w:val="15"/>
+              </w:rPr>
+              <w:t>0.975</w:t>
+            </w:r>
+          </w:p>
+        </w:tc>
+      </w:tr>
+      <w:tr>
+        <w:tc>
+          <w:tcPr>
+            <w:tcW w:type="dxa" w:w="1057"/>
+          </w:tcPr>
+          <w:p>
+            <w:pPr>
+              <w:jc w:val="left"/>
+            </w:pPr>
+            <w:r>
+              <w:rPr>
+                <w:rFonts w:ascii="宋体" w:hAnsi="宋体" w:eastAsia="宋体"/>
+                <w:b w:val="0"/>
+                <w:sz w:val="15"/>
+              </w:rPr>
+              <w:t>hard</w:t>
+            </w:r>
+          </w:p>
+        </w:tc>
+        <w:tc>
+          <w:tcPr>
+            <w:tcW w:type="dxa" w:w="2211"/>
+          </w:tcPr>
+          <w:p>
+            <w:pPr>
+              <w:jc w:val="center"/>
+            </w:pPr>
+            <w:r>
+              <w:rPr>
+                <w:rFonts w:ascii="宋体" w:hAnsi="宋体" w:eastAsia="宋体"/>
+                <w:b w:val="0"/>
+                <w:sz w:val="15"/>
+              </w:rPr>
+              <w:t>elephant-1-9b-r3-temp</w:t>
+            </w:r>
+          </w:p>
+        </w:tc>
+        <w:tc>
+          <w:tcPr>
+            <w:tcW w:type="dxa" w:w="961"/>
+          </w:tcPr>
+          <w:p>
+            <w:pPr>
+              <w:jc w:val="center"/>
+            </w:pPr>
+            <w:r>
+              <w:rPr>
+                <w:rFonts w:ascii="宋体" w:hAnsi="宋体" w:eastAsia="宋体"/>
+                <w:b w:val="0"/>
+                <w:sz w:val="15"/>
+              </w:rPr>
+              <w:t>53.92%</w:t>
+            </w:r>
+          </w:p>
+        </w:tc>
+        <w:tc>
+          <w:tcPr>
+            <w:tcW w:type="dxa" w:w="1057"/>
+          </w:tcPr>
+          <w:p>
+            <w:pPr>
+              <w:jc w:val="center"/>
+            </w:pPr>
+            <w:r>
+              <w:rPr>
+                <w:rFonts w:ascii="宋体" w:hAnsi="宋体" w:eastAsia="宋体"/>
+                <w:b w:val="0"/>
+                <w:sz w:val="15"/>
+              </w:rPr>
+              <w:t>95.98%</w:t>
+            </w:r>
+          </w:p>
+        </w:tc>
+        <w:tc>
+          <w:tcPr>
+            <w:tcW w:type="dxa" w:w="1250"/>
+          </w:tcPr>
+          <w:p>
+            <w:pPr>
+              <w:jc w:val="center"/>
+            </w:pPr>
+            <w:r>
+              <w:rPr>
+                <w:rFonts w:ascii="宋体" w:hAnsi="宋体" w:eastAsia="宋体"/>
+                <w:b w:val="0"/>
+                <w:sz w:val="15"/>
+              </w:rPr>
+              <w:t>0.965</w:t>
+            </w:r>
+          </w:p>
+        </w:tc>
+        <w:tc>
+          <w:tcPr>
+            <w:tcW w:type="dxa" w:w="1154"/>
+          </w:tcPr>
+          <w:p>
+            <w:pPr>
+              <w:jc w:val="center"/>
+            </w:pPr>
+            <w:r>
+              <w:rPr>
+                <w:rFonts w:ascii="宋体" w:hAnsi="宋体" w:eastAsia="宋体"/>
+                <w:b w:val="0"/>
+                <w:sz w:val="15"/>
+              </w:rPr>
+              <w:t>46.8%</w:t>
+            </w:r>
+          </w:p>
+        </w:tc>
+        <w:tc>
+          <w:tcPr>
+            <w:tcW w:type="dxa" w:w="1154"/>
+          </w:tcPr>
+          <w:p>
+            <w:pPr>
+              <w:jc w:val="center"/>
+            </w:pPr>
+            <w:r>
+              <w:rPr>
+                <w:rFonts w:ascii="宋体" w:hAnsi="宋体" w:eastAsia="宋体"/>
+                <w:b w:val="0"/>
+                <w:sz w:val="15"/>
+              </w:rPr>
+              <w:t>0.995</w:t>
+            </w:r>
+          </w:p>
+        </w:tc>
+      </w:tr>
+    </w:tbl>
+    <w:p>
+      <w:pPr>
+        <w:spacing w:after="40"/>
+      </w:pPr>
+    </w:p>
+    <w:p>
+      <w:pPr>
+        <w:spacing w:after="120" w:line="336" w:lineRule="auto"/>
+        <w:ind w:firstLine="420"/>
+      </w:pPr>
+      <w:r>
+        <w:rPr>
+          <w:rFonts w:ascii="宋体" w:hAnsi="宋体" w:eastAsia="宋体"/>
+          <w:b w:val="0"/>
+          <w:sz w:val="21"/>
+        </w:rPr>
+        <w:t>这张表是本文最具操作性的结论。在简单流量（随机负样本）上，0.9 阈值对四个模型都够用，R3+温度甚至比基线略好（94.5% / 99.21% vs 93.4% / 99.29%）。</w:t>
+      </w:r>
+    </w:p>
+    <w:p>
+      <w:pPr>
+        <w:spacing w:after="120" w:line="336" w:lineRule="auto"/>
+        <w:ind w:firstLine="420"/>
+      </w:pPr>
+      <w:r>
+        <w:rPr>
+          <w:rFonts w:ascii="宋体" w:hAnsi="宋体" w:eastAsia="宋体"/>
+          <w:b w:val="0"/>
+          <w:sz w:val="21"/>
+        </w:rPr>
+        <w:t>在难流量上，同一个 0.9 就不安全了：R3 的采纳精度只有 93.14%，为达到 98% 需把阈值提到 0.990，覆盖率从 57.1% 掉到 46.4%；而</w:t>
+      </w:r>
+      <w:r>
+        <w:rPr>
+          <w:rFonts w:ascii="宋体" w:hAnsi="宋体" w:eastAsia="宋体"/>
+          <w:b/>
+          <w:sz w:val="21"/>
+        </w:rPr>
+        <w:t>要达到 99%，R3 在难流量上不存在可用的工作点</w:t>
+      </w:r>
+      <w:r>
+        <w:rPr>
+          <w:rFonts w:ascii="宋体" w:hAnsi="宋体" w:eastAsia="宋体"/>
+          <w:b w:val="0"/>
+          <w:sz w:val="21"/>
+        </w:rPr>
+        <w:t>——任何阈值下都达不到，基线则可以（0.990 / 35.0%）。这是「调阈值」与「模型不行」的分界：前者可以靠调参数解决，后者不能。</w:t>
+      </w:r>
+    </w:p>
+    <w:p>
+      <w:pPr>
+        <w:spacing w:before="120" w:after="80"/>
+        <w:jc w:val="center"/>
+      </w:pPr>
+      <w:r>
+        <w:rPr>
+          <w:rFonts w:ascii="黑体" w:hAnsi="黑体" w:eastAsia="黑体"/>
+          <w:b/>
+          <w:sz w:val="18"/>
+        </w:rPr>
+        <w:t>表 11  分层阈值策略（按 top-1 与 top-2 概率差的中位数分两层）</w:t>
+      </w:r>
+    </w:p>
+    <w:tbl>
+      <w:tblPr>
+        <w:tblStyle w:val="LightGrid-Accent1"/>
+        <w:tblW w:type="auto" w:w="0"/>
+        <w:jc w:val="center"/>
+        <w:tblLayout w:type="fixed"/>
+        <w:tblLook w:firstColumn="1" w:firstRow="1" w:lastColumn="0" w:lastRow="0" w:noHBand="0" w:noVBand="1" w:val="04A0"/>
+      </w:tblPr>
+      <w:tblGrid>
+        <w:gridCol w:w="1549"/>
+        <w:gridCol w:w="1549"/>
+        <w:gridCol w:w="1549"/>
+        <w:gridCol w:w="1549"/>
+        <w:gridCol w:w="1549"/>
+        <w:gridCol w:w="1549"/>
+      </w:tblGrid>
+      <w:tr>
+        <w:tc>
+          <w:tcPr>
+            <w:tcW w:type="dxa" w:w="2333"/>
+          </w:tcPr>
+          <w:p>
+            <w:pPr>
+              <w:jc w:val="center"/>
+            </w:pPr>
+            <w:r/>
+            <w:r>
+              <w:rPr>
+                <w:rFonts w:ascii="黑体" w:hAnsi="黑体" w:eastAsia="黑体"/>
+                <w:b/>
+                <w:sz w:val="16"/>
+              </w:rPr>
+              <w:t>模型</w:t>
+            </w:r>
+          </w:p>
+        </w:tc>
+        <w:tc>
+          <w:tcPr>
+            <w:tcW w:type="dxa" w:w="1458"/>
+          </w:tcPr>
+          <w:p>
+            <w:pPr>
+              <w:jc w:val="center"/>
+            </w:pPr>
+            <w:r/>
+            <w:r>
+              <w:rPr>
+                <w:rFonts w:ascii="黑体" w:hAnsi="黑体" w:eastAsia="黑体"/>
+                <w:b/>
+                <w:sz w:val="16"/>
+              </w:rPr>
+              <w:t>低 margin 阈值</w:t>
+            </w:r>
+          </w:p>
+        </w:tc>
+        <w:tc>
+          <w:tcPr>
+            <w:tcW w:type="dxa" w:w="1458"/>
+          </w:tcPr>
+          <w:p>
+            <w:pPr>
+              <w:jc w:val="center"/>
+            </w:pPr>
+            <w:r/>
+            <w:r>
+              <w:rPr>
+                <w:rFonts w:ascii="黑体" w:hAnsi="黑体" w:eastAsia="黑体"/>
+                <w:b/>
+                <w:sz w:val="16"/>
+              </w:rPr>
+              <w:t>高 margin 阈值</w:t>
+            </w:r>
+          </w:p>
+        </w:tc>
+        <w:tc>
+          <w:tcPr>
+            <w:tcW w:type="dxa" w:w="1166"/>
+          </w:tcPr>
+          <w:p>
+            <w:pPr>
+              <w:jc w:val="center"/>
+            </w:pPr>
+            <w:r/>
+            <w:r>
+              <w:rPr>
+                <w:rFonts w:ascii="黑体" w:hAnsi="黑体" w:eastAsia="黑体"/>
+                <w:b/>
+                <w:sz w:val="16"/>
+              </w:rPr>
+              <w:t>覆盖率</w:t>
+            </w:r>
+          </w:p>
+        </w:tc>
+        <w:tc>
+          <w:tcPr>
+            <w:tcW w:type="dxa" w:w="1263"/>
+          </w:tcPr>
+          <w:p>
+            <w:pPr>
+              <w:jc w:val="center"/>
+            </w:pPr>
+            <w:r/>
+            <w:r>
+              <w:rPr>
+                <w:rFonts w:ascii="黑体" w:hAnsi="黑体" w:eastAsia="黑体"/>
+                <w:b/>
+                <w:sz w:val="16"/>
+              </w:rPr>
+              <w:t>采纳精度</w:t>
+            </w:r>
+          </w:p>
+        </w:tc>
+        <w:tc>
+          <w:tcPr>
+            <w:tcW w:type="dxa" w:w="1166"/>
+          </w:tcPr>
+          <w:p>
+            <w:pPr>
+              <w:jc w:val="center"/>
+            </w:pPr>
+            <w:r/>
+            <w:r>
+              <w:rPr>
+                <w:rFonts w:ascii="黑体" w:hAnsi="黑体" w:eastAsia="黑体"/>
+                <w:b/>
+                <w:sz w:val="16"/>
+              </w:rPr>
+              <w:t>采纳中出错</w:t>
+            </w:r>
+          </w:p>
+        </w:tc>
+      </w:tr>
+      <w:tr>
+        <w:tc>
+          <w:tcPr>
+            <w:tcW w:type="dxa" w:w="2333"/>
+          </w:tcPr>
+          <w:p>
+            <w:pPr>
+              <w:jc w:val="left"/>
+            </w:pPr>
+            <w:r>
+              <w:rPr>
+                <w:rFonts w:ascii="宋体" w:hAnsi="宋体" w:eastAsia="宋体"/>
+                <w:b w:val="0"/>
+                <w:sz w:val="16"/>
+              </w:rPr>
+              <w:t>elephant-1-9b-base</w:t>
+            </w:r>
+          </w:p>
+        </w:tc>
+        <w:tc>
+          <w:tcPr>
+            <w:tcW w:type="dxa" w:w="1458"/>
+          </w:tcPr>
+          <w:p>
+            <w:pPr>
+              <w:jc w:val="center"/>
+            </w:pPr>
+            <w:r>
+              <w:rPr>
+                <w:rFonts w:ascii="宋体" w:hAnsi="宋体" w:eastAsia="宋体"/>
+                <w:b w:val="0"/>
+                <w:sz w:val="16"/>
+              </w:rPr>
+              <w:t>0.9</w:t>
+            </w:r>
+          </w:p>
+        </w:tc>
+        <w:tc>
+          <w:tcPr>
+            <w:tcW w:type="dxa" w:w="1458"/>
+          </w:tcPr>
+          <w:p>
+            <w:pPr>
+              <w:jc w:val="center"/>
+            </w:pPr>
+            <w:r>
+              <w:rPr>
+                <w:rFonts w:ascii="宋体" w:hAnsi="宋体" w:eastAsia="宋体"/>
+                <w:b w:val="0"/>
+                <w:sz w:val="16"/>
+              </w:rPr>
+              <w:t>0.9</w:t>
+            </w:r>
+          </w:p>
+        </w:tc>
+        <w:tc>
+          <w:tcPr>
+            <w:tcW w:type="dxa" w:w="1166"/>
+          </w:tcPr>
+          <w:p>
+            <w:pPr>
+              <w:jc w:val="center"/>
+            </w:pPr>
+            <w:r>
+              <w:rPr>
+                <w:rFonts w:ascii="宋体" w:hAnsi="宋体" w:eastAsia="宋体"/>
+                <w:b w:val="0"/>
+                <w:sz w:val="16"/>
+              </w:rPr>
+              <w:t>52.7%</w:t>
+            </w:r>
+          </w:p>
+        </w:tc>
+        <w:tc>
+          <w:tcPr>
+            <w:tcW w:type="dxa" w:w="1263"/>
+          </w:tcPr>
+          <w:p>
+            <w:pPr>
+              <w:jc w:val="center"/>
+            </w:pPr>
+            <w:r>
+              <w:rPr>
+                <w:rFonts w:ascii="宋体" w:hAnsi="宋体" w:eastAsia="宋体"/>
+                <w:b w:val="0"/>
+                <w:sz w:val="16"/>
+              </w:rPr>
+              <w:t>96.52%</w:t>
+            </w:r>
+          </w:p>
+        </w:tc>
+        <w:tc>
+          <w:tcPr>
+            <w:tcW w:type="dxa" w:w="1166"/>
+          </w:tcPr>
+          <w:p>
+            <w:pPr>
+              <w:jc w:val="center"/>
+            </w:pPr>
+            <w:r>
+              <w:rPr>
+                <w:rFonts w:ascii="宋体" w:hAnsi="宋体" w:eastAsia="宋体"/>
+                <w:b w:val="0"/>
+                <w:sz w:val="16"/>
+              </w:rPr>
+              <w:t>22</w:t>
+            </w:r>
+          </w:p>
+        </w:tc>
+      </w:tr>
+      <w:tr>
+        <w:tc>
+          <w:tcPr>
+            <w:tcW w:type="dxa" w:w="2333"/>
+          </w:tcPr>
+          <w:p>
+            <w:pPr>
+              <w:jc w:val="left"/>
+            </w:pPr>
+            <w:r>
+              <w:rPr>
+                <w:rFonts w:ascii="宋体" w:hAnsi="宋体" w:eastAsia="宋体"/>
+                <w:b w:val="0"/>
+                <w:sz w:val="16"/>
+              </w:rPr>
+              <w:t>elephant-1-9b-base</w:t>
+            </w:r>
+          </w:p>
+        </w:tc>
+        <w:tc>
+          <w:tcPr>
+            <w:tcW w:type="dxa" w:w="1458"/>
+          </w:tcPr>
+          <w:p>
+            <w:pPr>
+              <w:jc w:val="center"/>
+            </w:pPr>
+            <w:r>
+              <w:rPr>
+                <w:rFonts w:ascii="宋体" w:hAnsi="宋体" w:eastAsia="宋体"/>
+                <w:b w:val="0"/>
+                <w:sz w:val="16"/>
+              </w:rPr>
+              <w:t>0.95</w:t>
+            </w:r>
+          </w:p>
+        </w:tc>
+        <w:tc>
+          <w:tcPr>
+            <w:tcW w:type="dxa" w:w="1458"/>
+          </w:tcPr>
+          <w:p>
+            <w:pPr>
+              <w:jc w:val="center"/>
+            </w:pPr>
+            <w:r>
+              <w:rPr>
+                <w:rFonts w:ascii="宋体" w:hAnsi="宋体" w:eastAsia="宋体"/>
+                <w:b w:val="0"/>
+                <w:sz w:val="16"/>
+              </w:rPr>
+              <w:t>0.9</w:t>
+            </w:r>
+          </w:p>
+        </w:tc>
+        <w:tc>
+          <w:tcPr>
+            <w:tcW w:type="dxa" w:w="1166"/>
+          </w:tcPr>
+          <w:p>
+            <w:pPr>
+              <w:jc w:val="center"/>
+            </w:pPr>
+            <w:r>
+              <w:rPr>
+                <w:rFonts w:ascii="宋体" w:hAnsi="宋体" w:eastAsia="宋体"/>
+                <w:b w:val="0"/>
+                <w:sz w:val="16"/>
+              </w:rPr>
+              <w:t>50.0%</w:t>
+            </w:r>
+          </w:p>
+        </w:tc>
+        <w:tc>
+          <w:tcPr>
+            <w:tcW w:type="dxa" w:w="1263"/>
+          </w:tcPr>
+          <w:p>
+            <w:pPr>
+              <w:jc w:val="center"/>
+            </w:pPr>
+            <w:r>
+              <w:rPr>
+                <w:rFonts w:ascii="宋体" w:hAnsi="宋体" w:eastAsia="宋体"/>
+                <w:b w:val="0"/>
+                <w:sz w:val="16"/>
+              </w:rPr>
+              <w:t>97.33%</w:t>
+            </w:r>
+          </w:p>
+        </w:tc>
+        <w:tc>
+          <w:tcPr>
+            <w:tcW w:type="dxa" w:w="1166"/>
+          </w:tcPr>
+          <w:p>
+            <w:pPr>
+              <w:jc w:val="center"/>
+            </w:pPr>
+            <w:r>
+              <w:rPr>
+                <w:rFonts w:ascii="宋体" w:hAnsi="宋体" w:eastAsia="宋体"/>
+                <w:b w:val="0"/>
+                <w:sz w:val="16"/>
+              </w:rPr>
+              <w:t>16</w:t>
+            </w:r>
+          </w:p>
+        </w:tc>
+      </w:tr>
+      <w:tr>
+        <w:tc>
+          <w:tcPr>
+            <w:tcW w:type="dxa" w:w="2333"/>
+          </w:tcPr>
+          <w:p>
+            <w:pPr>
+              <w:jc w:val="left"/>
+            </w:pPr>
+            <w:r>
+              <w:rPr>
+                <w:rFonts w:ascii="宋体" w:hAnsi="宋体" w:eastAsia="宋体"/>
+                <w:b w:val="0"/>
+                <w:sz w:val="16"/>
+              </w:rPr>
+              <w:t>elephant-1-9b-base</w:t>
+            </w:r>
+          </w:p>
+        </w:tc>
+        <w:tc>
+          <w:tcPr>
+            <w:tcW w:type="dxa" w:w="1458"/>
+          </w:tcPr>
+          <w:p>
+            <w:pPr>
+              <w:jc w:val="center"/>
+            </w:pPr>
+            <w:r>
+              <w:rPr>
+                <w:rFonts w:ascii="宋体" w:hAnsi="宋体" w:eastAsia="宋体"/>
+                <w:b w:val="0"/>
+                <w:sz w:val="16"/>
+              </w:rPr>
+              <w:t>0.97</w:t>
+            </w:r>
+          </w:p>
+        </w:tc>
+        <w:tc>
+          <w:tcPr>
+            <w:tcW w:type="dxa" w:w="1458"/>
+          </w:tcPr>
+          <w:p>
+            <w:pPr>
+              <w:jc w:val="center"/>
+            </w:pPr>
+            <w:r>
+              <w:rPr>
+                <w:rFonts w:ascii="宋体" w:hAnsi="宋体" w:eastAsia="宋体"/>
+                <w:b w:val="0"/>
+                <w:sz w:val="16"/>
+              </w:rPr>
+              <w:t>0.93</w:t>
+            </w:r>
+          </w:p>
+        </w:tc>
+        <w:tc>
+          <w:tcPr>
+            <w:tcW w:type="dxa" w:w="1166"/>
+          </w:tcPr>
+          <w:p>
+            <w:pPr>
+              <w:jc w:val="center"/>
+            </w:pPr>
+            <w:r>
+              <w:rPr>
+                <w:rFonts w:ascii="宋体" w:hAnsi="宋体" w:eastAsia="宋体"/>
+                <w:b w:val="0"/>
+                <w:sz w:val="16"/>
+              </w:rPr>
+              <w:t>49.9%</w:t>
+            </w:r>
+          </w:p>
+        </w:tc>
+        <w:tc>
+          <w:tcPr>
+            <w:tcW w:type="dxa" w:w="1263"/>
+          </w:tcPr>
+          <w:p>
+            <w:pPr>
+              <w:jc w:val="center"/>
+            </w:pPr>
+            <w:r>
+              <w:rPr>
+                <w:rFonts w:ascii="宋体" w:hAnsi="宋体" w:eastAsia="宋体"/>
+                <w:b w:val="0"/>
+                <w:sz w:val="16"/>
+              </w:rPr>
+              <w:t>97.33%</w:t>
+            </w:r>
+          </w:p>
+        </w:tc>
+        <w:tc>
+          <w:tcPr>
+            <w:tcW w:type="dxa" w:w="1166"/>
+          </w:tcPr>
+          <w:p>
+            <w:pPr>
+              <w:jc w:val="center"/>
+            </w:pPr>
+            <w:r>
+              <w:rPr>
+                <w:rFonts w:ascii="宋体" w:hAnsi="宋体" w:eastAsia="宋体"/>
+                <w:b w:val="0"/>
+                <w:sz w:val="16"/>
+              </w:rPr>
+              <w:t>16</w:t>
+            </w:r>
+          </w:p>
+        </w:tc>
+      </w:tr>
+      <w:tr>
+        <w:tc>
+          <w:tcPr>
+            <w:tcW w:type="dxa" w:w="2333"/>
+          </w:tcPr>
+          <w:p>
+            <w:pPr>
+              <w:jc w:val="left"/>
+            </w:pPr>
+            <w:r>
+              <w:rPr>
+                <w:rFonts w:ascii="宋体" w:hAnsi="宋体" w:eastAsia="宋体"/>
+                <w:b w:val="0"/>
+                <w:sz w:val="16"/>
+              </w:rPr>
+              <w:t>elephant-1-9b-base</w:t>
+            </w:r>
+          </w:p>
+        </w:tc>
+        <w:tc>
+          <w:tcPr>
+            <w:tcW w:type="dxa" w:w="1458"/>
+          </w:tcPr>
+          <w:p>
+            <w:pPr>
+              <w:jc w:val="center"/>
+            </w:pPr>
+            <w:r>
+              <w:rPr>
+                <w:rFonts w:ascii="宋体" w:hAnsi="宋体" w:eastAsia="宋体"/>
+                <w:b w:val="0"/>
+                <w:sz w:val="16"/>
+              </w:rPr>
+              <w:t>0.99</w:t>
+            </w:r>
+          </w:p>
+        </w:tc>
+        <w:tc>
+          <w:tcPr>
+            <w:tcW w:type="dxa" w:w="1458"/>
+          </w:tcPr>
+          <w:p>
+            <w:pPr>
+              <w:jc w:val="center"/>
+            </w:pPr>
+            <w:r>
+              <w:rPr>
+                <w:rFonts w:ascii="宋体" w:hAnsi="宋体" w:eastAsia="宋体"/>
+                <w:b w:val="0"/>
+                <w:sz w:val="16"/>
+              </w:rPr>
+              <w:t>0.95</w:t>
+            </w:r>
+          </w:p>
+        </w:tc>
+        <w:tc>
+          <w:tcPr>
+            <w:tcW w:type="dxa" w:w="1166"/>
+          </w:tcPr>
+          <w:p>
+            <w:pPr>
+              <w:jc w:val="center"/>
+            </w:pPr>
+            <w:r>
+              <w:rPr>
+                <w:rFonts w:ascii="宋体" w:hAnsi="宋体" w:eastAsia="宋体"/>
+                <w:b w:val="0"/>
+                <w:sz w:val="16"/>
+              </w:rPr>
+              <w:t>48.6%</w:t>
+            </w:r>
+          </w:p>
+        </w:tc>
+        <w:tc>
+          <w:tcPr>
+            <w:tcW w:type="dxa" w:w="1263"/>
+          </w:tcPr>
+          <w:p>
+            <w:pPr>
+              <w:jc w:val="center"/>
+            </w:pPr>
+            <w:r>
+              <w:rPr>
+                <w:rFonts w:ascii="宋体" w:hAnsi="宋体" w:eastAsia="宋体"/>
+                <w:b w:val="0"/>
+                <w:sz w:val="16"/>
+              </w:rPr>
+              <w:t>97.6%</w:t>
+            </w:r>
+          </w:p>
+        </w:tc>
+        <w:tc>
+          <w:tcPr>
+            <w:tcW w:type="dxa" w:w="1166"/>
+          </w:tcPr>
+          <w:p>
+            <w:pPr>
+              <w:jc w:val="center"/>
+            </w:pPr>
+            <w:r>
+              <w:rPr>
+                <w:rFonts w:ascii="宋体" w:hAnsi="宋体" w:eastAsia="宋体"/>
+                <w:b w:val="0"/>
+                <w:sz w:val="16"/>
+              </w:rPr>
+              <w:t>14</w:t>
+            </w:r>
+          </w:p>
+        </w:tc>
+      </w:tr>
+      <w:tr>
+        <w:tc>
+          <w:tcPr>
+            <w:tcW w:type="dxa" w:w="2333"/>
+          </w:tcPr>
+          <w:p>
+            <w:pPr>
+              <w:jc w:val="left"/>
+            </w:pPr>
+            <w:r>
+              <w:rPr>
+                <w:rFonts w:ascii="宋体" w:hAnsi="宋体" w:eastAsia="宋体"/>
+                <w:b w:val="0"/>
+                <w:sz w:val="16"/>
+              </w:rPr>
+              <w:t>elephant-1-9b-r3</w:t>
+            </w:r>
+          </w:p>
+        </w:tc>
+        <w:tc>
+          <w:tcPr>
+            <w:tcW w:type="dxa" w:w="1458"/>
+          </w:tcPr>
+          <w:p>
+            <w:pPr>
+              <w:jc w:val="center"/>
+            </w:pPr>
+            <w:r>
+              <w:rPr>
+                <w:rFonts w:ascii="宋体" w:hAnsi="宋体" w:eastAsia="宋体"/>
+                <w:b w:val="0"/>
+                <w:sz w:val="16"/>
+              </w:rPr>
+              <w:t>0.9</w:t>
+            </w:r>
+          </w:p>
+        </w:tc>
+        <w:tc>
+          <w:tcPr>
+            <w:tcW w:type="dxa" w:w="1458"/>
+          </w:tcPr>
+          <w:p>
+            <w:pPr>
+              <w:jc w:val="center"/>
+            </w:pPr>
+            <w:r>
+              <w:rPr>
+                <w:rFonts w:ascii="宋体" w:hAnsi="宋体" w:eastAsia="宋体"/>
+                <w:b w:val="0"/>
+                <w:sz w:val="16"/>
+              </w:rPr>
+              <w:t>0.9</w:t>
+            </w:r>
+          </w:p>
+        </w:tc>
+        <w:tc>
+          <w:tcPr>
+            <w:tcW w:type="dxa" w:w="1166"/>
+          </w:tcPr>
+          <w:p>
+            <w:pPr>
+              <w:jc w:val="center"/>
+            </w:pPr>
+            <w:r>
+              <w:rPr>
+                <w:rFonts w:ascii="宋体" w:hAnsi="宋体" w:eastAsia="宋体"/>
+                <w:b w:val="0"/>
+                <w:sz w:val="16"/>
+              </w:rPr>
+              <w:t>57.1%</w:t>
+            </w:r>
+          </w:p>
+        </w:tc>
+        <w:tc>
+          <w:tcPr>
+            <w:tcW w:type="dxa" w:w="1263"/>
+          </w:tcPr>
+          <w:p>
+            <w:pPr>
+              <w:jc w:val="center"/>
+            </w:pPr>
+            <w:r>
+              <w:rPr>
+                <w:rFonts w:ascii="宋体" w:hAnsi="宋体" w:eastAsia="宋体"/>
+                <w:b w:val="0"/>
+                <w:sz w:val="16"/>
+              </w:rPr>
+              <w:t>93.14%</w:t>
+            </w:r>
+          </w:p>
+        </w:tc>
+        <w:tc>
+          <w:tcPr>
+            <w:tcW w:type="dxa" w:w="1166"/>
+          </w:tcPr>
+          <w:p>
+            <w:pPr>
+              <w:jc w:val="center"/>
+            </w:pPr>
+            <w:r>
+              <w:rPr>
+                <w:rFonts w:ascii="宋体" w:hAnsi="宋体" w:eastAsia="宋体"/>
+                <w:b w:val="0"/>
+                <w:sz w:val="16"/>
+              </w:rPr>
+              <w:t>47</w:t>
+            </w:r>
+          </w:p>
+        </w:tc>
+      </w:tr>
+      <w:tr>
+        <w:tc>
+          <w:tcPr>
+            <w:tcW w:type="dxa" w:w="2333"/>
+          </w:tcPr>
+          <w:p>
+            <w:pPr>
+              <w:jc w:val="left"/>
+            </w:pPr>
+            <w:r>
+              <w:rPr>
+                <w:rFonts w:ascii="宋体" w:hAnsi="宋体" w:eastAsia="宋体"/>
+                <w:b w:val="0"/>
+                <w:sz w:val="16"/>
+              </w:rPr>
+              <w:t>elephant-1-9b-r3</w:t>
+            </w:r>
+          </w:p>
+        </w:tc>
+        <w:tc>
+          <w:tcPr>
+            <w:tcW w:type="dxa" w:w="1458"/>
+          </w:tcPr>
+          <w:p>
+            <w:pPr>
+              <w:jc w:val="center"/>
+            </w:pPr>
+            <w:r>
+              <w:rPr>
+                <w:rFonts w:ascii="宋体" w:hAnsi="宋体" w:eastAsia="宋体"/>
+                <w:b w:val="0"/>
+                <w:sz w:val="16"/>
+              </w:rPr>
+              <w:t>0.95</w:t>
+            </w:r>
+          </w:p>
+        </w:tc>
+        <w:tc>
+          <w:tcPr>
+            <w:tcW w:type="dxa" w:w="1458"/>
+          </w:tcPr>
+          <w:p>
+            <w:pPr>
+              <w:jc w:val="center"/>
+            </w:pPr>
+            <w:r>
+              <w:rPr>
+                <w:rFonts w:ascii="宋体" w:hAnsi="宋体" w:eastAsia="宋体"/>
+                <w:b w:val="0"/>
+                <w:sz w:val="16"/>
+              </w:rPr>
+              <w:t>0.9</w:t>
+            </w:r>
+          </w:p>
+        </w:tc>
+        <w:tc>
+          <w:tcPr>
+            <w:tcW w:type="dxa" w:w="1166"/>
+          </w:tcPr>
+          <w:p>
+            <w:pPr>
+              <w:jc w:val="center"/>
+            </w:pPr>
+            <w:r>
+              <w:rPr>
+                <w:rFonts w:ascii="宋体" w:hAnsi="宋体" w:eastAsia="宋体"/>
+                <w:b w:val="0"/>
+                <w:sz w:val="16"/>
+              </w:rPr>
+              <w:t>54.0%</w:t>
+            </w:r>
+          </w:p>
+        </w:tc>
+        <w:tc>
+          <w:tcPr>
+            <w:tcW w:type="dxa" w:w="1263"/>
+          </w:tcPr>
+          <w:p>
+            <w:pPr>
+              <w:jc w:val="center"/>
+            </w:pPr>
+            <w:r>
+              <w:rPr>
+                <w:rFonts w:ascii="宋体" w:hAnsi="宋体" w:eastAsia="宋体"/>
+                <w:b w:val="0"/>
+                <w:sz w:val="16"/>
+              </w:rPr>
+              <w:t>95.83%</w:t>
+            </w:r>
+          </w:p>
+        </w:tc>
+        <w:tc>
+          <w:tcPr>
+            <w:tcW w:type="dxa" w:w="1166"/>
+          </w:tcPr>
+          <w:p>
+            <w:pPr>
+              <w:jc w:val="center"/>
+            </w:pPr>
+            <w:r>
+              <w:rPr>
+                <w:rFonts w:ascii="宋体" w:hAnsi="宋体" w:eastAsia="宋体"/>
+                <w:b w:val="0"/>
+                <w:sz w:val="16"/>
+              </w:rPr>
+              <w:t>27</w:t>
+            </w:r>
+          </w:p>
+        </w:tc>
+      </w:tr>
+      <w:tr>
+        <w:tc>
+          <w:tcPr>
+            <w:tcW w:type="dxa" w:w="2333"/>
+          </w:tcPr>
+          <w:p>
+            <w:pPr>
+              <w:jc w:val="left"/>
+            </w:pPr>
+            <w:r>
+              <w:rPr>
+                <w:rFonts w:ascii="宋体" w:hAnsi="宋体" w:eastAsia="宋体"/>
+                <w:b w:val="0"/>
+                <w:sz w:val="16"/>
+              </w:rPr>
+              <w:t>elephant-1-9b-r3</w:t>
+            </w:r>
+          </w:p>
+        </w:tc>
+        <w:tc>
+          <w:tcPr>
+            <w:tcW w:type="dxa" w:w="1458"/>
+          </w:tcPr>
+          <w:p>
+            <w:pPr>
+              <w:jc w:val="center"/>
+            </w:pPr>
+            <w:r>
+              <w:rPr>
+                <w:rFonts w:ascii="宋体" w:hAnsi="宋体" w:eastAsia="宋体"/>
+                <w:b w:val="0"/>
+                <w:sz w:val="16"/>
+              </w:rPr>
+              <w:t>0.97</w:t>
+            </w:r>
+          </w:p>
+        </w:tc>
+        <w:tc>
+          <w:tcPr>
+            <w:tcW w:type="dxa" w:w="1458"/>
+          </w:tcPr>
+          <w:p>
+            <w:pPr>
+              <w:jc w:val="center"/>
+            </w:pPr>
+            <w:r>
+              <w:rPr>
+                <w:rFonts w:ascii="宋体" w:hAnsi="宋体" w:eastAsia="宋体"/>
+                <w:b w:val="0"/>
+                <w:sz w:val="16"/>
+              </w:rPr>
+              <w:t>0.93</w:t>
+            </w:r>
+          </w:p>
+        </w:tc>
+        <w:tc>
+          <w:tcPr>
+            <w:tcW w:type="dxa" w:w="1166"/>
+          </w:tcPr>
+          <w:p>
+            <w:pPr>
+              <w:jc w:val="center"/>
+            </w:pPr>
+            <w:r>
+              <w:rPr>
+                <w:rFonts w:ascii="宋体" w:hAnsi="宋体" w:eastAsia="宋体"/>
+                <w:b w:val="0"/>
+                <w:sz w:val="16"/>
+              </w:rPr>
+              <w:t>51.6%</w:t>
+            </w:r>
+          </w:p>
+        </w:tc>
+        <w:tc>
+          <w:tcPr>
+            <w:tcW w:type="dxa" w:w="1263"/>
+          </w:tcPr>
+          <w:p>
+            <w:pPr>
+              <w:jc w:val="center"/>
+            </w:pPr>
+            <w:r>
+              <w:rPr>
+                <w:rFonts w:ascii="宋体" w:hAnsi="宋体" w:eastAsia="宋体"/>
+                <w:b w:val="0"/>
+                <w:sz w:val="16"/>
+              </w:rPr>
+              <w:t>97.25%</w:t>
+            </w:r>
+          </w:p>
+        </w:tc>
+        <w:tc>
+          <w:tcPr>
+            <w:tcW w:type="dxa" w:w="1166"/>
+          </w:tcPr>
+          <w:p>
+            <w:pPr>
+              <w:jc w:val="center"/>
+            </w:pPr>
+            <w:r>
+              <w:rPr>
+                <w:rFonts w:ascii="宋体" w:hAnsi="宋体" w:eastAsia="宋体"/>
+                <w:b w:val="0"/>
+                <w:sz w:val="16"/>
+              </w:rPr>
+              <w:t>17</w:t>
+            </w:r>
+          </w:p>
+        </w:tc>
+      </w:tr>
+      <w:tr>
+        <w:tc>
+          <w:tcPr>
+            <w:tcW w:type="dxa" w:w="2333"/>
+          </w:tcPr>
+          <w:p>
+            <w:pPr>
+              <w:jc w:val="left"/>
+            </w:pPr>
+            <w:r>
+              <w:rPr>
+                <w:rFonts w:ascii="宋体" w:hAnsi="宋体" w:eastAsia="宋体"/>
+                <w:b w:val="0"/>
+                <w:sz w:val="16"/>
+              </w:rPr>
+              <w:t>elephant-1-9b-r3</w:t>
+            </w:r>
+          </w:p>
+        </w:tc>
+        <w:tc>
+          <w:tcPr>
+            <w:tcW w:type="dxa" w:w="1458"/>
+          </w:tcPr>
+          <w:p>
+            <w:pPr>
+              <w:jc w:val="center"/>
+            </w:pPr>
+            <w:r>
+              <w:rPr>
+                <w:rFonts w:ascii="宋体" w:hAnsi="宋体" w:eastAsia="宋体"/>
+                <w:b w:val="0"/>
+                <w:sz w:val="16"/>
+              </w:rPr>
+              <w:t>0.99</w:t>
+            </w:r>
+          </w:p>
+        </w:tc>
+        <w:tc>
+          <w:tcPr>
+            <w:tcW w:type="dxa" w:w="1458"/>
+          </w:tcPr>
+          <w:p>
+            <w:pPr>
+              <w:jc w:val="center"/>
+            </w:pPr>
+            <w:r>
+              <w:rPr>
+                <w:rFonts w:ascii="宋体" w:hAnsi="宋体" w:eastAsia="宋体"/>
+                <w:b w:val="0"/>
+                <w:sz w:val="16"/>
+              </w:rPr>
+              <w:t>0.95</w:t>
+            </w:r>
+          </w:p>
+        </w:tc>
+        <w:tc>
+          <w:tcPr>
+            <w:tcW w:type="dxa" w:w="1166"/>
+          </w:tcPr>
+          <w:p>
+            <w:pPr>
+              <w:jc w:val="center"/>
+            </w:pPr>
+            <w:r>
+              <w:rPr>
+                <w:rFonts w:ascii="宋体" w:hAnsi="宋体" w:eastAsia="宋体"/>
+                <w:b w:val="0"/>
+                <w:sz w:val="16"/>
+              </w:rPr>
+              <w:t>50.0%</w:t>
+            </w:r>
+          </w:p>
+        </w:tc>
+        <w:tc>
+          <w:tcPr>
+            <w:tcW w:type="dxa" w:w="1263"/>
+          </w:tcPr>
+          <w:p>
+            <w:pPr>
+              <w:jc w:val="center"/>
+            </w:pPr>
+            <w:r>
+              <w:rPr>
+                <w:rFonts w:ascii="宋体" w:hAnsi="宋体" w:eastAsia="宋体"/>
+                <w:b w:val="0"/>
+                <w:sz w:val="16"/>
+              </w:rPr>
+              <w:t>97.5%</w:t>
+            </w:r>
+          </w:p>
+        </w:tc>
+        <w:tc>
+          <w:tcPr>
+            <w:tcW w:type="dxa" w:w="1166"/>
+          </w:tcPr>
+          <w:p>
+            <w:pPr>
+              <w:jc w:val="center"/>
+            </w:pPr>
+            <w:r>
+              <w:rPr>
+                <w:rFonts w:ascii="宋体" w:hAnsi="宋体" w:eastAsia="宋体"/>
+                <w:b w:val="0"/>
+                <w:sz w:val="16"/>
+              </w:rPr>
+              <w:t>15</w:t>
+            </w:r>
+          </w:p>
+        </w:tc>
+      </w:tr>
+      <w:tr>
+        <w:tc>
+          <w:tcPr>
+            <w:tcW w:type="dxa" w:w="2333"/>
+          </w:tcPr>
+          <w:p>
+            <w:pPr>
+              <w:jc w:val="left"/>
+            </w:pPr>
+            <w:r>
+              <w:rPr>
+                <w:rFonts w:ascii="宋体" w:hAnsi="宋体" w:eastAsia="宋体"/>
+                <w:b w:val="0"/>
+                <w:sz w:val="16"/>
+              </w:rPr>
+              <w:t>mammoth-1-27b</w:t>
+            </w:r>
+          </w:p>
+        </w:tc>
+        <w:tc>
+          <w:tcPr>
+            <w:tcW w:type="dxa" w:w="1458"/>
+          </w:tcPr>
+          <w:p>
+            <w:pPr>
+              <w:jc w:val="center"/>
+            </w:pPr>
+            <w:r>
+              <w:rPr>
+                <w:rFonts w:ascii="宋体" w:hAnsi="宋体" w:eastAsia="宋体"/>
+                <w:b w:val="0"/>
+                <w:sz w:val="16"/>
+              </w:rPr>
+              <w:t>0.9</w:t>
+            </w:r>
+          </w:p>
+        </w:tc>
+        <w:tc>
+          <w:tcPr>
+            <w:tcW w:type="dxa" w:w="1458"/>
+          </w:tcPr>
+          <w:p>
+            <w:pPr>
+              <w:jc w:val="center"/>
+            </w:pPr>
+            <w:r>
+              <w:rPr>
+                <w:rFonts w:ascii="宋体" w:hAnsi="宋体" w:eastAsia="宋体"/>
+                <w:b w:val="0"/>
+                <w:sz w:val="16"/>
+              </w:rPr>
+              <w:t>0.9</w:t>
+            </w:r>
+          </w:p>
+        </w:tc>
+        <w:tc>
+          <w:tcPr>
+            <w:tcW w:type="dxa" w:w="1166"/>
+          </w:tcPr>
+          <w:p>
+            <w:pPr>
+              <w:jc w:val="center"/>
+            </w:pPr>
+            <w:r>
+              <w:rPr>
+                <w:rFonts w:ascii="宋体" w:hAnsi="宋体" w:eastAsia="宋体"/>
+                <w:b w:val="0"/>
+                <w:sz w:val="16"/>
+              </w:rPr>
+              <w:t>52.9%</w:t>
+            </w:r>
+          </w:p>
+        </w:tc>
+        <w:tc>
+          <w:tcPr>
+            <w:tcW w:type="dxa" w:w="1263"/>
+          </w:tcPr>
+          <w:p>
+            <w:pPr>
+              <w:jc w:val="center"/>
+            </w:pPr>
+            <w:r>
+              <w:rPr>
+                <w:rFonts w:ascii="宋体" w:hAnsi="宋体" w:eastAsia="宋体"/>
+                <w:b w:val="0"/>
+                <w:sz w:val="16"/>
+              </w:rPr>
+              <w:t>98.11%</w:t>
+            </w:r>
+          </w:p>
+        </w:tc>
+        <w:tc>
+          <w:tcPr>
+            <w:tcW w:type="dxa" w:w="1166"/>
+          </w:tcPr>
+          <w:p>
+            <w:pPr>
+              <w:jc w:val="center"/>
+            </w:pPr>
+            <w:r>
+              <w:rPr>
+                <w:rFonts w:ascii="宋体" w:hAnsi="宋体" w:eastAsia="宋体"/>
+                <w:b w:val="0"/>
+                <w:sz w:val="16"/>
+              </w:rPr>
+              <w:t>12</w:t>
+            </w:r>
+          </w:p>
+        </w:tc>
+      </w:tr>
+      <w:tr>
+        <w:tc>
+          <w:tcPr>
+            <w:tcW w:type="dxa" w:w="2333"/>
+          </w:tcPr>
+          <w:p>
+            <w:pPr>
+              <w:jc w:val="left"/>
+            </w:pPr>
+            <w:r>
+              <w:rPr>
+                <w:rFonts w:ascii="宋体" w:hAnsi="宋体" w:eastAsia="宋体"/>
+                <w:b w:val="0"/>
+                <w:sz w:val="16"/>
+              </w:rPr>
+              <w:t>mammoth-1-27b</w:t>
+            </w:r>
+          </w:p>
+        </w:tc>
+        <w:tc>
+          <w:tcPr>
+            <w:tcW w:type="dxa" w:w="1458"/>
+          </w:tcPr>
+          <w:p>
+            <w:pPr>
+              <w:jc w:val="center"/>
+            </w:pPr>
+            <w:r>
+              <w:rPr>
+                <w:rFonts w:ascii="宋体" w:hAnsi="宋体" w:eastAsia="宋体"/>
+                <w:b w:val="0"/>
+                <w:sz w:val="16"/>
+              </w:rPr>
+              <w:t>0.95</w:t>
+            </w:r>
+          </w:p>
+        </w:tc>
+        <w:tc>
+          <w:tcPr>
+            <w:tcW w:type="dxa" w:w="1458"/>
+          </w:tcPr>
+          <w:p>
+            <w:pPr>
+              <w:jc w:val="center"/>
+            </w:pPr>
+            <w:r>
+              <w:rPr>
+                <w:rFonts w:ascii="宋体" w:hAnsi="宋体" w:eastAsia="宋体"/>
+                <w:b w:val="0"/>
+                <w:sz w:val="16"/>
+              </w:rPr>
+              <w:t>0.9</w:t>
+            </w:r>
+          </w:p>
+        </w:tc>
+        <w:tc>
+          <w:tcPr>
+            <w:tcW w:type="dxa" w:w="1166"/>
+          </w:tcPr>
+          <w:p>
+            <w:pPr>
+              <w:jc w:val="center"/>
+            </w:pPr>
+            <w:r>
+              <w:rPr>
+                <w:rFonts w:ascii="宋体" w:hAnsi="宋体" w:eastAsia="宋体"/>
+                <w:b w:val="0"/>
+                <w:sz w:val="16"/>
+              </w:rPr>
+              <w:t>50.7%</w:t>
+            </w:r>
+          </w:p>
+        </w:tc>
+        <w:tc>
+          <w:tcPr>
+            <w:tcW w:type="dxa" w:w="1263"/>
+          </w:tcPr>
+          <w:p>
+            <w:pPr>
+              <w:jc w:val="center"/>
+            </w:pPr>
+            <w:r>
+              <w:rPr>
+                <w:rFonts w:ascii="宋体" w:hAnsi="宋体" w:eastAsia="宋体"/>
+                <w:b w:val="0"/>
+                <w:sz w:val="16"/>
+              </w:rPr>
+              <w:t>98.36%</w:t>
+            </w:r>
+          </w:p>
+        </w:tc>
+        <w:tc>
+          <w:tcPr>
+            <w:tcW w:type="dxa" w:w="1166"/>
+          </w:tcPr>
+          <w:p>
+            <w:pPr>
+              <w:jc w:val="center"/>
+            </w:pPr>
+            <w:r>
+              <w:rPr>
+                <w:rFonts w:ascii="宋体" w:hAnsi="宋体" w:eastAsia="宋体"/>
+                <w:b w:val="0"/>
+                <w:sz w:val="16"/>
+              </w:rPr>
+              <w:t>10</w:t>
+            </w:r>
+          </w:p>
+        </w:tc>
+      </w:tr>
+      <w:tr>
+        <w:tc>
+          <w:tcPr>
+            <w:tcW w:type="dxa" w:w="2333"/>
+          </w:tcPr>
+          <w:p>
+            <w:pPr>
+              <w:jc w:val="left"/>
+            </w:pPr>
+            <w:r>
+              <w:rPr>
+                <w:rFonts w:ascii="宋体" w:hAnsi="宋体" w:eastAsia="宋体"/>
+                <w:b w:val="0"/>
+                <w:sz w:val="16"/>
+              </w:rPr>
+              <w:t>mammoth-1-27b</w:t>
+            </w:r>
+          </w:p>
+        </w:tc>
+        <w:tc>
+          <w:tcPr>
+            <w:tcW w:type="dxa" w:w="1458"/>
+          </w:tcPr>
+          <w:p>
+            <w:pPr>
+              <w:jc w:val="center"/>
+            </w:pPr>
+            <w:r>
+              <w:rPr>
+                <w:rFonts w:ascii="宋体" w:hAnsi="宋体" w:eastAsia="宋体"/>
+                <w:b w:val="0"/>
+                <w:sz w:val="16"/>
+              </w:rPr>
+              <w:t>0.97</w:t>
+            </w:r>
+          </w:p>
+        </w:tc>
+        <w:tc>
+          <w:tcPr>
+            <w:tcW w:type="dxa" w:w="1458"/>
+          </w:tcPr>
+          <w:p>
+            <w:pPr>
+              <w:jc w:val="center"/>
+            </w:pPr>
+            <w:r>
+              <w:rPr>
+                <w:rFonts w:ascii="宋体" w:hAnsi="宋体" w:eastAsia="宋体"/>
+                <w:b w:val="0"/>
+                <w:sz w:val="16"/>
+              </w:rPr>
+              <w:t>0.93</w:t>
+            </w:r>
+          </w:p>
+        </w:tc>
+        <w:tc>
+          <w:tcPr>
+            <w:tcW w:type="dxa" w:w="1166"/>
+          </w:tcPr>
+          <w:p>
+            <w:pPr>
+              <w:jc w:val="center"/>
+            </w:pPr>
+            <w:r>
+              <w:rPr>
+                <w:rFonts w:ascii="宋体" w:hAnsi="宋体" w:eastAsia="宋体"/>
+                <w:b w:val="0"/>
+                <w:sz w:val="16"/>
+              </w:rPr>
+              <w:t>50.0%</w:t>
+            </w:r>
+          </w:p>
+        </w:tc>
+        <w:tc>
+          <w:tcPr>
+            <w:tcW w:type="dxa" w:w="1263"/>
+          </w:tcPr>
+          <w:p>
+            <w:pPr>
+              <w:jc w:val="center"/>
+            </w:pPr>
+            <w:r>
+              <w:rPr>
+                <w:rFonts w:ascii="宋体" w:hAnsi="宋体" w:eastAsia="宋体"/>
+                <w:b w:val="0"/>
+                <w:sz w:val="16"/>
+              </w:rPr>
+              <w:t>98.33%</w:t>
+            </w:r>
+          </w:p>
+        </w:tc>
+        <w:tc>
+          <w:tcPr>
+            <w:tcW w:type="dxa" w:w="1166"/>
+          </w:tcPr>
+          <w:p>
+            <w:pPr>
+              <w:jc w:val="center"/>
+            </w:pPr>
+            <w:r>
+              <w:rPr>
+                <w:rFonts w:ascii="宋体" w:hAnsi="宋体" w:eastAsia="宋体"/>
+                <w:b w:val="0"/>
+                <w:sz w:val="16"/>
+              </w:rPr>
+              <w:t>10</w:t>
+            </w:r>
+          </w:p>
+        </w:tc>
+      </w:tr>
+      <w:tr>
+        <w:tc>
+          <w:tcPr>
+            <w:tcW w:type="dxa" w:w="2333"/>
+          </w:tcPr>
+          <w:p>
+            <w:pPr>
+              <w:jc w:val="left"/>
+            </w:pPr>
+            <w:r>
+              <w:rPr>
+                <w:rFonts w:ascii="宋体" w:hAnsi="宋体" w:eastAsia="宋体"/>
+                <w:b w:val="0"/>
+                <w:sz w:val="16"/>
+              </w:rPr>
+              <w:t>mammoth-1-27b</w:t>
+            </w:r>
+          </w:p>
+        </w:tc>
+        <w:tc>
+          <w:tcPr>
+            <w:tcW w:type="dxa" w:w="1458"/>
+          </w:tcPr>
+          <w:p>
+            <w:pPr>
+              <w:jc w:val="center"/>
+            </w:pPr>
+            <w:r>
+              <w:rPr>
+                <w:rFonts w:ascii="宋体" w:hAnsi="宋体" w:eastAsia="宋体"/>
+                <w:b w:val="0"/>
+                <w:sz w:val="16"/>
+              </w:rPr>
+              <w:t>0.99</w:t>
+            </w:r>
+          </w:p>
+        </w:tc>
+        <w:tc>
+          <w:tcPr>
+            <w:tcW w:type="dxa" w:w="1458"/>
+          </w:tcPr>
+          <w:p>
+            <w:pPr>
+              <w:jc w:val="center"/>
+            </w:pPr>
+            <w:r>
+              <w:rPr>
+                <w:rFonts w:ascii="宋体" w:hAnsi="宋体" w:eastAsia="宋体"/>
+                <w:b w:val="0"/>
+                <w:sz w:val="16"/>
+              </w:rPr>
+              <w:t>0.95</w:t>
+            </w:r>
+          </w:p>
+        </w:tc>
+        <w:tc>
+          <w:tcPr>
+            <w:tcW w:type="dxa" w:w="1166"/>
+          </w:tcPr>
+          <w:p>
+            <w:pPr>
+              <w:jc w:val="center"/>
+            </w:pPr>
+            <w:r>
+              <w:rPr>
+                <w:rFonts w:ascii="宋体" w:hAnsi="宋体" w:eastAsia="宋体"/>
+                <w:b w:val="0"/>
+                <w:sz w:val="16"/>
+              </w:rPr>
+              <w:t>50.0%</w:t>
+            </w:r>
+          </w:p>
+        </w:tc>
+        <w:tc>
+          <w:tcPr>
+            <w:tcW w:type="dxa" w:w="1263"/>
+          </w:tcPr>
+          <w:p>
+            <w:pPr>
+              <w:jc w:val="center"/>
+            </w:pPr>
+            <w:r>
+              <w:rPr>
+                <w:rFonts w:ascii="宋体" w:hAnsi="宋体" w:eastAsia="宋体"/>
+                <w:b w:val="0"/>
+                <w:sz w:val="16"/>
+              </w:rPr>
+              <w:t>98.33%</w:t>
+            </w:r>
+          </w:p>
+        </w:tc>
+        <w:tc>
+          <w:tcPr>
+            <w:tcW w:type="dxa" w:w="1166"/>
+          </w:tcPr>
+          <w:p>
+            <w:pPr>
+              <w:jc w:val="center"/>
+            </w:pPr>
+            <w:r>
+              <w:rPr>
+                <w:rFonts w:ascii="宋体" w:hAnsi="宋体" w:eastAsia="宋体"/>
+                <w:b w:val="0"/>
+                <w:sz w:val="16"/>
+              </w:rPr>
+              <w:t>10</w:t>
+            </w:r>
+          </w:p>
+        </w:tc>
+      </w:tr>
+    </w:tbl>
+    <w:p>
+      <w:pPr>
+        <w:spacing w:after="40"/>
+      </w:pPr>
+    </w:p>
+    <w:p>
+      <w:pPr>
+        <w:spacing w:after="120" w:line="336" w:lineRule="auto"/>
+        <w:ind w:firstLine="420"/>
+      </w:pPr>
+      <w:r>
+        <w:rPr>
+          <w:rFonts w:ascii="宋体" w:hAnsi="宋体" w:eastAsia="宋体"/>
+          <w:b w:val="0"/>
+          <w:sz w:val="21"/>
+        </w:rPr>
+        <w:t>分层之所以有效，是因为「难点」可以在推理时被识别：把 1,200 条按 top-1 与 top-2 的概率差（margin）排序，低的一半错题率 58.50%，高的一半只有 2.67%，相差 21.9 倍（27B 上为 34.5 倍）。这个指标不需要标签，推理时直接可得。</w:t>
+      </w:r>
+    </w:p>
+    <w:p>
+      <w:pPr>
+        <w:spacing w:after="120" w:line="336" w:lineRule="auto"/>
+        <w:ind w:firstLine="420"/>
+      </w:pPr>
+      <w:r>
+        <w:rPr>
+          <w:rFonts w:ascii="宋体" w:hAnsi="宋体" w:eastAsia="宋体"/>
+          <w:b w:val="0"/>
+          <w:sz w:val="21"/>
+        </w:rPr>
+        <w:t>在难负集上采用「低 margin 要求 0.99、高 margin 要求 0.95」的策略，R3 从 57.1% / 93.14%（47 错）改善到 50.0% / 97.50%（15 错），已经接近基线的默认表现（52.7% / 96.52%，22 错）——</w:t>
+      </w:r>
+      <w:r>
+        <w:rPr>
+          <w:rFonts w:ascii="宋体" w:hAnsi="宋体" w:eastAsia="宋体"/>
+          <w:b/>
+          <w:sz w:val="21"/>
+        </w:rPr>
+        <w:t>代价是少采纳约 7 个百分点，换来精度回到可用区间</w:t>
+      </w:r>
+      <w:r>
+        <w:rPr>
+          <w:rFonts w:ascii="宋体" w:hAnsi="宋体" w:eastAsia="宋体"/>
+          <w:b w:val="0"/>
+          <w:sz w:val="21"/>
+        </w:rPr>
+        <w:t>。</w:t>
       </w:r>
     </w:p>
     <w:p>
@@ -4690,7 +9556,7 @@
           <w:b w:val="0"/>
           <w:sz w:val="21"/>
         </w:rPr>
-        <w:t>R2 与 R3 使用完全相同的软标签数据，唯一差别是 epoch 从 1 增至 2，准确率从 +0 变为 +2、ECE 从 0.0337 升至 0.0549。这说明软标签并不能让模型“学得更准”，它只是在同等训练量下抑制过度自信。提升准确率仍需依靠训练量或数据量。</w:t>
+        <w:t>R2 与 R3 使用完全相同的软标签数据，唯一差别是 epoch 从 1 增至 2，准确率从 +0 变为 +2、ECE 从 0.0337 升至 0.0549。这说明软标签并不能让模型「学得更准」，只是在同等训练量下抑制过度自信。提升准确率仍需依靠训练量或数据量。</w:t>
       </w:r>
     </w:p>
     <w:p>
@@ -4717,7 +9583,7 @@
           <w:b w:val="0"/>
           <w:sz w:val="21"/>
         </w:rPr>
-        <w:t>R3 的 2 条提升全部落在 multi_hop，而该族没有任何训练数据；27B 在同一族同样是 +3。合理的解释是：多跳推理依赖的是一种可泛化的证据整合能力，被数值推理和轨迹判定数据中的组合式判断间接强化，而非依赖针对该族的专门监督。</w:t>
+        <w:t>R3 的 2 条提升全部落在 multi_hop，而该族没有任何训练数据；27B 在同一族同样 +3。合理的解释是：多跳推理依赖一种可泛化的证据整合能力，被数值推理与轨迹判定数据中的组合式判断间接强化，而非依赖针对该族的专门监督。</w:t>
       </w:r>
     </w:p>
     <w:p>
@@ -4744,7 +9610,171 @@
           <w:b w:val="0"/>
           <w:sz w:val="21"/>
         </w:rPr>
-        <w:t>拟合出的温度本身即反映了模型的自信程度：基线 0.97（接近理想）、R1 2.23（需降温 2 倍以上，严重过度自信）、R3 1.31（轻度）。由于拟合只需一份带标签的样本和一次一维搜索，建议将其作为微调后的例行检查项。</w:t>
+        <w:t>拟合出的温度本身即反映模型的自信程度：基线 0.97（接近理想）、R1 2.23（需降温两倍以上，严重过度自信）、R3 1.31（轻度）。由于拟合只需一份带标签样本和一次一维搜索，建议将其作为微调后的例行检查项。</w:t>
+      </w:r>
+    </w:p>
+    <w:p>
+      <w:pPr>
+        <w:spacing w:before="200" w:after="100"/>
+      </w:pPr>
+      <w:r>
+        <w:rPr>
+          <w:rFonts w:ascii="黑体" w:hAnsi="黑体" w:eastAsia="黑体"/>
+          <w:b/>
+          <w:sz w:val="25"/>
+        </w:rPr>
+        <w:t>5.4  为什么「准确率没掉」与「不敢用」可以同时成立</w:t>
+      </w:r>
+    </w:p>
+    <w:p>
+      <w:pPr>
+        <w:spacing w:after="120" w:line="336" w:lineRule="auto"/>
+        <w:ind w:firstLine="420"/>
+      </w:pPr>
+      <w:r>
+        <w:rPr>
+          <w:rFonts w:ascii="宋体" w:hAnsi="宋体" w:eastAsia="宋体"/>
+          <w:b w:val="0"/>
+          <w:sz w:val="21"/>
+        </w:rPr>
+        <w:t>两个结论看似矛盾，实则指向不同的失败模式。准确率衡量的是「平均能对多少」，在 1,200 条难负集上，微调版的净损失只有 6 条，统计上不显著；而路由关心的是「在我说很确定的那部分里错了多少」，同一批数据上这个数字翻了一倍。一个模型可以整体不变笨，却变得更爱在难题上逞强——这正是过度自信的定义。</w:t>
+      </w:r>
+    </w:p>
+    <w:p>
+      <w:pPr>
+        <w:spacing w:after="120" w:line="336" w:lineRule="auto"/>
+        <w:ind w:firstLine="420"/>
+      </w:pPr>
+      <w:r>
+        <w:rPr>
+          <w:rFonts w:ascii="宋体" w:hAnsi="宋体" w:eastAsia="宋体"/>
+          <w:b w:val="0"/>
+          <w:sz w:val="21"/>
+        </w:rPr>
+        <w:t>这也解释了为什么单看 ECE 会误判。ECE 是全区间加权平均，被大量高置信正确样本稀释；而 0.9 以上那一段才是决策实际发生的地方。建议报告校准时同时给出分区间数据，而不是只给一个标量。</w:t>
+      </w:r>
+    </w:p>
+    <w:p>
+      <w:pPr>
+        <w:spacing w:before="200" w:after="100"/>
+      </w:pPr>
+      <w:r>
+        <w:rPr>
+          <w:rFonts w:ascii="黑体" w:hAnsi="黑体" w:eastAsia="黑体"/>
+          <w:b/>
+          <w:sz w:val="25"/>
+        </w:rPr>
+        <w:t>5.5  部署口径建议</w:t>
+      </w:r>
+    </w:p>
+    <w:p>
+      <w:pPr>
+        <w:pStyle w:val="ListBullet"/>
+        <w:spacing w:after="60" w:line="324" w:lineRule="auto"/>
+      </w:pPr>
+      <w:r>
+        <w:rPr>
+          <w:rFonts w:ascii="宋体" w:hAnsi="宋体" w:eastAsia="宋体"/>
+          <w:b/>
+          <w:sz w:val="21"/>
+        </w:rPr>
+        <w:t>按流量分层，不要用一个全局阈值。</w:t>
+      </w:r>
+      <w:r>
+        <w:rPr>
+          <w:rFonts w:ascii="宋体" w:hAnsi="宋体" w:eastAsia="宋体"/>
+          <w:b w:val="0"/>
+          <w:sz w:val="21"/>
+        </w:rPr>
+        <w:t xml:space="preserve"> 简单流量沿用 0.9；难流量按表 10 重新选点，或直接采用表 11 的分层策略。</w:t>
+      </w:r>
+    </w:p>
+    <w:p>
+      <w:pPr>
+        <w:pStyle w:val="ListBullet"/>
+        <w:spacing w:after="60" w:line="324" w:lineRule="auto"/>
+      </w:pPr>
+      <w:r>
+        <w:rPr>
+          <w:rFonts w:ascii="宋体" w:hAnsi="宋体" w:eastAsia="宋体"/>
+          <w:b/>
+          <w:sz w:val="21"/>
+        </w:rPr>
+        <w:t>用 margin 做难度探针。</w:t>
+      </w:r>
+      <w:r>
+        <w:rPr>
+          <w:rFonts w:ascii="宋体" w:hAnsi="宋体" w:eastAsia="宋体"/>
+          <w:b w:val="0"/>
+          <w:sz w:val="21"/>
+        </w:rPr>
+        <w:t xml:space="preserve"> top-1 与 top-2 的概率差无需标签、无需额外模型，低 margin 半区的错题率高 20 倍以上，足以驱动分层。</w:t>
+      </w:r>
+    </w:p>
+    <w:p>
+      <w:pPr>
+        <w:pStyle w:val="ListBullet"/>
+        <w:spacing w:after="60" w:line="324" w:lineRule="auto"/>
+      </w:pPr>
+      <w:r>
+        <w:rPr>
+          <w:rFonts w:ascii="宋体" w:hAnsi="宋体" w:eastAsia="宋体"/>
+          <w:b/>
+          <w:sz w:val="21"/>
+        </w:rPr>
+        <w:t>先定目标精度，再反解阈值。</w:t>
+      </w:r>
+      <w:r>
+        <w:rPr>
+          <w:rFonts w:ascii="宋体" w:hAnsi="宋体" w:eastAsia="宋体"/>
+          <w:b w:val="0"/>
+          <w:sz w:val="21"/>
+        </w:rPr>
+        <w:t xml:space="preserve"> 不要先设阈值再看精度——后者无法回答「这个阈值够不够」。</w:t>
+      </w:r>
+    </w:p>
+    <w:p>
+      <w:pPr>
+        <w:pStyle w:val="ListBullet"/>
+        <w:spacing w:after="60" w:line="324" w:lineRule="auto"/>
+      </w:pPr>
+      <w:r>
+        <w:rPr>
+          <w:rFonts w:ascii="宋体" w:hAnsi="宋体" w:eastAsia="宋体"/>
+          <w:b/>
+          <w:sz w:val="21"/>
+        </w:rPr>
+        <w:t>区分「阈值没调对」与「模型不达标」。</w:t>
+      </w:r>
+      <w:r>
+        <w:rPr>
+          <w:rFonts w:ascii="宋体" w:hAnsi="宋体" w:eastAsia="宋体"/>
+          <w:b w:val="0"/>
+          <w:sz w:val="21"/>
+        </w:rPr>
+        <w:t xml:space="preserve"> 若目标精度在任何阈值下都达不到（如 R3 在难流量上求 99%），调参无用，只能提高阈值到放弃大部分流量、换更强模型、或重新训练。</w:t>
+      </w:r>
+    </w:p>
+    <w:p>
+      <w:pPr>
+        <w:pStyle w:val="ListBullet"/>
+        <w:spacing w:after="60" w:line="324" w:lineRule="auto"/>
+      </w:pPr>
+      <w:r>
+        <w:rPr>
+          <w:rFonts w:ascii="宋体" w:hAnsi="宋体" w:eastAsia="宋体"/>
+          <w:b/>
+          <w:sz w:val="21"/>
+        </w:rPr>
+        <w:t>微调后必须重估阈值。</w:t>
+      </w:r>
+      <w:r>
+        <w:rPr>
+          <w:rFonts w:ascii="宋体" w:hAnsi="宋体" w:eastAsia="宋体"/>
+          <w:b w:val="0"/>
+          <w:sz w:val="21"/>
+        </w:rPr>
+        <w:t xml:space="preserve"> 本项目基线在 0.9 上勉强可用（96.52%），微调版同阈值只有 93.14%；沿用旧阈值等于静默降低质量。</w:t>
       </w:r>
     </w:p>
     <w:p>
@@ -4771,7 +9801,7 @@
           <w:b w:val="0"/>
           <w:sz w:val="21"/>
         </w:rPr>
-        <w:t>温度在评测集（public-231）上拟合，属于测试集调参（仅 1 个自由度）。所报 ECE 应视为上界，正式结论需要独立校准集。</w:t>
+        <w:t>温度在 public-231 上拟合，属于测试集调参（仅 1 个自由度）。所报 ECE 应视为上界，正式结论需独立校准集。</w:t>
       </w:r>
     </w:p>
     <w:p>
@@ -4785,7 +9815,7 @@
           <w:b w:val="0"/>
           <w:sz w:val="21"/>
         </w:rPr>
-        <w:t>训练数据仅 1,166 条，为基座模型原始训练量的约 0.02%，+2 条的提升统计意义有限。</w:t>
+        <w:t>训练数据仅 1,166 条，约为基座原始训练量的 0.02%，+2 条的提升统计意义有限。</w:t>
       </w:r>
     </w:p>
     <w:p>
@@ -4799,7 +9829,7 @@
           <w:b w:val="0"/>
           <w:sz w:val="21"/>
         </w:rPr>
-        <w:t>R3 的 ECE（0.0502）仍高于基线（0.0338）。路由曲线更优与全局校准更差这两个结论并存，不应只引用前者。</w:t>
+        <w:t>R3 的 ECE 在两套集合上均高于基线（public-231：0.0502 vs 0.0338；难负集：0.1625 vs 0.1272）。路由曲线更优与全局校准更差这两个结论并存，不应只引用前者。</w:t>
       </w:r>
     </w:p>
     <w:p>
@@ -4813,7 +9843,7 @@
           <w:b w:val="0"/>
           <w:sz w:val="21"/>
         </w:rPr>
-        <w:t>训练集与评测集分布不一致：前者为工具决策、数值推理与轨迹判定，后者为 18 个族的通用决策。</w:t>
+        <w:t>跨域随机负样本版已饱和（97.8–98.3%），分辨率仅 ±0.8 个点；难负版 banking77 降至 30.33%，接近「过难」边缘——8 选 1 的随机基线为 12.5%。</w:t>
       </w:r>
     </w:p>
     <w:p>
@@ -4827,7 +9857,35 @@
           <w:b w:val="0"/>
           <w:sz w:val="21"/>
         </w:rPr>
-        <w:t>路由表在 0.9 阈值下仅 175 条样本，置信区间较宽，千分位差异不应过度解读。</w:t>
+        <w:t>难负由 TF-IDF 选取而非语义相似度，词面近而语义远的类别可能被选入；clinc150 上三代模型均为 53–54%，该族缺乏区分度，疑与难负集中在同一 domain 有关。</w:t>
+      </w:r>
+    </w:p>
+    <w:p>
+      <w:pPr>
+        <w:pStyle w:val="ListBullet"/>
+        <w:spacing w:after="60" w:line="324" w:lineRule="auto"/>
+      </w:pPr>
+      <w:r>
+        <w:rPr>
+          <w:rFonts w:ascii="宋体" w:hAnsi="宋体" w:eastAsia="宋体"/>
+          <w:b w:val="0"/>
+          <w:sz w:val="21"/>
+        </w:rPr>
+        <w:t>跨域绝对值不可比文献：8 选 1 是构造协议，非原生 77/150 类全标签空间；且这些数据集可能在底座训练数据中，绝对水平可能偏高（模型间差值不受影响）。</w:t>
+      </w:r>
+    </w:p>
+    <w:p>
+      <w:pPr>
+        <w:pStyle w:val="ListBullet"/>
+        <w:spacing w:after="60" w:line="324" w:lineRule="auto"/>
+      </w:pPr>
+      <w:r>
+        <w:rPr>
+          <w:rFonts w:ascii="宋体" w:hAnsi="宋体" w:eastAsia="宋体"/>
+          <w:b w:val="0"/>
+          <w:sz w:val="21"/>
+        </w:rPr>
+        <w:t>分层阈值策略的两层分界取的是本数据集的中位数，实际部署需按真实流量分布重新确定。</w:t>
       </w:r>
     </w:p>
     <w:p>
@@ -4882,7 +9940,37 @@
           <w:b w:val="0"/>
           <w:sz w:val="21"/>
         </w:rPr>
-        <w:t>温度缩放能在不改变准确率的前提下把校准拉回可用区间，且该机制在推理引擎中原生支持、无需改代码。综合来看，软标签 + 适度训练量 + 温度缩放是当前数据规模下兼顾准确率与路由可用性的较优组合；若要进一步突破准确率，主要制约是训练数据规模与对弱项族的覆盖，而非训练方法本身。</w:t>
+        <w:t>跨域评测揭示了更重要的限制。微调没有让模型变笨（两套难度上准确率均无显著退化），但让它在难样本上更爱逞强：高置信错误翻倍，采纳精度下降 3.4 个百分点。温度缩放能修掉整体尺度偏移，却修不掉难样本上的局部过度自信。</w:t>
+      </w:r>
+    </w:p>
+    <w:p>
+      <w:pPr>
+        <w:spacing w:after="120" w:line="336" w:lineRule="auto"/>
+        <w:ind w:firstLine="420"/>
+      </w:pPr>
+      <w:r>
+        <w:rPr>
+          <w:rFonts w:ascii="宋体" w:hAnsi="宋体" w:eastAsia="宋体"/>
+          <w:b w:val="0"/>
+          <w:sz w:val="21"/>
+        </w:rPr>
+        <w:t>因此，对这类模型做适配后，</w:t>
+      </w:r>
+      <w:r>
+        <w:rPr>
+          <w:rFonts w:ascii="宋体" w:hAnsi="宋体" w:eastAsia="宋体"/>
+          <w:b/>
+          <w:sz w:val="21"/>
+        </w:rPr>
+        <w:t>必须重新标定部署阈值</w:t>
+      </w:r>
+      <w:r>
+        <w:rPr>
+          <w:rFonts w:ascii="宋体" w:hAnsi="宋体" w:eastAsia="宋体"/>
+          <w:b w:val="0"/>
+          <w:sz w:val="21"/>
+        </w:rPr>
+        <w:t>，并把「目标采纳精度 → 所需阈值 → 覆盖率代价」这条链路写进上线流程。若某个模型在目标精度下不存在可用工作点，那不是阈值问题，是模型不达标。</w:t>
       </w:r>
     </w:p>
     <w:p>
@@ -4910,6 +9998,20 @@
           <w:sz w:val="21"/>
         </w:rPr>
         <w:t>训练配置（R3）：LoRA r=32、alpha=64、dropout=0.05，仅作用于 q/k/v/o 四个投影，可训练参数 7.86M（占 8,961.67M 的 0.088%）；max_len 4096、batch_tokens 2048、epochs 2、lr 1e-5、brier_weight 1.0。单卡 H100 80GB，峰值显存 18.0GB，947 步耗时 374 秒。</w:t>
+      </w:r>
+    </w:p>
+    <w:p>
+      <w:pPr>
+        <w:spacing w:after="120" w:line="336" w:lineRule="auto"/>
+        <w:ind w:firstLine="420"/>
+      </w:pPr>
+      <w:r>
+        <w:rPr>
+          <w:rFonts w:ascii="宋体" w:hAnsi="宋体" w:eastAsia="宋体"/>
+          <w:b w:val="0"/>
+          <w:sz w:val="21"/>
+        </w:rPr>
+        <w:t>评测：三个模型均以本机 bf16 自托管，同一 /v1/systemone 服务封装，1,200 条难负评测单卡串行全程 19 分钟。</w:t>
       </w:r>
     </w:p>
     <w:p>

--- a/docs/tech-report.docx
+++ b/docs/tech-report.docx
@@ -8001,6 +8001,59 @@
           <w:sz w:val="21"/>
         </w:rPr>
         <w:t>——任何阈值下都达不到，基线则可以（0.990 / 35.0%）。这是「调阈值」与「模型不行」的分界：前者可以靠调参数解决，后者不能。</w:t>
+      </w:r>
+    </w:p>
+    <w:p>
+      <w:pPr>
+        <w:jc w:val="center"/>
+      </w:pPr>
+      <w:r>
+        <w:drawing>
+          <wp:inline xmlns:a="http://schemas.openxmlformats.org/drawingml/2006/main" xmlns:pic="http://schemas.openxmlformats.org/drawingml/2006/picture">
+            <wp:extent cx="5616000" cy="2613938"/>
+            <wp:docPr id="2" name="Picture 2"/>
+            <wp:cNvGraphicFramePr>
+              <a:graphicFrameLocks noChangeAspect="1"/>
+            </wp:cNvGraphicFramePr>
+            <a:graphic>
+              <a:graphicData uri="http://schemas.openxmlformats.org/drawingml/2006/picture">
+                <pic:pic>
+                  <pic:nvPicPr>
+                    <pic:cNvPr id="0" name="threshold_curves.png"/>
+                    <pic:cNvPicPr/>
+                  </pic:nvPicPr>
+                  <pic:blipFill>
+                    <a:blip r:embed="rId10"/>
+                    <a:stretch>
+                      <a:fillRect/>
+                    </a:stretch>
+                  </pic:blipFill>
+                  <pic:spPr>
+                    <a:xfrm>
+                      <a:off x="0" y="0"/>
+                      <a:ext cx="5616000" cy="2613938"/>
+                    </a:xfrm>
+                    <a:prstGeom prst="rect"/>
+                  </pic:spPr>
+                </pic:pic>
+              </a:graphicData>
+            </a:graphic>
+          </wp:inline>
+        </w:drawing>
+      </w:r>
+    </w:p>
+    <w:p>
+      <w:pPr>
+        <w:spacing w:after="200"/>
+        <w:jc w:val="center"/>
+      </w:pPr>
+      <w:r>
+        <w:rPr>
+          <w:rFonts w:ascii="宋体" w:hAnsi="宋体" w:eastAsia="宋体"/>
+          <w:b w:val="0"/>
+          <w:sz w:val="18"/>
+        </w:rPr>
+        <w:t>图 2  阈值-精度曲线：同一阈值在两种流量上的含义完全不同。空心标记为 0.9 工作点；两个面板横轴范围不同，不可跨面板比水平位置</w:t>
       </w:r>
     </w:p>
     <w:p>
